--- a/PROJECT 2023/CS/HND/EVOTE/CHAPTER ONE.docx
+++ b/PROJECT 2023/CS/HND/EVOTE/CHAPTER ONE.docx
@@ -1,12 +1,152 @@
 
 <file path=word/document.xml><?xml version="1.0" encoding="utf-8"?>
-<w:document xmlns:wpc="http://schemas.microsoft.com/office/word/2010/wordprocessingCanvas" xmlns:cx="http://schemas.microsoft.com/office/drawing/2014/chartex" xmlns:cx1="http://schemas.microsoft.com/office/drawing/2015/9/8/chartex" xmlns:cx2="http://schemas.microsoft.com/office/drawing/2015/10/21/chartex" xmlns:cx3="http://schemas.microsoft.com/office/drawing/2016/5/9/chartex" xmlns:cx4="http://schemas.microsoft.com/office/drawing/2016/5/10/chartex" xmlns:cx5="http://schemas.microsoft.com/office/drawing/2016/5/11/chartex" xmlns:cx6="http://schemas.microsoft.com/office/drawing/2016/5/12/chartex" xmlns:cx7="http://schemas.microsoft.com/office/drawing/2016/5/13/chartex" xmlns:cx8="http://schemas.microsoft.com/office/drawing/2016/5/14/chartex" xmlns:mc="http://schemas.openxmlformats.org/markup-compatibility/2006" xmlns:aink="http://schemas.microsoft.com/office/drawing/2016/ink" xmlns:am3d="http://schemas.microsoft.com/office/drawing/2017/model3d" xmlns:o="urn:schemas-microsoft-com:office:office" xmlns:r="http://schemas.openxmlformats.org/officeDocument/2006/relationships" xmlns:m="http://schemas.openxmlformats.org/officeDocument/2006/math" xmlns:v="urn:schemas-microsoft-com:vml" xmlns:wp14="http://schemas.microsoft.com/office/word/2010/wordprocessingDrawing" xmlns:wp="http://schemas.openxmlformats.org/drawingml/2006/wordprocessingDrawing" xmlns:w10="urn:schemas-microsoft-com:office:word" xmlns:w="http://schemas.openxmlformats.org/wordprocessingml/2006/main" xmlns:w14="http://schemas.microsoft.com/office/word/2010/wordml" xmlns:w15="http://schemas.microsoft.com/office/word/2012/wordml" xmlns:w16cid="http://schemas.microsoft.com/office/word/2016/wordml/cid" xmlns:w16se="http://schemas.microsoft.com/office/word/2015/wordml/symex" xmlns:wpg="http://schemas.microsoft.com/office/word/2010/wordprocessingGroup" xmlns:wpi="http://schemas.microsoft.com/office/word/2010/wordprocessingInk" xmlns:wne="http://schemas.microsoft.com/office/word/2006/wordml" xmlns:wps="http://schemas.microsoft.com/office/word/2010/wordprocessingShape" mc:Ignorable="w14 w15 w16se w16cid wp14">
+<w:document xmlns:wpc="http://schemas.microsoft.com/office/word/2010/wordprocessingCanvas" xmlns:cx="http://schemas.microsoft.com/office/drawing/2014/chartex" xmlns:cx1="http://schemas.microsoft.com/office/drawing/2015/9/8/chartex" xmlns:cx2="http://schemas.microsoft.com/office/drawing/2015/10/21/chartex" xmlns:cx3="http://schemas.microsoft.com/office/drawing/2016/5/9/chartex" xmlns:cx4="http://schemas.microsoft.com/office/drawing/2016/5/10/chartex" xmlns:cx5="http://schemas.microsoft.com/office/drawing/2016/5/11/chartex" xmlns:cx6="http://schemas.microsoft.com/office/drawing/2016/5/12/chartex" xmlns:cx7="http://schemas.microsoft.com/office/drawing/2016/5/13/chartex" xmlns:cx8="http://schemas.microsoft.com/office/drawing/2016/5/14/chartex" xmlns:mc="http://schemas.openxmlformats.org/markup-compatibility/2006" xmlns:aink="http://schemas.microsoft.com/office/drawing/2016/ink" xmlns:am3d="http://schemas.microsoft.com/office/drawing/2017/model3d" xmlns:o="urn:schemas-microsoft-com:office:office" xmlns:oel="http://schemas.microsoft.com/office/2019/extlst" xmlns:r="http://schemas.openxmlformats.org/officeDocument/2006/relationships" xmlns:m="http://schemas.openxmlformats.org/officeDocument/2006/math" xmlns:v="urn:schemas-microsoft-com:vml" xmlns:wp14="http://schemas.microsoft.com/office/word/2010/wordprocessingDrawing" xmlns:wp="http://schemas.openxmlformats.org/drawingml/2006/wordprocessingDrawing" xmlns:w10="urn:schemas-microsoft-com:office:word" xmlns:w="http://schemas.openxmlformats.org/wordprocessingml/2006/main" xmlns:w14="http://schemas.microsoft.com/office/word/2010/wordml" xmlns:w15="http://schemas.microsoft.com/office/word/2012/wordml" xmlns:w16cei="http://schemas.microsoft.com/office/word/2026/wordml/cei" xmlns:w16cex="http://schemas.microsoft.com/office/word/2018/wordml/cex" xmlns:w16cid="http://schemas.microsoft.com/office/word/2016/wordml/cid" xmlns:w16="http://schemas.microsoft.com/office/word/2018/wordml" xmlns:w16du="http://schemas.microsoft.com/office/word/2023/wordml/word16du" xmlns:w16sdtdh="http://schemas.microsoft.com/office/word/2020/wordml/sdtdatahash" xmlns:w16sdtfl="http://schemas.microsoft.com/office/word/2024/wordml/sdtformatlock" xmlns:w16se="http://schemas.microsoft.com/office/word/2015/wordml/symex" xmlns:wpg="http://schemas.microsoft.com/office/word/2010/wordprocessingGroup" xmlns:wpi="http://schemas.microsoft.com/office/word/2010/wordprocessingInk" xmlns:wne="http://schemas.microsoft.com/office/word/2006/wordml" xmlns:wps="http://schemas.microsoft.com/office/word/2010/wordprocessingShape" mc:Ignorable="w14 w15 w16se w16cid w16 w16cex w16sdtdh w16sdtfl w16du wp14">
   <w:body>
-    <w:bookmarkStart w:id="0" w:name="_Toc145331630"/>
+    <w:p>
+      <w:pPr>
+        <w:spacing w:after="0" w:line="240" w:lineRule="auto"/>
+        <w:jc w:val="center"/>
+        <w:rPr>
+          <w:rFonts w:ascii="Times New Roman" w:hAnsi="Times New Roman" w:cs="Times New Roman"/>
+          <w:b/>
+          <w:color w:val="1A1A1A" w:themeColor="background1" w:themeShade="1A"/>
+          <w:sz w:val="24"/>
+          <w:szCs w:val="24"/>
+        </w:rPr>
+      </w:pPr>
+      <w:r>
+        <w:rPr>
+          <w:rFonts w:ascii="Times New Roman" w:hAnsi="Times New Roman" w:cs="Times New Roman"/>
+          <w:b/>
+          <w:bCs/>
+          <w:caps/>
+          <w:color w:val="1A1A1A" w:themeColor="background1" w:themeShade="1A"/>
+          <w:sz w:val="24"/>
+        </w:rPr>
+        <w:t>DESIGN AND IMPLEMENTATION OF AN E-VOTING SYSTEM</w:t>
+      </w:r>
+      <w:r>
+        <w:rPr>
+          <w:rFonts w:ascii="Times New Roman" w:hAnsi="Times New Roman" w:cs="Times New Roman"/>
+          <w:b/>
+          <w:bCs/>
+          <w:caps/>
+          <w:color w:val="1A1A1A" w:themeColor="background1" w:themeShade="1A"/>
+          <w:sz w:val="24"/>
+        </w:rPr>
+        <w:br/>
+        <w:t>(CASE STUDY NACOSS, FEDERAL POLYTECHNIC, MUBI)</w:t>
+      </w:r>
+    </w:p>
+    <w:p>
+      <w:pPr>
+        <w:spacing w:after="0" w:line="240" w:lineRule="auto"/>
+        <w:jc w:val="center"/>
+        <w:rPr>
+          <w:rFonts w:ascii="Times New Roman" w:hAnsi="Times New Roman" w:cs="Times New Roman"/>
+          <w:b/>
+          <w:color w:val="1A1A1A" w:themeColor="background1" w:themeShade="1A"/>
+          <w:sz w:val="24"/>
+          <w:szCs w:val="24"/>
+        </w:rPr>
+      </w:pPr>
+    </w:p>
+    <w:p>
+      <w:pPr>
+        <w:spacing w:after="0" w:line="240" w:lineRule="auto"/>
+        <w:jc w:val="center"/>
+        <w:rPr>
+          <w:rFonts w:ascii="Times New Roman" w:hAnsi="Times New Roman" w:cs="Times New Roman"/>
+          <w:b/>
+          <w:color w:val="1A1A1A" w:themeColor="background1" w:themeShade="1A"/>
+          <w:sz w:val="24"/>
+          <w:szCs w:val="24"/>
+        </w:rPr>
+      </w:pPr>
+    </w:p>
+    <w:p>
+      <w:pPr>
+        <w:spacing w:after="0" w:line="240" w:lineRule="auto"/>
+        <w:jc w:val="center"/>
+        <w:rPr>
+          <w:rFonts w:ascii="Times New Roman" w:hAnsi="Times New Roman" w:cs="Times New Roman"/>
+          <w:b/>
+          <w:color w:val="1A1A1A" w:themeColor="background1" w:themeShade="1A"/>
+          <w:sz w:val="24"/>
+          <w:szCs w:val="24"/>
+        </w:rPr>
+      </w:pPr>
+    </w:p>
+    <w:p>
+      <w:pPr>
+        <w:spacing w:after="0" w:line="240" w:lineRule="auto"/>
+        <w:jc w:val="center"/>
+        <w:rPr>
+          <w:rFonts w:ascii="Times New Roman" w:hAnsi="Times New Roman" w:cs="Times New Roman"/>
+          <w:b/>
+          <w:color w:val="1A1A1A" w:themeColor="background1" w:themeShade="1A"/>
+          <w:sz w:val="24"/>
+          <w:szCs w:val="24"/>
+        </w:rPr>
+      </w:pPr>
+    </w:p>
+    <w:p>
+      <w:pPr>
+        <w:spacing w:after="0" w:line="240" w:lineRule="auto"/>
+        <w:jc w:val="center"/>
+        <w:rPr>
+          <w:rFonts w:ascii="Times New Roman" w:hAnsi="Times New Roman" w:cs="Times New Roman"/>
+          <w:b/>
+          <w:color w:val="1A1A1A" w:themeColor="background1" w:themeShade="1A"/>
+          <w:sz w:val="24"/>
+          <w:szCs w:val="24"/>
+        </w:rPr>
+      </w:pPr>
+    </w:p>
+    <w:p>
+      <w:pPr>
+        <w:spacing w:after="0" w:line="240" w:lineRule="auto"/>
+        <w:jc w:val="center"/>
+        <w:rPr>
+          <w:rFonts w:ascii="Times New Roman" w:hAnsi="Times New Roman" w:cs="Times New Roman"/>
+          <w:b/>
+          <w:color w:val="1A1A1A" w:themeColor="background1" w:themeShade="1A"/>
+          <w:sz w:val="24"/>
+          <w:szCs w:val="24"/>
+        </w:rPr>
+      </w:pPr>
+    </w:p>
+    <w:p>
+      <w:pPr>
+        <w:spacing w:after="0" w:line="240" w:lineRule="auto"/>
+        <w:jc w:val="center"/>
+        <w:rPr>
+          <w:rFonts w:ascii="Times New Roman" w:hAnsi="Times New Roman" w:cs="Times New Roman"/>
+          <w:b/>
+          <w:color w:val="1A1A1A" w:themeColor="background1" w:themeShade="1A"/>
+          <w:sz w:val="24"/>
+          <w:szCs w:val="24"/>
+        </w:rPr>
+      </w:pPr>
+    </w:p>
+    <w:p>
+      <w:pPr>
+        <w:spacing w:after="0" w:line="240" w:lineRule="auto"/>
+        <w:jc w:val="center"/>
+        <w:rPr>
+          <w:rFonts w:ascii="Times New Roman" w:hAnsi="Times New Roman" w:cs="Times New Roman"/>
+          <w:b/>
+          <w:color w:val="1A1A1A" w:themeColor="background1" w:themeShade="1A"/>
+          <w:sz w:val="24"/>
+          <w:szCs w:val="24"/>
+        </w:rPr>
+      </w:pPr>
+    </w:p>
     <w:p>
       <w:pPr>
         <w:pStyle w:val="Heading1"/>
       </w:pPr>
+      <w:bookmarkStart w:id="0" w:name="_Toc145331630"/>
       <w:r>
         <w:rPr>
           <w:noProof/>
@@ -14,7 +154,7 @@
         <mc:AlternateContent>
           <mc:Choice Requires="wps">
             <w:drawing>
-              <wp:anchor distT="0" distB="0" distL="114300" distR="114300" simplePos="0" relativeHeight="251682816" behindDoc="0" locked="0" layoutInCell="1" allowOverlap="1" wp14:anchorId="2ED41857" wp14:editId="15FDB0D9">
+              <wp:anchor distT="0" distB="0" distL="114300" distR="114300" simplePos="0" relativeHeight="251682816" behindDoc="0" locked="0" layoutInCell="1" allowOverlap="1" wp14:anchorId="0AAF9EF4" wp14:editId="0E71B7D5">
                 <wp:simplePos x="0" y="0"/>
                 <wp:positionH relativeFrom="margin">
                   <wp:align>center</wp:align>
@@ -71,11 +211,11 @@
           </mc:Choice>
           <mc:Fallback>
             <w:pict>
-              <v:shapetype w14:anchorId="2ED41857" id="_x0000_t202" coordsize="21600,21600" o:spt="202" path="m,l,21600r21600,l21600,xe">
+              <v:shapetype w14:anchorId="0AAF9EF4" id="_x0000_t202" coordsize="21600,21600" o:spt="202" path="m,l,21600r21600,l21600,xe">
                 <v:stroke joinstyle="miter"/>
                 <v:path gradientshapeok="t" o:connecttype="rect"/>
               </v:shapetype>
-              <v:shape id="Text Box 3" o:spid="_x0000_s1026" type="#_x0000_t202" style="position:absolute;left:0;text-align:left;margin-left:0;margin-top:-15.25pt;width:150.55pt;height:48pt;z-index:251682816;visibility:visible;mso-wrap-style:square;mso-width-percent:0;mso-height-percent:0;mso-wrap-distance-left:9pt;mso-wrap-distance-top:0;mso-wrap-distance-right:9pt;mso-wrap-distance-bottom:0;mso-position-horizontal:center;mso-position-horizontal-relative:margin;mso-position-vertical:absolute;mso-position-vertical-relative:text;mso-width-percent:0;mso-height-percent:0;mso-width-relative:page;mso-height-relative:page;v-text-anchor:top" o:gfxdata="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" fillcolor="white [3201]" stroked="f" strokeweight=".5pt">
+              <v:shape id="Text Box 3" o:spid="_x0000_s1026" type="#_x0000_t202" style="position:absolute;left:0;text-align:left;margin-left:0;margin-top:-15.25pt;width:150.55pt;height:48pt;z-index:251682816;visibility:visible;mso-wrap-style:square;mso-width-percent:0;mso-height-percent:0;mso-wrap-distance-left:9pt;mso-wrap-distance-top:0;mso-wrap-distance-right:9pt;mso-wrap-distance-bottom:0;mso-position-horizontal:center;mso-position-horizontal-relative:margin;mso-position-vertical:absolute;mso-position-vertical-relative:text;mso-width-percent:0;mso-height-percent:0;mso-width-relative:page;mso-height-relative:page;v-text-anchor:top" o:gfxdata="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" fillcolor="white [3201]" stroked="f" strokeweight=".5pt">
                 <v:textbox>
                   <w:txbxContent>
                     <w:p/>
@@ -104,146 +244,6 @@
           <w:szCs w:val="24"/>
         </w:rPr>
       </w:pPr>
-      <w:r>
-        <w:rPr>
-          <w:rFonts w:ascii="Times New Roman" w:hAnsi="Times New Roman" w:cs="Times New Roman"/>
-          <w:b/>
-          <w:bCs/>
-          <w:caps/>
-          <w:color w:val="1A1A1A" w:themeColor="background1" w:themeShade="1A"/>
-          <w:sz w:val="24"/>
-        </w:rPr>
-        <w:t>DESIGN AND IMPLEMENTATION OF AN E-VOTING SYSTEM</w:t>
-      </w:r>
-      <w:r>
-        <w:rPr>
-          <w:rFonts w:ascii="Times New Roman" w:hAnsi="Times New Roman" w:cs="Times New Roman"/>
-          <w:b/>
-          <w:bCs/>
-          <w:caps/>
-          <w:color w:val="1A1A1A" w:themeColor="background1" w:themeShade="1A"/>
-          <w:sz w:val="24"/>
-        </w:rPr>
-        <w:br/>
-        <w:t>(CASE STUDY NACOSS, FEDERAL POLYTECHNIC, MUBI)</w:t>
-      </w:r>
-    </w:p>
-    <w:p>
-      <w:pPr>
-        <w:spacing w:after="0" w:line="240" w:lineRule="auto"/>
-        <w:jc w:val="center"/>
-        <w:rPr>
-          <w:rFonts w:ascii="Times New Roman" w:hAnsi="Times New Roman" w:cs="Times New Roman"/>
-          <w:b/>
-          <w:color w:val="1A1A1A" w:themeColor="background1" w:themeShade="1A"/>
-          <w:sz w:val="24"/>
-          <w:szCs w:val="24"/>
-        </w:rPr>
-      </w:pPr>
-    </w:p>
-    <w:p>
-      <w:pPr>
-        <w:spacing w:after="0" w:line="240" w:lineRule="auto"/>
-        <w:jc w:val="center"/>
-        <w:rPr>
-          <w:rFonts w:ascii="Times New Roman" w:hAnsi="Times New Roman" w:cs="Times New Roman"/>
-          <w:b/>
-          <w:color w:val="1A1A1A" w:themeColor="background1" w:themeShade="1A"/>
-          <w:sz w:val="24"/>
-          <w:szCs w:val="24"/>
-        </w:rPr>
-      </w:pPr>
-    </w:p>
-    <w:p>
-      <w:pPr>
-        <w:spacing w:after="0" w:line="240" w:lineRule="auto"/>
-        <w:jc w:val="center"/>
-        <w:rPr>
-          <w:rFonts w:ascii="Times New Roman" w:hAnsi="Times New Roman" w:cs="Times New Roman"/>
-          <w:b/>
-          <w:color w:val="1A1A1A" w:themeColor="background1" w:themeShade="1A"/>
-          <w:sz w:val="24"/>
-          <w:szCs w:val="24"/>
-        </w:rPr>
-      </w:pPr>
-    </w:p>
-    <w:p>
-      <w:pPr>
-        <w:spacing w:after="0" w:line="240" w:lineRule="auto"/>
-        <w:jc w:val="center"/>
-        <w:rPr>
-          <w:rFonts w:ascii="Times New Roman" w:hAnsi="Times New Roman" w:cs="Times New Roman"/>
-          <w:b/>
-          <w:color w:val="1A1A1A" w:themeColor="background1" w:themeShade="1A"/>
-          <w:sz w:val="24"/>
-          <w:szCs w:val="24"/>
-        </w:rPr>
-      </w:pPr>
-    </w:p>
-    <w:p>
-      <w:pPr>
-        <w:spacing w:after="0" w:line="240" w:lineRule="auto"/>
-        <w:jc w:val="center"/>
-        <w:rPr>
-          <w:rFonts w:ascii="Times New Roman" w:hAnsi="Times New Roman" w:cs="Times New Roman"/>
-          <w:b/>
-          <w:color w:val="1A1A1A" w:themeColor="background1" w:themeShade="1A"/>
-          <w:sz w:val="24"/>
-          <w:szCs w:val="24"/>
-        </w:rPr>
-      </w:pPr>
-    </w:p>
-    <w:p>
-      <w:pPr>
-        <w:spacing w:after="0" w:line="240" w:lineRule="auto"/>
-        <w:jc w:val="center"/>
-        <w:rPr>
-          <w:rFonts w:ascii="Times New Roman" w:hAnsi="Times New Roman" w:cs="Times New Roman"/>
-          <w:b/>
-          <w:color w:val="1A1A1A" w:themeColor="background1" w:themeShade="1A"/>
-          <w:sz w:val="24"/>
-          <w:szCs w:val="24"/>
-        </w:rPr>
-      </w:pPr>
-    </w:p>
-    <w:p>
-      <w:pPr>
-        <w:spacing w:after="0" w:line="240" w:lineRule="auto"/>
-        <w:jc w:val="center"/>
-        <w:rPr>
-          <w:rFonts w:ascii="Times New Roman" w:hAnsi="Times New Roman" w:cs="Times New Roman"/>
-          <w:b/>
-          <w:color w:val="1A1A1A" w:themeColor="background1" w:themeShade="1A"/>
-          <w:sz w:val="24"/>
-          <w:szCs w:val="24"/>
-        </w:rPr>
-      </w:pPr>
-    </w:p>
-    <w:p>
-      <w:pPr>
-        <w:spacing w:after="0" w:line="240" w:lineRule="auto"/>
-        <w:jc w:val="center"/>
-        <w:rPr>
-          <w:rFonts w:ascii="Times New Roman" w:hAnsi="Times New Roman" w:cs="Times New Roman"/>
-          <w:b/>
-          <w:color w:val="1A1A1A" w:themeColor="background1" w:themeShade="1A"/>
-          <w:sz w:val="24"/>
-          <w:szCs w:val="24"/>
-        </w:rPr>
-      </w:pPr>
-    </w:p>
-    <w:p>
-      <w:pPr>
-        <w:spacing w:after="0" w:line="240" w:lineRule="auto"/>
-        <w:jc w:val="center"/>
-        <w:rPr>
-          <w:rFonts w:ascii="Times New Roman" w:hAnsi="Times New Roman" w:cs="Times New Roman"/>
-          <w:b/>
-          <w:color w:val="1A1A1A" w:themeColor="background1" w:themeShade="1A"/>
-          <w:sz w:val="24"/>
-          <w:szCs w:val="24"/>
-        </w:rPr>
-      </w:pPr>
     </w:p>
     <w:p>
       <w:pPr>
@@ -888,8 +888,6 @@
         </w:rPr>
         <w:t>c</w:t>
       </w:r>
-      <w:bookmarkStart w:id="3" w:name="_GoBack"/>
-      <w:bookmarkEnd w:id="3"/>
       <w:r>
         <w:rPr>
           <w:rFonts w:ascii="Times New Roman" w:hAnsi="Times New Roman" w:cs="Times New Roman"/>
@@ -975,21 +973,8 @@
           <w:szCs w:val="24"/>
           <w:lang w:eastAsia="en-GB"/>
         </w:rPr>
-        <w:t xml:space="preserve"> </w:t>
-      </w:r>
-      <w:proofErr w:type="spellStart"/>
-      <w:r>
-        <w:rPr>
-          <w:rFonts w:ascii="Times New Roman" w:eastAsia="Times New Roman" w:hAnsi="Times New Roman" w:cs="Times New Roman"/>
-          <w:bCs/>
-          <w:color w:val="1A1A1A" w:themeColor="background1" w:themeShade="1A"/>
-          <w:sz w:val="24"/>
-          <w:szCs w:val="24"/>
-          <w:lang w:eastAsia="en-GB"/>
-        </w:rPr>
-        <w:t>Garba</w:t>
-      </w:r>
-      <w:proofErr w:type="spellEnd"/>
+        <w:t xml:space="preserve"> Garba</w:t>
+      </w:r>
       <w:r>
         <w:rPr>
           <w:rFonts w:ascii="Times New Roman" w:eastAsia="Times New Roman" w:hAnsi="Times New Roman" w:cs="Times New Roman"/>
@@ -1342,14 +1327,14 @@
       <w:pPr>
         <w:pStyle w:val="Heading1"/>
       </w:pPr>
-      <w:bookmarkStart w:id="4" w:name="_Toc517458342"/>
-      <w:bookmarkStart w:id="5" w:name="_Toc145331632"/>
+      <w:bookmarkStart w:id="3" w:name="_Toc517458342"/>
+      <w:bookmarkStart w:id="4" w:name="_Toc145331632"/>
       <w:r>
         <w:lastRenderedPageBreak/>
         <w:t>CERTIFICATION</w:t>
       </w:r>
+      <w:bookmarkEnd w:id="3"/>
       <w:bookmarkEnd w:id="4"/>
-      <w:bookmarkEnd w:id="5"/>
     </w:p>
     <w:p>
       <w:pPr>
@@ -1445,7 +1430,7 @@
           <w:color w:val="1A1A1A" w:themeColor="background1" w:themeShade="1A"/>
         </w:rPr>
       </w:pPr>
-      <w:bookmarkStart w:id="6" w:name="_Toc517458343"/>
+      <w:bookmarkStart w:id="5" w:name="_Toc517458343"/>
     </w:p>
     <w:p>
       <w:pPr>
@@ -1688,24 +1673,22 @@
           <w:b w:val="0"/>
           <w:color w:val="1A1A1A" w:themeColor="background1" w:themeShade="1A"/>
         </w:rPr>
-        <w:t>Mustapha</w:t>
+        <w:t xml:space="preserve">Mustapha </w:t>
       </w:r>
       <w:r>
         <w:rPr>
           <w:b w:val="0"/>
           <w:color w:val="1A1A1A" w:themeColor="background1" w:themeShade="1A"/>
         </w:rPr>
-        <w:t xml:space="preserve"> </w:t>
-      </w:r>
-      <w:proofErr w:type="spellStart"/>
+        <w:t>Kassim</w:t>
+      </w:r>
       <w:r>
         <w:rPr>
           <w:b w:val="0"/>
           <w:color w:val="1A1A1A" w:themeColor="background1" w:themeShade="1A"/>
         </w:rPr>
-        <w:t>Kassim</w:t>
-      </w:r>
-      <w:proofErr w:type="spellEnd"/>
+        <w:tab/>
+      </w:r>
       <w:r>
         <w:rPr>
           <w:b w:val="0"/>
@@ -1753,6 +1736,29 @@
           <w:b w:val="0"/>
           <w:color w:val="1A1A1A" w:themeColor="background1" w:themeShade="1A"/>
         </w:rPr>
+        <w:t>__________________</w:t>
+      </w:r>
+    </w:p>
+    <w:p>
+      <w:pPr>
+        <w:pStyle w:val="NoSpacing"/>
+        <w:rPr>
+          <w:b w:val="0"/>
+          <w:color w:val="1A1A1A" w:themeColor="background1" w:themeShade="1A"/>
+        </w:rPr>
+      </w:pPr>
+      <w:r>
+        <w:rPr>
+          <w:b w:val="0"/>
+          <w:color w:val="1A1A1A" w:themeColor="background1" w:themeShade="1A"/>
+        </w:rPr>
+        <w:t>(Head of Department)</w:t>
+      </w:r>
+      <w:r>
+        <w:rPr>
+          <w:b w:val="0"/>
+          <w:color w:val="1A1A1A" w:themeColor="background1" w:themeShade="1A"/>
+        </w:rPr>
         <w:tab/>
       </w:r>
       <w:r>
@@ -1760,7 +1766,56 @@
           <w:b w:val="0"/>
           <w:color w:val="1A1A1A" w:themeColor="background1" w:themeShade="1A"/>
         </w:rPr>
-        <w:t>__________________</w:t>
+        <w:tab/>
+      </w:r>
+      <w:r>
+        <w:rPr>
+          <w:b w:val="0"/>
+          <w:color w:val="1A1A1A" w:themeColor="background1" w:themeShade="1A"/>
+        </w:rPr>
+        <w:tab/>
+      </w:r>
+      <w:r>
+        <w:rPr>
+          <w:b w:val="0"/>
+          <w:color w:val="1A1A1A" w:themeColor="background1" w:themeShade="1A"/>
+        </w:rPr>
+        <w:tab/>
+      </w:r>
+      <w:r>
+        <w:rPr>
+          <w:b w:val="0"/>
+          <w:color w:val="1A1A1A" w:themeColor="background1" w:themeShade="1A"/>
+        </w:rPr>
+        <w:tab/>
+      </w:r>
+      <w:r>
+        <w:rPr>
+          <w:b w:val="0"/>
+          <w:color w:val="1A1A1A" w:themeColor="background1" w:themeShade="1A"/>
+        </w:rPr>
+        <w:tab/>
+      </w:r>
+      <w:r>
+        <w:rPr>
+          <w:b w:val="0"/>
+          <w:color w:val="1A1A1A" w:themeColor="background1" w:themeShade="1A"/>
+        </w:rPr>
+        <w:tab/>
+      </w:r>
+      <w:r>
+        <w:rPr>
+          <w:b w:val="0"/>
+          <w:color w:val="1A1A1A" w:themeColor="background1" w:themeShade="1A"/>
+        </w:rPr>
+        <w:tab/>
+      </w:r>
+      <w:r>
+        <w:rPr>
+          <w:b w:val="0"/>
+          <w:color w:val="1A1A1A" w:themeColor="background1" w:themeShade="1A"/>
+        </w:rPr>
+        <w:t>Sign/Date</w:t>
       </w:r>
     </w:p>
     <w:p>
@@ -1771,135 +1826,31 @@
           <w:color w:val="1A1A1A" w:themeColor="background1" w:themeShade="1A"/>
         </w:rPr>
       </w:pPr>
-      <w:r>
+    </w:p>
+    <w:p>
+      <w:pPr>
+        <w:pStyle w:val="NoSpacing"/>
         <w:rPr>
           <w:b w:val="0"/>
           <w:color w:val="1A1A1A" w:themeColor="background1" w:themeShade="1A"/>
         </w:rPr>
-        <w:t>(Head of Department)</w:t>
-      </w:r>
-      <w:r>
+      </w:pPr>
+    </w:p>
+    <w:p>
+      <w:pPr>
+        <w:pStyle w:val="NoSpacing"/>
         <w:rPr>
           <w:b w:val="0"/>
           <w:color w:val="1A1A1A" w:themeColor="background1" w:themeShade="1A"/>
         </w:rPr>
-        <w:tab/>
-      </w:r>
+      </w:pPr>
       <w:r>
         <w:rPr>
           <w:b w:val="0"/>
           <w:color w:val="1A1A1A" w:themeColor="background1" w:themeShade="1A"/>
         </w:rPr>
-        <w:tab/>
-      </w:r>
-      <w:r>
-        <w:rPr>
-          <w:b w:val="0"/>
-          <w:color w:val="1A1A1A" w:themeColor="background1" w:themeShade="1A"/>
-        </w:rPr>
-        <w:tab/>
-      </w:r>
-      <w:r>
-        <w:rPr>
-          <w:b w:val="0"/>
-          <w:color w:val="1A1A1A" w:themeColor="background1" w:themeShade="1A"/>
-        </w:rPr>
-        <w:tab/>
-      </w:r>
-      <w:r>
-        <w:rPr>
-          <w:b w:val="0"/>
-          <w:color w:val="1A1A1A" w:themeColor="background1" w:themeShade="1A"/>
-        </w:rPr>
-        <w:tab/>
-      </w:r>
-      <w:r>
-        <w:rPr>
-          <w:b w:val="0"/>
-          <w:color w:val="1A1A1A" w:themeColor="background1" w:themeShade="1A"/>
-        </w:rPr>
-        <w:tab/>
-      </w:r>
-      <w:r>
-        <w:rPr>
-          <w:b w:val="0"/>
-          <w:color w:val="1A1A1A" w:themeColor="background1" w:themeShade="1A"/>
-        </w:rPr>
-        <w:tab/>
-      </w:r>
-      <w:r>
-        <w:rPr>
-          <w:b w:val="0"/>
-          <w:color w:val="1A1A1A" w:themeColor="background1" w:themeShade="1A"/>
-        </w:rPr>
-        <w:tab/>
-      </w:r>
-      <w:r>
-        <w:rPr>
-          <w:b w:val="0"/>
-          <w:color w:val="1A1A1A" w:themeColor="background1" w:themeShade="1A"/>
-        </w:rPr>
-        <w:t>Sign/Date</w:t>
-      </w:r>
-    </w:p>
-    <w:p>
-      <w:pPr>
-        <w:pStyle w:val="NoSpacing"/>
-        <w:rPr>
-          <w:b w:val="0"/>
-          <w:color w:val="1A1A1A" w:themeColor="background1" w:themeShade="1A"/>
-        </w:rPr>
-      </w:pPr>
-    </w:p>
-    <w:p>
-      <w:pPr>
-        <w:pStyle w:val="NoSpacing"/>
-        <w:rPr>
-          <w:b w:val="0"/>
-          <w:color w:val="1A1A1A" w:themeColor="background1" w:themeShade="1A"/>
-        </w:rPr>
-      </w:pPr>
-    </w:p>
-    <w:p>
-      <w:pPr>
-        <w:pStyle w:val="NoSpacing"/>
-        <w:rPr>
-          <w:b w:val="0"/>
-          <w:color w:val="1A1A1A" w:themeColor="background1" w:themeShade="1A"/>
-        </w:rPr>
-      </w:pPr>
-      <w:r>
-        <w:rPr>
-          <w:b w:val="0"/>
-          <w:color w:val="1A1A1A" w:themeColor="background1" w:themeShade="1A"/>
-        </w:rPr>
-        <w:t xml:space="preserve">Mal. </w:t>
-      </w:r>
-      <w:proofErr w:type="spellStart"/>
-      <w:r>
-        <w:rPr>
-          <w:b w:val="0"/>
-          <w:color w:val="1A1A1A" w:themeColor="background1" w:themeShade="1A"/>
-        </w:rPr>
-        <w:t>Abdulrahaman</w:t>
-      </w:r>
-      <w:proofErr w:type="spellEnd"/>
-      <w:r>
-        <w:rPr>
-          <w:b w:val="0"/>
-          <w:color w:val="1A1A1A" w:themeColor="background1" w:themeShade="1A"/>
-        </w:rPr>
-        <w:t xml:space="preserve"> </w:t>
-      </w:r>
-      <w:proofErr w:type="spellStart"/>
-      <w:r>
-        <w:rPr>
-          <w:b w:val="0"/>
-          <w:color w:val="1A1A1A" w:themeColor="background1" w:themeShade="1A"/>
-        </w:rPr>
-        <w:t>Saidu</w:t>
-      </w:r>
-      <w:proofErr w:type="spellEnd"/>
+        <w:t>Mal. Abdulrahaman Saidu</w:t>
+      </w:r>
       <w:r>
         <w:rPr>
           <w:b w:val="0"/>
@@ -2062,15 +2013,15 @@
       <w:pPr>
         <w:pStyle w:val="Heading1"/>
       </w:pPr>
-      <w:bookmarkStart w:id="7" w:name="_Toc517458344"/>
-      <w:bookmarkStart w:id="8" w:name="_Toc145331633"/>
-      <w:bookmarkEnd w:id="6"/>
+      <w:bookmarkStart w:id="6" w:name="_Toc517458344"/>
+      <w:bookmarkStart w:id="7" w:name="_Toc145331633"/>
+      <w:bookmarkEnd w:id="5"/>
       <w:r>
         <w:lastRenderedPageBreak/>
         <w:t>DEDICATION</w:t>
       </w:r>
+      <w:bookmarkEnd w:id="6"/>
       <w:bookmarkEnd w:id="7"/>
-      <w:bookmarkEnd w:id="8"/>
     </w:p>
     <w:p>
       <w:pPr>
@@ -2146,17 +2097,17 @@
       <w:pPr>
         <w:pStyle w:val="Heading1"/>
       </w:pPr>
-      <w:bookmarkStart w:id="9" w:name="_Toc517458345"/>
-      <w:bookmarkStart w:id="10" w:name="_Toc145331634"/>
+      <w:bookmarkStart w:id="8" w:name="_Toc517458345"/>
+      <w:bookmarkStart w:id="9" w:name="_Toc145331634"/>
       <w:r>
         <w:lastRenderedPageBreak/>
         <w:t>ACKNOWLEDGEMENT</w:t>
       </w:r>
+      <w:bookmarkEnd w:id="8"/>
+      <w:r>
+        <w:t>S</w:t>
+      </w:r>
       <w:bookmarkEnd w:id="9"/>
-      <w:r>
-        <w:t>S</w:t>
-      </w:r>
-      <w:bookmarkEnd w:id="10"/>
     </w:p>
     <w:p>
       <w:pPr>
@@ -2254,21 +2205,8 @@
           <w:szCs w:val="24"/>
           <w:lang w:eastAsia="en-GB"/>
         </w:rPr>
-        <w:t xml:space="preserve"> </w:t>
-      </w:r>
-      <w:proofErr w:type="spellStart"/>
-      <w:r>
-        <w:rPr>
-          <w:rFonts w:ascii="Times New Roman" w:eastAsia="Times New Roman" w:hAnsi="Times New Roman" w:cs="Times New Roman"/>
-          <w:bCs/>
-          <w:color w:val="1A1A1A" w:themeColor="background1" w:themeShade="1A"/>
-          <w:sz w:val="24"/>
-          <w:szCs w:val="24"/>
-          <w:lang w:eastAsia="en-GB"/>
-        </w:rPr>
-        <w:t>Garba</w:t>
-      </w:r>
-      <w:proofErr w:type="spellEnd"/>
+        <w:t xml:space="preserve"> Garba</w:t>
+      </w:r>
       <w:r>
         <w:rPr>
           <w:rFonts w:ascii="Times New Roman" w:hAnsi="Times New Roman" w:cs="Times New Roman"/>
@@ -2326,25 +2264,14 @@
         </w:rPr>
         <w:t xml:space="preserve"> </w:t>
       </w:r>
-      <w:proofErr w:type="spellStart"/>
-      <w:r>
-        <w:rPr>
-          <w:rFonts w:ascii="Times New Roman" w:hAnsi="Times New Roman" w:cs="Times New Roman"/>
-          <w:color w:val="1A1A1A" w:themeColor="background1" w:themeShade="1A"/>
-          <w:sz w:val="24"/>
-          <w:szCs w:val="24"/>
-        </w:rPr>
-        <w:t>Kassim</w:t>
-      </w:r>
-      <w:proofErr w:type="spellEnd"/>
-      <w:r>
-        <w:rPr>
-          <w:rFonts w:ascii="Times New Roman" w:hAnsi="Times New Roman" w:cs="Times New Roman"/>
-          <w:color w:val="1A1A1A" w:themeColor="background1" w:themeShade="1A"/>
-          <w:sz w:val="24"/>
-          <w:szCs w:val="24"/>
-        </w:rPr>
-        <w:t xml:space="preserve"> </w:t>
+      <w:r>
+        <w:rPr>
+          <w:rFonts w:ascii="Times New Roman" w:hAnsi="Times New Roman" w:cs="Times New Roman"/>
+          <w:color w:val="1A1A1A" w:themeColor="background1" w:themeShade="1A"/>
+          <w:sz w:val="24"/>
+          <w:szCs w:val="24"/>
+        </w:rPr>
+        <w:t xml:space="preserve">Kassim </w:t>
       </w:r>
       <w:r>
         <w:rPr>
@@ -2475,7 +2402,7 @@
         <w:br w:type="page"/>
       </w:r>
     </w:p>
-    <w:bookmarkStart w:id="11" w:name="_Toc145331635" w:displacedByCustomXml="next"/>
+    <w:bookmarkStart w:id="10" w:name="_Toc145331635" w:displacedByCustomXml="next"/>
     <w:sdt>
       <w:sdtPr>
         <w:rPr>
@@ -2508,7 +2435,7 @@
           <w:r>
             <w:t>TABLE OF CONTENTS</w:t>
           </w:r>
-          <w:bookmarkEnd w:id="11"/>
+          <w:bookmarkEnd w:id="10"/>
         </w:p>
         <w:p>
           <w:pPr>
@@ -7655,16 +7582,16 @@
           <w:bCs/>
         </w:rPr>
       </w:pPr>
-      <w:bookmarkStart w:id="12" w:name="_Toc497727281"/>
-      <w:bookmarkStart w:id="13" w:name="_Toc459706764"/>
-      <w:bookmarkStart w:id="14" w:name="_Toc145331636"/>
+      <w:bookmarkStart w:id="11" w:name="_Toc497727281"/>
+      <w:bookmarkStart w:id="12" w:name="_Toc459706764"/>
+      <w:bookmarkStart w:id="13" w:name="_Toc145331636"/>
       <w:r>
         <w:lastRenderedPageBreak/>
         <w:t>LIST OF FIGURES</w:t>
       </w:r>
+      <w:bookmarkEnd w:id="11"/>
       <w:bookmarkEnd w:id="12"/>
       <w:bookmarkEnd w:id="13"/>
-      <w:bookmarkEnd w:id="14"/>
     </w:p>
     <w:p>
       <w:pPr>
@@ -9712,16 +9639,16 @@
           <w:bCs/>
         </w:rPr>
       </w:pPr>
-      <w:bookmarkStart w:id="15" w:name="_Toc497727282"/>
-      <w:bookmarkStart w:id="16" w:name="_Toc459706765"/>
-      <w:bookmarkStart w:id="17" w:name="_Toc145331637"/>
+      <w:bookmarkStart w:id="14" w:name="_Toc497727282"/>
+      <w:bookmarkStart w:id="15" w:name="_Toc459706765"/>
+      <w:bookmarkStart w:id="16" w:name="_Toc145331637"/>
       <w:r>
         <w:lastRenderedPageBreak/>
         <w:t>LIST OF TABLES</w:t>
       </w:r>
+      <w:bookmarkEnd w:id="14"/>
       <w:bookmarkEnd w:id="15"/>
       <w:bookmarkEnd w:id="16"/>
-      <w:bookmarkEnd w:id="17"/>
     </w:p>
     <w:p>
       <w:pPr>
@@ -10273,14 +10200,14 @@
         </w:rPr>
         <w:br w:type="page"/>
       </w:r>
-      <w:bookmarkStart w:id="18" w:name="_Toc517458346"/>
-      <w:bookmarkStart w:id="19" w:name="_Toc515887887"/>
+      <w:bookmarkStart w:id="17" w:name="_Toc517458346"/>
+      <w:bookmarkStart w:id="18" w:name="_Toc515887887"/>
     </w:p>
     <w:p>
       <w:pPr>
         <w:pStyle w:val="Heading1"/>
       </w:pPr>
-      <w:bookmarkStart w:id="20" w:name="_Toc145331638"/>
+      <w:bookmarkStart w:id="19" w:name="_Toc145331638"/>
       <w:r>
         <w:rPr>
           <w:rStyle w:val="Strong"/>
@@ -10290,9 +10217,9 @@
         <w:lastRenderedPageBreak/>
         <w:t>ABSTRACT</w:t>
       </w:r>
+      <w:bookmarkEnd w:id="17"/>
       <w:bookmarkEnd w:id="18"/>
       <w:bookmarkEnd w:id="19"/>
-      <w:bookmarkEnd w:id="20"/>
     </w:p>
     <w:p>
       <w:pPr>
@@ -10369,7 +10296,7 @@
         <w:pStyle w:val="Heading1"/>
         <w:spacing w:before="0"/>
       </w:pPr>
-      <w:bookmarkStart w:id="21" w:name="_Toc145331639"/>
+      <w:bookmarkStart w:id="20" w:name="_Toc145331639"/>
       <w:r>
         <w:lastRenderedPageBreak/>
         <w:t xml:space="preserve">CHAPTER </w:t>
@@ -10377,24 +10304,24 @@
       <w:r>
         <w:t>ONE</w:t>
       </w:r>
-      <w:bookmarkEnd w:id="21"/>
+      <w:bookmarkEnd w:id="20"/>
     </w:p>
     <w:p>
       <w:pPr>
         <w:pStyle w:val="Heading1"/>
         <w:spacing w:before="0"/>
       </w:pPr>
-      <w:bookmarkStart w:id="22" w:name="_Toc145331640"/>
+      <w:bookmarkStart w:id="21" w:name="_Toc145331640"/>
       <w:r>
         <w:t>INTRODUCTION</w:t>
       </w:r>
-      <w:bookmarkEnd w:id="22"/>
+      <w:bookmarkEnd w:id="21"/>
     </w:p>
     <w:p>
       <w:pPr>
         <w:pStyle w:val="Heading2"/>
       </w:pPr>
-      <w:bookmarkStart w:id="23" w:name="_Toc145331641"/>
+      <w:bookmarkStart w:id="22" w:name="_Toc145331641"/>
       <w:r>
         <w:t>1.1</w:t>
       </w:r>
@@ -10402,7 +10329,7 @@
         <w:tab/>
         <w:t>Background to the Study</w:t>
       </w:r>
-      <w:bookmarkEnd w:id="23"/>
+      <w:bookmarkEnd w:id="22"/>
     </w:p>
     <w:p>
       <w:pPr>
@@ -10446,23 +10373,7 @@
           <w:rFonts w:ascii="Times New Roman" w:hAnsi="Times New Roman" w:cs="Times New Roman"/>
           <w:sz w:val="24"/>
         </w:rPr>
-        <w:t xml:space="preserve"> (</w:t>
-      </w:r>
-      <w:proofErr w:type="spellStart"/>
-      <w:r>
-        <w:rPr>
-          <w:rFonts w:ascii="Times New Roman" w:hAnsi="Times New Roman" w:cs="Times New Roman"/>
-          <w:sz w:val="24"/>
-        </w:rPr>
-        <w:t>Kreischer</w:t>
-      </w:r>
-      <w:proofErr w:type="spellEnd"/>
-      <w:r>
-        <w:rPr>
-          <w:rFonts w:ascii="Times New Roman" w:hAnsi="Times New Roman" w:cs="Times New Roman"/>
-          <w:sz w:val="24"/>
-        </w:rPr>
-        <w:t xml:space="preserve"> &amp; Krimmer, 2021)</w:t>
+        <w:t xml:space="preserve"> (Kreischer &amp; Krimmer, 2021)</w:t>
       </w:r>
       <w:r>
         <w:rPr>
@@ -10516,23 +10427,7 @@
           <w:rFonts w:ascii="Times New Roman" w:hAnsi="Times New Roman" w:cs="Times New Roman"/>
           <w:sz w:val="24"/>
         </w:rPr>
-        <w:t xml:space="preserve"> &amp; </w:t>
-      </w:r>
-      <w:proofErr w:type="spellStart"/>
-      <w:r>
-        <w:rPr>
-          <w:rFonts w:ascii="Times New Roman" w:hAnsi="Times New Roman" w:cs="Times New Roman"/>
-          <w:sz w:val="24"/>
-        </w:rPr>
-        <w:t>Mentzas</w:t>
-      </w:r>
-      <w:proofErr w:type="spellEnd"/>
-      <w:r>
-        <w:rPr>
-          <w:rFonts w:ascii="Times New Roman" w:hAnsi="Times New Roman" w:cs="Times New Roman"/>
-          <w:sz w:val="24"/>
-        </w:rPr>
-        <w:t>, 2021).</w:t>
+        <w:t xml:space="preserve"> &amp; Mentzas, 2021).</w:t>
       </w:r>
     </w:p>
     <w:p>
@@ -10629,7 +10524,7 @@
       <w:pPr>
         <w:pStyle w:val="Heading2"/>
       </w:pPr>
-      <w:bookmarkStart w:id="24" w:name="_Toc145331642"/>
+      <w:bookmarkStart w:id="23" w:name="_Toc145331642"/>
       <w:r>
         <w:t xml:space="preserve">1.2 </w:t>
       </w:r>
@@ -10637,7 +10532,7 @@
         <w:tab/>
         <w:t>Problem Statement</w:t>
       </w:r>
-      <w:bookmarkEnd w:id="24"/>
+      <w:bookmarkEnd w:id="23"/>
       <w:r>
         <w:t xml:space="preserve"> </w:t>
       </w:r>
@@ -10726,7 +10621,7 @@
       <w:pPr>
         <w:pStyle w:val="Heading2"/>
       </w:pPr>
-      <w:bookmarkStart w:id="25" w:name="_Toc145331643"/>
+      <w:bookmarkStart w:id="24" w:name="_Toc145331643"/>
       <w:r>
         <w:t xml:space="preserve">1.3 </w:t>
       </w:r>
@@ -10734,7 +10629,7 @@
         <w:tab/>
         <w:t>Aim and Objectives</w:t>
       </w:r>
-      <w:bookmarkEnd w:id="25"/>
+      <w:bookmarkEnd w:id="24"/>
       <w:r>
         <w:t xml:space="preserve"> </w:t>
       </w:r>
@@ -10883,7 +10778,7 @@
       <w:pPr>
         <w:pStyle w:val="Heading2"/>
       </w:pPr>
-      <w:bookmarkStart w:id="26" w:name="_Toc145331644"/>
+      <w:bookmarkStart w:id="25" w:name="_Toc145331644"/>
       <w:r>
         <w:t xml:space="preserve">1.4 </w:t>
       </w:r>
@@ -10891,7 +10786,7 @@
         <w:tab/>
         <w:t>Significance of the Study</w:t>
       </w:r>
-      <w:bookmarkEnd w:id="26"/>
+      <w:bookmarkEnd w:id="25"/>
       <w:r>
         <w:t xml:space="preserve"> </w:t>
       </w:r>
@@ -10925,7 +10820,7 @@
       <w:pPr>
         <w:pStyle w:val="Heading2"/>
       </w:pPr>
-      <w:bookmarkStart w:id="27" w:name="_Toc145331645"/>
+      <w:bookmarkStart w:id="26" w:name="_Toc145331645"/>
       <w:r>
         <w:t xml:space="preserve">1.5 </w:t>
       </w:r>
@@ -10935,7 +10830,7 @@
       <w:r>
         <w:t>Scope of the Study</w:t>
       </w:r>
-      <w:bookmarkEnd w:id="27"/>
+      <w:bookmarkEnd w:id="26"/>
       <w:r>
         <w:t xml:space="preserve"> </w:t>
       </w:r>
@@ -10961,7 +10856,7 @@
       <w:pPr>
         <w:pStyle w:val="Heading2"/>
       </w:pPr>
-      <w:bookmarkStart w:id="28" w:name="_Toc145331646"/>
+      <w:bookmarkStart w:id="27" w:name="_Toc145331646"/>
       <w:r>
         <w:t>1.6</w:t>
       </w:r>
@@ -10969,7 +10864,7 @@
         <w:tab/>
         <w:t>Definition of Some Operational Terms</w:t>
       </w:r>
-      <w:bookmarkEnd w:id="28"/>
+      <w:bookmarkEnd w:id="27"/>
     </w:p>
     <w:p>
       <w:pPr>
@@ -11019,27 +10914,7 @@
           <w:szCs w:val="24"/>
           <w:lang w:eastAsia="en-GB"/>
         </w:rPr>
-        <w:t xml:space="preserve"> &amp; </w:t>
-      </w:r>
-      <w:proofErr w:type="spellStart"/>
-      <w:r>
-        <w:rPr>
-          <w:rFonts w:ascii="Times New Roman" w:eastAsia="Times New Roman" w:hAnsi="Times New Roman" w:cs="Times New Roman"/>
-          <w:sz w:val="24"/>
-          <w:szCs w:val="24"/>
-          <w:lang w:eastAsia="en-GB"/>
-        </w:rPr>
-        <w:t>Mentzas</w:t>
-      </w:r>
-      <w:proofErr w:type="spellEnd"/>
-      <w:r>
-        <w:rPr>
-          <w:rFonts w:ascii="Times New Roman" w:eastAsia="Times New Roman" w:hAnsi="Times New Roman" w:cs="Times New Roman"/>
-          <w:sz w:val="24"/>
-          <w:szCs w:val="24"/>
-          <w:lang w:eastAsia="en-GB"/>
-        </w:rPr>
-        <w:t>, 2021).</w:t>
+        <w:t xml:space="preserve"> &amp; Mentzas, 2021).</w:t>
       </w:r>
     </w:p>
     <w:p>
@@ -11108,27 +10983,7 @@
           <w:szCs w:val="24"/>
           <w:lang w:eastAsia="en-GB"/>
         </w:rPr>
-        <w:t xml:space="preserve"> &amp; </w:t>
-      </w:r>
-      <w:proofErr w:type="spellStart"/>
-      <w:r>
-        <w:rPr>
-          <w:rFonts w:ascii="Times New Roman" w:eastAsia="Times New Roman" w:hAnsi="Times New Roman" w:cs="Times New Roman"/>
-          <w:sz w:val="24"/>
-          <w:szCs w:val="24"/>
-          <w:lang w:eastAsia="en-GB"/>
-        </w:rPr>
-        <w:t>Mentzas</w:t>
-      </w:r>
-      <w:proofErr w:type="spellEnd"/>
-      <w:r>
-        <w:rPr>
-          <w:rFonts w:ascii="Times New Roman" w:eastAsia="Times New Roman" w:hAnsi="Times New Roman" w:cs="Times New Roman"/>
-          <w:sz w:val="24"/>
-          <w:szCs w:val="24"/>
-          <w:lang w:eastAsia="en-GB"/>
-        </w:rPr>
-        <w:t>, 2021).</w:t>
+        <w:t xml:space="preserve"> &amp; Mentzas, 2021).</w:t>
       </w:r>
     </w:p>
     <w:p>
@@ -11197,27 +11052,7 @@
           <w:szCs w:val="24"/>
           <w:lang w:eastAsia="en-GB"/>
         </w:rPr>
-        <w:t>(</w:t>
-      </w:r>
-      <w:proofErr w:type="spellStart"/>
-      <w:r>
-        <w:rPr>
-          <w:rFonts w:ascii="Times New Roman" w:eastAsia="Times New Roman" w:hAnsi="Times New Roman" w:cs="Times New Roman"/>
-          <w:sz w:val="24"/>
-          <w:szCs w:val="24"/>
-          <w:lang w:eastAsia="en-GB"/>
-        </w:rPr>
-        <w:t>Kreischer</w:t>
-      </w:r>
-      <w:proofErr w:type="spellEnd"/>
-      <w:r>
-        <w:rPr>
-          <w:rFonts w:ascii="Times New Roman" w:eastAsia="Times New Roman" w:hAnsi="Times New Roman" w:cs="Times New Roman"/>
-          <w:sz w:val="24"/>
-          <w:szCs w:val="24"/>
-          <w:lang w:eastAsia="en-GB"/>
-        </w:rPr>
-        <w:t xml:space="preserve"> &amp; Krimmer, 2021).</w:t>
+        <w:t>(Kreischer &amp; Krimmer, 2021).</w:t>
       </w:r>
     </w:p>
     <w:p>
@@ -11297,27 +11132,7 @@
           <w:szCs w:val="24"/>
           <w:lang w:eastAsia="en-GB"/>
         </w:rPr>
-        <w:t>: In the context of this study, a system refers to the e-voting system designed and implemented for NACOSS at the Federal Polytechnic, Mubi. It encompasses the hardware, software, and associated components that enable the electronic casting, storage, and processing of votes (</w:t>
-      </w:r>
-      <w:proofErr w:type="spellStart"/>
-      <w:r>
-        <w:rPr>
-          <w:rFonts w:ascii="Times New Roman" w:eastAsia="Times New Roman" w:hAnsi="Times New Roman" w:cs="Times New Roman"/>
-          <w:sz w:val="24"/>
-          <w:szCs w:val="24"/>
-          <w:lang w:eastAsia="en-GB"/>
-        </w:rPr>
-        <w:t>Kreischer</w:t>
-      </w:r>
-      <w:proofErr w:type="spellEnd"/>
-      <w:r>
-        <w:rPr>
-          <w:rFonts w:ascii="Times New Roman" w:eastAsia="Times New Roman" w:hAnsi="Times New Roman" w:cs="Times New Roman"/>
-          <w:sz w:val="24"/>
-          <w:szCs w:val="24"/>
-          <w:lang w:eastAsia="en-GB"/>
-        </w:rPr>
-        <w:t xml:space="preserve"> &amp; Krimmer, 2021).</w:t>
+        <w:t>: In the context of this study, a system refers to the e-voting system designed and implemented for NACOSS at the Federal Polytechnic, Mubi. It encompasses the hardware, software, and associated components that enable the electronic casting, storage, and processing of votes (Kreischer &amp; Krimmer, 2021).</w:t>
       </w:r>
     </w:p>
     <w:p>
@@ -11366,27 +11181,7 @@
           <w:szCs w:val="24"/>
           <w:lang w:eastAsia="en-GB"/>
         </w:rPr>
-        <w:t>(</w:t>
-      </w:r>
-      <w:proofErr w:type="spellStart"/>
-      <w:r>
-        <w:rPr>
-          <w:rFonts w:ascii="Times New Roman" w:eastAsia="Times New Roman" w:hAnsi="Times New Roman" w:cs="Times New Roman"/>
-          <w:sz w:val="24"/>
-          <w:szCs w:val="24"/>
-          <w:lang w:eastAsia="en-GB"/>
-        </w:rPr>
-        <w:t>Kreischer</w:t>
-      </w:r>
-      <w:proofErr w:type="spellEnd"/>
-      <w:r>
-        <w:rPr>
-          <w:rFonts w:ascii="Times New Roman" w:eastAsia="Times New Roman" w:hAnsi="Times New Roman" w:cs="Times New Roman"/>
-          <w:sz w:val="24"/>
-          <w:szCs w:val="24"/>
-          <w:lang w:eastAsia="en-GB"/>
-        </w:rPr>
-        <w:t xml:space="preserve"> &amp; Krimmer, 2021).</w:t>
+        <w:t>(Kreischer &amp; Krimmer, 2021).</w:t>
       </w:r>
     </w:p>
     <w:p>
@@ -11435,27 +11230,7 @@
           <w:szCs w:val="24"/>
           <w:lang w:eastAsia="en-GB"/>
         </w:rPr>
-        <w:t>(</w:t>
-      </w:r>
-      <w:proofErr w:type="spellStart"/>
-      <w:r>
-        <w:rPr>
-          <w:rFonts w:ascii="Times New Roman" w:eastAsia="Times New Roman" w:hAnsi="Times New Roman" w:cs="Times New Roman"/>
-          <w:sz w:val="24"/>
-          <w:szCs w:val="24"/>
-          <w:lang w:eastAsia="en-GB"/>
-        </w:rPr>
-        <w:t>Schürmann</w:t>
-      </w:r>
-      <w:proofErr w:type="spellEnd"/>
-      <w:r>
-        <w:rPr>
-          <w:rFonts w:ascii="Times New Roman" w:eastAsia="Times New Roman" w:hAnsi="Times New Roman" w:cs="Times New Roman"/>
-          <w:sz w:val="24"/>
-          <w:szCs w:val="24"/>
-          <w:lang w:eastAsia="en-GB"/>
-        </w:rPr>
-        <w:t xml:space="preserve"> &amp; Krimmer, 2021).</w:t>
+        <w:t>(Schürmann &amp; Krimmer, 2021).</w:t>
       </w:r>
     </w:p>
     <w:p>
@@ -11527,29 +11302,29 @@
         <w:pStyle w:val="Heading1"/>
         <w:spacing w:before="0"/>
       </w:pPr>
-      <w:bookmarkStart w:id="29" w:name="_Toc145331647"/>
+      <w:bookmarkStart w:id="28" w:name="_Toc145331647"/>
       <w:r>
         <w:lastRenderedPageBreak/>
         <w:t>CHAPTER TWO</w:t>
       </w:r>
-      <w:bookmarkEnd w:id="29"/>
+      <w:bookmarkEnd w:id="28"/>
     </w:p>
     <w:p>
       <w:pPr>
         <w:pStyle w:val="Heading1"/>
         <w:spacing w:before="0"/>
       </w:pPr>
-      <w:bookmarkStart w:id="30" w:name="_Toc145331648"/>
+      <w:bookmarkStart w:id="29" w:name="_Toc145331648"/>
       <w:r>
         <w:t>LITERATURE REVIEW</w:t>
       </w:r>
-      <w:bookmarkEnd w:id="30"/>
+      <w:bookmarkEnd w:id="29"/>
     </w:p>
     <w:p>
       <w:pPr>
         <w:pStyle w:val="Heading2"/>
       </w:pPr>
-      <w:bookmarkStart w:id="31" w:name="_Toc145331649"/>
+      <w:bookmarkStart w:id="30" w:name="_Toc145331649"/>
       <w:r>
         <w:t xml:space="preserve">2.1 </w:t>
       </w:r>
@@ -11557,7 +11332,7 @@
         <w:tab/>
         <w:t>Introduction</w:t>
       </w:r>
-      <w:bookmarkEnd w:id="31"/>
+      <w:bookmarkEnd w:id="30"/>
     </w:p>
     <w:p>
       <w:pPr>
@@ -11584,7 +11359,7 @@
       <w:pPr>
         <w:pStyle w:val="Heading2"/>
       </w:pPr>
-      <w:bookmarkStart w:id="32" w:name="_Toc145331650"/>
+      <w:bookmarkStart w:id="31" w:name="_Toc145331650"/>
       <w:r>
         <w:t xml:space="preserve">2.2 </w:t>
       </w:r>
@@ -11592,13 +11367,13 @@
         <w:tab/>
         <w:t>Overview of E-Voting Systems</w:t>
       </w:r>
-      <w:bookmarkEnd w:id="32"/>
+      <w:bookmarkEnd w:id="31"/>
     </w:p>
     <w:p>
       <w:pPr>
         <w:pStyle w:val="Heading2"/>
       </w:pPr>
-      <w:bookmarkStart w:id="33" w:name="_Toc145331651"/>
+      <w:bookmarkStart w:id="32" w:name="_Toc145331651"/>
       <w:r>
         <w:t xml:space="preserve">2.2.1 </w:t>
       </w:r>
@@ -11606,7 +11381,7 @@
         <w:tab/>
         <w:t>Definition and Components of E-Voting Systems</w:t>
       </w:r>
-      <w:bookmarkEnd w:id="33"/>
+      <w:bookmarkEnd w:id="32"/>
     </w:p>
     <w:p>
       <w:pPr>
@@ -11626,27 +11401,7 @@
           <w:szCs w:val="24"/>
           <w:lang w:eastAsia="en-GB"/>
         </w:rPr>
-        <w:t>E-voting systems refer to the use of electronic technologies and systems to facilitate the casting, storage, and processing of votes in an election. These systems consist of various components, including hardware, software, databases, and user interfaces. The hardware components can include voting machines, ballot scanners, and biometric devices, while the software components encompass the applications and algorithms that manage the voting process (</w:t>
-      </w:r>
-      <w:proofErr w:type="spellStart"/>
-      <w:r>
-        <w:rPr>
-          <w:rFonts w:ascii="Times New Roman" w:eastAsia="Times New Roman" w:hAnsi="Times New Roman" w:cs="Times New Roman"/>
-          <w:sz w:val="24"/>
-          <w:szCs w:val="24"/>
-          <w:lang w:eastAsia="en-GB"/>
-        </w:rPr>
-        <w:t>Kreischer</w:t>
-      </w:r>
-      <w:proofErr w:type="spellEnd"/>
-      <w:r>
-        <w:rPr>
-          <w:rFonts w:ascii="Times New Roman" w:eastAsia="Times New Roman" w:hAnsi="Times New Roman" w:cs="Times New Roman"/>
-          <w:sz w:val="24"/>
-          <w:szCs w:val="24"/>
-          <w:lang w:eastAsia="en-GB"/>
-        </w:rPr>
-        <w:t xml:space="preserve"> &amp; Krimmer, 2021).</w:t>
+        <w:t>E-voting systems refer to the use of electronic technologies and systems to facilitate the casting, storage, and processing of votes in an election. These systems consist of various components, including hardware, software, databases, and user interfaces. The hardware components can include voting machines, ballot scanners, and biometric devices, while the software components encompass the applications and algorithms that manage the voting process (Kreischer &amp; Krimmer, 2021).</w:t>
       </w:r>
     </w:p>
     <w:p>
@@ -11692,27 +11447,7 @@
           <w:szCs w:val="24"/>
           <w:lang w:eastAsia="en-GB"/>
         </w:rPr>
-        <w:t>Hardware: E-voting systems require hardware components such as electronic voting machines, ballot scanners, biometric devices, and other peripherals. These devices are used by voters to interact with the system and cast their votes (</w:t>
-      </w:r>
-      <w:proofErr w:type="spellStart"/>
-      <w:r>
-        <w:rPr>
-          <w:rFonts w:ascii="Times New Roman" w:eastAsia="Times New Roman" w:hAnsi="Times New Roman" w:cs="Times New Roman"/>
-          <w:sz w:val="24"/>
-          <w:szCs w:val="24"/>
-          <w:lang w:eastAsia="en-GB"/>
-        </w:rPr>
-        <w:t>Kreischer</w:t>
-      </w:r>
-      <w:proofErr w:type="spellEnd"/>
-      <w:r>
-        <w:rPr>
-          <w:rFonts w:ascii="Times New Roman" w:eastAsia="Times New Roman" w:hAnsi="Times New Roman" w:cs="Times New Roman"/>
-          <w:sz w:val="24"/>
-          <w:szCs w:val="24"/>
-          <w:lang w:eastAsia="en-GB"/>
-        </w:rPr>
-        <w:t xml:space="preserve"> &amp; Krimmer, 2021).</w:t>
+        <w:t>Hardware: E-voting systems require hardware components such as electronic voting machines, ballot scanners, biometric devices, and other peripherals. These devices are used by voters to interact with the system and cast their votes (Kreischer &amp; Krimmer, 2021).</w:t>
       </w:r>
     </w:p>
     <w:p>
@@ -11737,27 +11472,7 @@
           <w:szCs w:val="24"/>
           <w:lang w:eastAsia="en-GB"/>
         </w:rPr>
-        <w:t>Software: The software component of an e-voting system includes the applications, algorithms, and protocols that facilitate the entire voting process. This encompasses the user interfaces for casting votes, data encryption and decryption mechanisms, database management systems, and result tabulation algorithms (</w:t>
-      </w:r>
-      <w:proofErr w:type="spellStart"/>
-      <w:r>
-        <w:rPr>
-          <w:rFonts w:ascii="Times New Roman" w:eastAsia="Times New Roman" w:hAnsi="Times New Roman" w:cs="Times New Roman"/>
-          <w:sz w:val="24"/>
-          <w:szCs w:val="24"/>
-          <w:lang w:eastAsia="en-GB"/>
-        </w:rPr>
-        <w:t>Klemenc</w:t>
-      </w:r>
-      <w:proofErr w:type="spellEnd"/>
-      <w:r>
-        <w:rPr>
-          <w:rFonts w:ascii="Times New Roman" w:eastAsia="Times New Roman" w:hAnsi="Times New Roman" w:cs="Times New Roman"/>
-          <w:sz w:val="24"/>
-          <w:szCs w:val="24"/>
-          <w:lang w:eastAsia="en-GB"/>
-        </w:rPr>
-        <w:t xml:space="preserve"> &amp; Volk, 2021).</w:t>
+        <w:t>Software: The software component of an e-voting system includes the applications, algorithms, and protocols that facilitate the entire voting process. This encompasses the user interfaces for casting votes, data encryption and decryption mechanisms, database management systems, and result tabulation algorithms (Klemenc &amp; Volk, 2021).</w:t>
       </w:r>
     </w:p>
     <w:p>
@@ -11802,27 +11517,7 @@
           <w:szCs w:val="24"/>
           <w:lang w:eastAsia="en-GB"/>
         </w:rPr>
-        <w:t xml:space="preserve"> &amp; </w:t>
-      </w:r>
-      <w:proofErr w:type="spellStart"/>
-      <w:r>
-        <w:rPr>
-          <w:rFonts w:ascii="Times New Roman" w:eastAsia="Times New Roman" w:hAnsi="Times New Roman" w:cs="Times New Roman"/>
-          <w:sz w:val="24"/>
-          <w:szCs w:val="24"/>
-          <w:lang w:eastAsia="en-GB"/>
-        </w:rPr>
-        <w:t>Mentzas</w:t>
-      </w:r>
-      <w:proofErr w:type="spellEnd"/>
-      <w:r>
-        <w:rPr>
-          <w:rFonts w:ascii="Times New Roman" w:eastAsia="Times New Roman" w:hAnsi="Times New Roman" w:cs="Times New Roman"/>
-          <w:sz w:val="24"/>
-          <w:szCs w:val="24"/>
-          <w:lang w:eastAsia="en-GB"/>
-        </w:rPr>
-        <w:t>, 2021).</w:t>
+        <w:t xml:space="preserve"> &amp; Mentzas, 2021).</w:t>
       </w:r>
     </w:p>
     <w:p>
@@ -11847,27 +11542,7 @@
           <w:szCs w:val="24"/>
           <w:lang w:eastAsia="en-GB"/>
         </w:rPr>
-        <w:t>User Interfaces: E-voting systems offer different user interfaces to facilitate vote casting. These interfaces can be in the form of touch screens on voting machines, web-based interfaces for internet voting, or mobile applications for mobile voting. User interfaces need to be intuitive, user-friendly, and accessible to voters with varying levels of technical proficiency (</w:t>
-      </w:r>
-      <w:proofErr w:type="spellStart"/>
-      <w:r>
-        <w:rPr>
-          <w:rFonts w:ascii="Times New Roman" w:eastAsia="Times New Roman" w:hAnsi="Times New Roman" w:cs="Times New Roman"/>
-          <w:sz w:val="24"/>
-          <w:szCs w:val="24"/>
-          <w:lang w:eastAsia="en-GB"/>
-        </w:rPr>
-        <w:t>Schürmann</w:t>
-      </w:r>
-      <w:proofErr w:type="spellEnd"/>
-      <w:r>
-        <w:rPr>
-          <w:rFonts w:ascii="Times New Roman" w:eastAsia="Times New Roman" w:hAnsi="Times New Roman" w:cs="Times New Roman"/>
-          <w:sz w:val="24"/>
-          <w:szCs w:val="24"/>
-          <w:lang w:eastAsia="en-GB"/>
-        </w:rPr>
-        <w:t xml:space="preserve"> &amp; Krimmer, 2021).</w:t>
+        <w:t>User Interfaces: E-voting systems offer different user interfaces to facilitate vote casting. These interfaces can be in the form of touch screens on voting machines, web-based interfaces for internet voting, or mobile applications for mobile voting. User interfaces need to be intuitive, user-friendly, and accessible to voters with varying levels of technical proficiency (Schürmann &amp; Krimmer, 2021).</w:t>
       </w:r>
     </w:p>
     <w:p>
@@ -11907,7 +11582,7 @@
       <w:pPr>
         <w:pStyle w:val="Heading2"/>
       </w:pPr>
-      <w:bookmarkStart w:id="34" w:name="_Toc145331652"/>
+      <w:bookmarkStart w:id="33" w:name="_Toc145331652"/>
       <w:r>
         <w:lastRenderedPageBreak/>
         <w:t>2.2.2</w:t>
@@ -11916,7 +11591,7 @@
         <w:tab/>
         <w:t>Types of E-Voting Systems</w:t>
       </w:r>
-      <w:bookmarkEnd w:id="34"/>
+      <w:bookmarkEnd w:id="33"/>
     </w:p>
     <w:p>
       <w:pPr>
@@ -11961,27 +11636,7 @@
           <w:szCs w:val="24"/>
           <w:lang w:eastAsia="en-GB"/>
         </w:rPr>
-        <w:t>Machine-based voting systems: This type of e-voting system utilizes dedicated electronic voting machines located at polling stations. Voters interact with these machines to cast their votes. Machine-based systems may utilize touch screens, buttons, or other input mechanisms for vote selection (</w:t>
-      </w:r>
-      <w:proofErr w:type="spellStart"/>
-      <w:r>
-        <w:rPr>
-          <w:rFonts w:ascii="Times New Roman" w:eastAsia="Times New Roman" w:hAnsi="Times New Roman" w:cs="Times New Roman"/>
-          <w:sz w:val="24"/>
-          <w:szCs w:val="24"/>
-          <w:lang w:eastAsia="en-GB"/>
-        </w:rPr>
-        <w:t>Klemenc</w:t>
-      </w:r>
-      <w:proofErr w:type="spellEnd"/>
-      <w:r>
-        <w:rPr>
-          <w:rFonts w:ascii="Times New Roman" w:eastAsia="Times New Roman" w:hAnsi="Times New Roman" w:cs="Times New Roman"/>
-          <w:sz w:val="24"/>
-          <w:szCs w:val="24"/>
-          <w:lang w:eastAsia="en-GB"/>
-        </w:rPr>
-        <w:t xml:space="preserve"> &amp; Volk, 2021).</w:t>
+        <w:t>Machine-based voting systems: This type of e-voting system utilizes dedicated electronic voting machines located at polling stations. Voters interact with these machines to cast their votes. Machine-based systems may utilize touch screens, buttons, or other input mechanisms for vote selection (Klemenc &amp; Volk, 2021).</w:t>
       </w:r>
     </w:p>
     <w:p>
@@ -12006,27 +11661,7 @@
           <w:szCs w:val="24"/>
           <w:lang w:eastAsia="en-GB"/>
         </w:rPr>
-        <w:t>Internet-based voting systems: Internet voting systems allow eligible voters to cast their votes remotely using secure online platforms. Voters can access the system through their personal devices, such as computers or smartphones, and cast their votes from any location with an internet connection (</w:t>
-      </w:r>
-      <w:proofErr w:type="spellStart"/>
-      <w:r>
-        <w:rPr>
-          <w:rFonts w:ascii="Times New Roman" w:eastAsia="Times New Roman" w:hAnsi="Times New Roman" w:cs="Times New Roman"/>
-          <w:sz w:val="24"/>
-          <w:szCs w:val="24"/>
-          <w:lang w:eastAsia="en-GB"/>
-        </w:rPr>
-        <w:t>Kreischer</w:t>
-      </w:r>
-      <w:proofErr w:type="spellEnd"/>
-      <w:r>
-        <w:rPr>
-          <w:rFonts w:ascii="Times New Roman" w:eastAsia="Times New Roman" w:hAnsi="Times New Roman" w:cs="Times New Roman"/>
-          <w:sz w:val="24"/>
-          <w:szCs w:val="24"/>
-          <w:lang w:eastAsia="en-GB"/>
-        </w:rPr>
-        <w:t xml:space="preserve"> &amp; Krimmer, 2021).</w:t>
+        <w:t>Internet-based voting systems: Internet voting systems allow eligible voters to cast their votes remotely using secure online platforms. Voters can access the system through their personal devices, such as computers or smartphones, and cast their votes from any location with an internet connection (Kreischer &amp; Krimmer, 2021).</w:t>
       </w:r>
     </w:p>
     <w:p>
@@ -12058,8 +11693,8 @@
       <w:pPr>
         <w:pStyle w:val="Heading2"/>
       </w:pPr>
-      <w:bookmarkStart w:id="35" w:name="_Toc119908991"/>
-      <w:bookmarkStart w:id="36" w:name="_Toc145331653"/>
+      <w:bookmarkStart w:id="34" w:name="_Toc119908991"/>
+      <w:bookmarkStart w:id="35" w:name="_Toc145331653"/>
       <w:r>
         <w:t>2.</w:t>
       </w:r>
@@ -12070,8 +11705,8 @@
         <w:tab/>
         <w:t>Information system</w:t>
       </w:r>
+      <w:bookmarkEnd w:id="34"/>
       <w:bookmarkEnd w:id="35"/>
-      <w:bookmarkEnd w:id="36"/>
     </w:p>
     <w:p>
       <w:pPr>
@@ -12089,33 +11724,15 @@
           <w:sz w:val="24"/>
           <w:szCs w:val="24"/>
         </w:rPr>
-        <w:t xml:space="preserve">Information systems are starting to become indistinguishable from communication systems. Some of the many different ways that will change healthcare are the way communication occurs and to the change it will have upon the doctor-patient relationship. For optimum performance of telemedicine, three aspects of the management of the medical records for teleconsultations are particularly important: multimedia collection, standardization of patient record identification and classification, and information management (Lian, Chong, </w:t>
-      </w:r>
-      <w:proofErr w:type="spellStart"/>
-      <w:r>
-        <w:rPr>
-          <w:rFonts w:ascii="Times New Roman" w:hAnsi="Times New Roman" w:cs="Times New Roman"/>
-          <w:sz w:val="24"/>
-          <w:szCs w:val="24"/>
-        </w:rPr>
-        <w:t>Zhai</w:t>
-      </w:r>
-      <w:proofErr w:type="spellEnd"/>
-      <w:r>
-        <w:rPr>
-          <w:rFonts w:ascii="Times New Roman" w:hAnsi="Times New Roman" w:cs="Times New Roman"/>
-          <w:sz w:val="24"/>
-          <w:szCs w:val="24"/>
-        </w:rPr>
-        <w:t xml:space="preserve"> &amp; Ning, 2013). </w:t>
+        <w:t xml:space="preserve">Information systems are starting to become indistinguishable from communication systems. Some of the many different ways that will change healthcare are the way communication occurs and to the change it will have upon the doctor-patient relationship. For optimum performance of telemedicine, three aspects of the management of the medical records for teleconsultations are particularly important: multimedia collection, standardization of patient record identification and classification, and information management (Lian, Chong, Zhai &amp; Ning, 2013). </w:t>
       </w:r>
     </w:p>
     <w:p>
       <w:pPr>
         <w:pStyle w:val="Heading2"/>
       </w:pPr>
-      <w:bookmarkStart w:id="37" w:name="_Toc119908992"/>
-      <w:bookmarkStart w:id="38" w:name="_Toc145331654"/>
+      <w:bookmarkStart w:id="36" w:name="_Toc119908992"/>
+      <w:bookmarkStart w:id="37" w:name="_Toc145331654"/>
       <w:r>
         <w:t>2.</w:t>
       </w:r>
@@ -12126,8 +11743,8 @@
         <w:tab/>
         <w:t>Web-portal</w:t>
       </w:r>
+      <w:bookmarkEnd w:id="36"/>
       <w:bookmarkEnd w:id="37"/>
-      <w:bookmarkEnd w:id="38"/>
     </w:p>
     <w:p>
       <w:pPr>
@@ -12173,25 +11790,7 @@
           <w:szCs w:val="24"/>
         </w:rPr>
         <w:lastRenderedPageBreak/>
-        <w:t xml:space="preserve">feature, web portals may offer other services such as e-mail, news, stock quotes, information from databases and even entertainment content. Portals provide a way for enterprises and organizations to provide a consistent "look and feel" with access control and procedures for multiple applications and databases, which otherwise would have been different web entities at various URLs. The features available may be restricted by whether access is by an authorized and authenticated user (employee, member) or an anonymous website visitor (Navjot &amp; </w:t>
-      </w:r>
-      <w:proofErr w:type="spellStart"/>
-      <w:r>
-        <w:rPr>
-          <w:rFonts w:ascii="Times New Roman" w:hAnsi="Times New Roman" w:cs="Times New Roman"/>
-          <w:sz w:val="24"/>
-          <w:szCs w:val="24"/>
-        </w:rPr>
-        <w:t>Supriti</w:t>
-      </w:r>
-      <w:proofErr w:type="spellEnd"/>
-      <w:r>
-        <w:rPr>
-          <w:rFonts w:ascii="Times New Roman" w:hAnsi="Times New Roman" w:cs="Times New Roman"/>
-          <w:sz w:val="24"/>
-          <w:szCs w:val="24"/>
-        </w:rPr>
-        <w:t>, 2019).</w:t>
+        <w:t>feature, web portals may offer other services such as e-mail, news, stock quotes, information from databases and even entertainment content. Portals provide a way for enterprises and organizations to provide a consistent "look and feel" with access control and procedures for multiple applications and databases, which otherwise would have been different web entities at various URLs. The features available may be restricted by whether access is by an authorized and authenticated user (employee, member) or an anonymous website visitor (Navjot &amp; Supriti, 2019).</w:t>
       </w:r>
     </w:p>
     <w:p>
@@ -12204,41 +11803,13 @@
           <w:szCs w:val="24"/>
         </w:rPr>
       </w:pPr>
-      <w:proofErr w:type="spellStart"/>
-      <w:r>
-        <w:rPr>
-          <w:rFonts w:ascii="Times New Roman" w:hAnsi="Times New Roman" w:cs="Times New Roman"/>
-          <w:sz w:val="24"/>
-          <w:szCs w:val="24"/>
-        </w:rPr>
-        <w:t>Raenu</w:t>
-      </w:r>
-      <w:proofErr w:type="spellEnd"/>
-      <w:r>
-        <w:rPr>
-          <w:rFonts w:ascii="Times New Roman" w:hAnsi="Times New Roman" w:cs="Times New Roman"/>
-          <w:sz w:val="24"/>
-          <w:szCs w:val="24"/>
-        </w:rPr>
-        <w:t xml:space="preserve"> and Rafidah (2013), point out that portal is a Web site which acts as a starting point or ‘gateway’ and provides a wide variety of resources, services, tasks and links to other websites. Among those resources there are search engines, news, e-mail, discussion groups, online shopping, references and so on. This type of portals, sometimes called horizontal portals (</w:t>
-      </w:r>
-      <w:proofErr w:type="spellStart"/>
-      <w:r>
-        <w:rPr>
-          <w:rFonts w:ascii="Times New Roman" w:hAnsi="Times New Roman" w:cs="Times New Roman"/>
-          <w:sz w:val="24"/>
-          <w:szCs w:val="24"/>
-        </w:rPr>
-        <w:t>Babie</w:t>
-      </w:r>
-      <w:proofErr w:type="spellEnd"/>
-      <w:r>
-        <w:rPr>
-          <w:rFonts w:ascii="Times New Roman" w:hAnsi="Times New Roman" w:cs="Times New Roman"/>
-          <w:sz w:val="24"/>
-          <w:szCs w:val="24"/>
-        </w:rPr>
-        <w:t xml:space="preserve">, 2014), is generally offered by Internet Service Providers or search engines. Yahoo! is an example, with an index to a lot of services, that is, the first screen that a user will see when going online, a place to go to find an organized view of the online information space. </w:t>
+      <w:r>
+        <w:rPr>
+          <w:rFonts w:ascii="Times New Roman" w:hAnsi="Times New Roman" w:cs="Times New Roman"/>
+          <w:sz w:val="24"/>
+          <w:szCs w:val="24"/>
+        </w:rPr>
+        <w:t xml:space="preserve">Raenu and Rafidah (2013), point out that portal is a Web site which acts as a starting point or ‘gateway’ and provides a wide variety of resources, services, tasks and links to other websites. Among those resources there are search engines, news, e-mail, discussion groups, online shopping, references and so on. This type of portals, sometimes called horizontal portals (Babie, 2014), is generally offered by Internet Service Providers or search engines. Yahoo! is an example, with an index to a lot of services, that is, the first screen that a user will see when going online, a place to go to find an organized view of the online information space. </w:t>
       </w:r>
     </w:p>
     <w:p>
@@ -12264,7 +11835,7 @@
       <w:pPr>
         <w:pStyle w:val="Heading2"/>
       </w:pPr>
-      <w:bookmarkStart w:id="39" w:name="_Toc145331655"/>
+      <w:bookmarkStart w:id="38" w:name="_Toc145331655"/>
       <w:r>
         <w:t>2.</w:t>
       </w:r>
@@ -12280,29 +11851,29 @@
       <w:r>
         <w:t>Database Management System</w:t>
       </w:r>
+      <w:bookmarkEnd w:id="38"/>
+    </w:p>
+    <w:p>
+      <w:pPr>
+        <w:pStyle w:val="Heading2"/>
+      </w:pPr>
+      <w:bookmarkStart w:id="39" w:name="_Toc145331656"/>
+      <w:r>
+        <w:t>2.</w:t>
+      </w:r>
+      <w:r>
+        <w:t>5</w:t>
+      </w:r>
+      <w:r>
+        <w:t xml:space="preserve">.1 </w:t>
+      </w:r>
+      <w:r>
+        <w:tab/>
+      </w:r>
+      <w:r>
+        <w:t>Definition of Database Management System (DBMS)</w:t>
+      </w:r>
       <w:bookmarkEnd w:id="39"/>
-    </w:p>
-    <w:p>
-      <w:pPr>
-        <w:pStyle w:val="Heading2"/>
-      </w:pPr>
-      <w:bookmarkStart w:id="40" w:name="_Toc145331656"/>
-      <w:r>
-        <w:t>2.</w:t>
-      </w:r>
-      <w:r>
-        <w:t>5</w:t>
-      </w:r>
-      <w:r>
-        <w:t xml:space="preserve">.1 </w:t>
-      </w:r>
-      <w:r>
-        <w:tab/>
-      </w:r>
-      <w:r>
-        <w:t>Definition of Database Management System (DBMS)</w:t>
-      </w:r>
-      <w:bookmarkEnd w:id="40"/>
     </w:p>
     <w:p>
       <w:pPr>
@@ -12322,47 +11893,7 @@
           <w:szCs w:val="24"/>
           <w:lang w:eastAsia="en-GB"/>
         </w:rPr>
-        <w:t>A Database Management System (DBMS) is software that enables the creation, organization, management, and retrieval of data in a structured manner. It provides a systematic approach to store, update, and retrieve data from a database, ensuring data integrity, security, and efficient access. DBMS serves as an essential component of e-voting systems, facilitating the storage and management of various data related to the election process (</w:t>
-      </w:r>
-      <w:proofErr w:type="spellStart"/>
-      <w:r>
-        <w:rPr>
-          <w:rFonts w:ascii="Times New Roman" w:eastAsia="Times New Roman" w:hAnsi="Times New Roman" w:cs="Times New Roman"/>
-          <w:sz w:val="24"/>
-          <w:szCs w:val="24"/>
-          <w:lang w:eastAsia="en-GB"/>
-        </w:rPr>
-        <w:t>Elmasri</w:t>
-      </w:r>
-      <w:proofErr w:type="spellEnd"/>
-      <w:r>
-        <w:rPr>
-          <w:rFonts w:ascii="Times New Roman" w:eastAsia="Times New Roman" w:hAnsi="Times New Roman" w:cs="Times New Roman"/>
-          <w:sz w:val="24"/>
-          <w:szCs w:val="24"/>
-          <w:lang w:eastAsia="en-GB"/>
-        </w:rPr>
-        <w:t xml:space="preserve"> &amp; </w:t>
-      </w:r>
-      <w:proofErr w:type="spellStart"/>
-      <w:r>
-        <w:rPr>
-          <w:rFonts w:ascii="Times New Roman" w:eastAsia="Times New Roman" w:hAnsi="Times New Roman" w:cs="Times New Roman"/>
-          <w:sz w:val="24"/>
-          <w:szCs w:val="24"/>
-          <w:lang w:eastAsia="en-GB"/>
-        </w:rPr>
-        <w:t>Navathe</w:t>
-      </w:r>
-      <w:proofErr w:type="spellEnd"/>
-      <w:r>
-        <w:rPr>
-          <w:rFonts w:ascii="Times New Roman" w:eastAsia="Times New Roman" w:hAnsi="Times New Roman" w:cs="Times New Roman"/>
-          <w:sz w:val="24"/>
-          <w:szCs w:val="24"/>
-          <w:lang w:eastAsia="en-GB"/>
-        </w:rPr>
-        <w:t>, 2020).</w:t>
+        <w:t>A Database Management System (DBMS) is software that enables the creation, organization, management, and retrieval of data in a structured manner. It provides a systematic approach to store, update, and retrieve data from a database, ensuring data integrity, security, and efficient access. DBMS serves as an essential component of e-voting systems, facilitating the storage and management of various data related to the election process (Elmasri &amp; Navathe, 2020).</w:t>
       </w:r>
     </w:p>
     <w:p>
@@ -12382,7 +11913,7 @@
       <w:pPr>
         <w:pStyle w:val="Heading2"/>
       </w:pPr>
-      <w:bookmarkStart w:id="41" w:name="_Toc145331657"/>
+      <w:bookmarkStart w:id="40" w:name="_Toc145331657"/>
       <w:r>
         <w:t>2.</w:t>
       </w:r>
@@ -12398,7 +11929,7 @@
       <w:r>
         <w:t>Components of a Database Management System</w:t>
       </w:r>
-      <w:bookmarkEnd w:id="41"/>
+      <w:bookmarkEnd w:id="40"/>
     </w:p>
     <w:p>
       <w:pPr>
@@ -12591,7 +12122,7 @@
       <w:pPr>
         <w:pStyle w:val="Heading2"/>
       </w:pPr>
-      <w:bookmarkStart w:id="42" w:name="_Toc145331658"/>
+      <w:bookmarkStart w:id="41" w:name="_Toc145331658"/>
       <w:r>
         <w:t>2.</w:t>
       </w:r>
@@ -12607,7 +12138,7 @@
       <w:r>
         <w:t>Importance of Database Management in E-Voting Systems</w:t>
       </w:r>
-      <w:bookmarkEnd w:id="42"/>
+      <w:bookmarkEnd w:id="41"/>
     </w:p>
     <w:p>
       <w:pPr>
@@ -12790,7 +12321,7 @@
       <w:pPr>
         <w:pStyle w:val="Heading2"/>
       </w:pPr>
-      <w:bookmarkStart w:id="43" w:name="_Toc145331659"/>
+      <w:bookmarkStart w:id="42" w:name="_Toc145331659"/>
       <w:r>
         <w:t>2.</w:t>
       </w:r>
@@ -12801,7 +12332,7 @@
         <w:tab/>
         <w:t>Related Literatures</w:t>
       </w:r>
-      <w:bookmarkEnd w:id="43"/>
+      <w:bookmarkEnd w:id="42"/>
     </w:p>
     <w:p>
       <w:pPr>
@@ -12835,21 +12366,12 @@
         </w:rPr>
         <w:t xml:space="preserve"> and </w:t>
       </w:r>
-      <w:proofErr w:type="spellStart"/>
-      <w:r>
-        <w:rPr>
-          <w:rFonts w:ascii="Times New Roman" w:hAnsi="Times New Roman" w:cs="Times New Roman"/>
-          <w:sz w:val="24"/>
-        </w:rPr>
-        <w:t>Milutinovic</w:t>
-      </w:r>
-      <w:proofErr w:type="spellEnd"/>
-      <w:r>
-        <w:rPr>
-          <w:rFonts w:ascii="Times New Roman" w:hAnsi="Times New Roman" w:cs="Times New Roman"/>
-          <w:sz w:val="24"/>
-        </w:rPr>
-        <w:t xml:space="preserve"> (2020)</w:t>
+      <w:r>
+        <w:rPr>
+          <w:rFonts w:ascii="Times New Roman" w:hAnsi="Times New Roman" w:cs="Times New Roman"/>
+          <w:sz w:val="24"/>
+        </w:rPr>
+        <w:t>Milutinovic (2020)</w:t>
       </w:r>
       <w:r>
         <w:rPr>
@@ -12889,7 +12411,6 @@
           <w:sz w:val="24"/>
         </w:rPr>
       </w:pPr>
-      <w:proofErr w:type="spellStart"/>
       <w:r>
         <w:rPr>
           <w:rFonts w:ascii="Times New Roman" w:hAnsi="Times New Roman" w:cs="Times New Roman"/>
@@ -12897,7 +12418,6 @@
         </w:rPr>
         <w:t>Dhamija</w:t>
       </w:r>
-      <w:proofErr w:type="spellEnd"/>
       <w:r>
         <w:rPr>
           <w:rFonts w:ascii="Times New Roman" w:hAnsi="Times New Roman" w:cs="Times New Roman"/>
@@ -12910,23 +12430,7 @@
           <w:rFonts w:ascii="Times New Roman" w:hAnsi="Times New Roman" w:cs="Times New Roman"/>
           <w:sz w:val="24"/>
         </w:rPr>
-        <w:t xml:space="preserve"> </w:t>
-      </w:r>
-      <w:proofErr w:type="spellStart"/>
-      <w:r>
-        <w:rPr>
-          <w:rFonts w:ascii="Times New Roman" w:hAnsi="Times New Roman" w:cs="Times New Roman"/>
-          <w:sz w:val="24"/>
-        </w:rPr>
-        <w:t>Dhamija</w:t>
-      </w:r>
-      <w:proofErr w:type="spellEnd"/>
-      <w:r>
-        <w:rPr>
-          <w:rFonts w:ascii="Times New Roman" w:hAnsi="Times New Roman" w:cs="Times New Roman"/>
-          <w:sz w:val="24"/>
-        </w:rPr>
-        <w:t xml:space="preserve"> (2020)</w:t>
+        <w:t xml:space="preserve"> Dhamija (2020)</w:t>
       </w:r>
       <w:r>
         <w:rPr>
@@ -13029,21 +12533,12 @@
           <w:sz w:val="24"/>
         </w:rPr>
       </w:pPr>
-      <w:proofErr w:type="spellStart"/>
-      <w:r>
-        <w:rPr>
-          <w:rFonts w:ascii="Times New Roman" w:hAnsi="Times New Roman" w:cs="Times New Roman"/>
-          <w:sz w:val="24"/>
-        </w:rPr>
-        <w:t>Trabelsi</w:t>
-      </w:r>
-      <w:proofErr w:type="spellEnd"/>
-      <w:r>
-        <w:rPr>
-          <w:rFonts w:ascii="Times New Roman" w:hAnsi="Times New Roman" w:cs="Times New Roman"/>
-          <w:sz w:val="24"/>
-        </w:rPr>
-        <w:t xml:space="preserve"> </w:t>
+      <w:r>
+        <w:rPr>
+          <w:rFonts w:ascii="Times New Roman" w:hAnsi="Times New Roman" w:cs="Times New Roman"/>
+          <w:sz w:val="24"/>
+        </w:rPr>
+        <w:t xml:space="preserve">Trabelsi </w:t>
       </w:r>
       <w:r>
         <w:rPr>
@@ -13110,7 +12605,7 @@
       <w:pPr>
         <w:pStyle w:val="Heading2"/>
       </w:pPr>
-      <w:bookmarkStart w:id="44" w:name="_Toc145331660"/>
+      <w:bookmarkStart w:id="43" w:name="_Toc145331660"/>
       <w:r>
         <w:lastRenderedPageBreak/>
         <w:t>2.</w:t>
@@ -13124,7 +12619,7 @@
       <w:r>
         <w:t>Summary</w:t>
       </w:r>
-      <w:bookmarkEnd w:id="44"/>
+      <w:bookmarkEnd w:id="43"/>
     </w:p>
     <w:p>
       <w:pPr>
@@ -13198,8 +12693,8 @@
           <w:szCs w:val="24"/>
         </w:rPr>
       </w:pPr>
-      <w:bookmarkStart w:id="45" w:name="_Toc120605515"/>
-      <w:bookmarkStart w:id="46" w:name="_Toc145331661"/>
+      <w:bookmarkStart w:id="44" w:name="_Toc120605515"/>
+      <w:bookmarkStart w:id="45" w:name="_Toc145331661"/>
       <w:r>
         <w:rPr>
           <w:rFonts w:cs="Times New Roman"/>
@@ -13208,8 +12703,8 @@
         <w:lastRenderedPageBreak/>
         <w:t>CHAPTER THREE</w:t>
       </w:r>
+      <w:bookmarkEnd w:id="44"/>
       <w:bookmarkEnd w:id="45"/>
-      <w:bookmarkEnd w:id="46"/>
     </w:p>
     <w:p>
       <w:pPr>
@@ -13221,8 +12716,8 @@
           <w:szCs w:val="24"/>
         </w:rPr>
       </w:pPr>
-      <w:bookmarkStart w:id="47" w:name="_Toc120605516"/>
-      <w:bookmarkStart w:id="48" w:name="_Toc145331662"/>
+      <w:bookmarkStart w:id="46" w:name="_Toc120605516"/>
+      <w:bookmarkStart w:id="47" w:name="_Toc145331662"/>
       <w:r>
         <w:rPr>
           <w:rFonts w:cs="Times New Roman"/>
@@ -13230,8 +12725,8 @@
         </w:rPr>
         <w:t>SYSTEM DESIGN AND ANALYSIS</w:t>
       </w:r>
+      <w:bookmarkEnd w:id="46"/>
       <w:bookmarkEnd w:id="47"/>
-      <w:bookmarkEnd w:id="48"/>
     </w:p>
     <w:p>
       <w:pPr>
@@ -13242,9 +12737,9 @@
           <w:szCs w:val="24"/>
         </w:rPr>
       </w:pPr>
-      <w:bookmarkStart w:id="49" w:name="_Toc65744546"/>
-      <w:bookmarkStart w:id="50" w:name="_Toc120605517"/>
-      <w:bookmarkStart w:id="51" w:name="_Toc145331663"/>
+      <w:bookmarkStart w:id="48" w:name="_Toc65744546"/>
+      <w:bookmarkStart w:id="49" w:name="_Toc120605517"/>
+      <w:bookmarkStart w:id="50" w:name="_Toc145331663"/>
       <w:r>
         <w:rPr>
           <w:rFonts w:cs="Times New Roman"/>
@@ -13260,9 +12755,9 @@
         <w:tab/>
         <w:t>Introduction</w:t>
       </w:r>
+      <w:bookmarkEnd w:id="48"/>
       <w:bookmarkEnd w:id="49"/>
       <w:bookmarkEnd w:id="50"/>
-      <w:bookmarkEnd w:id="51"/>
     </w:p>
     <w:p>
       <w:pPr>
@@ -13274,8 +12769,8 @@
           <w:szCs w:val="24"/>
         </w:rPr>
       </w:pPr>
-      <w:bookmarkStart w:id="52" w:name="_Toc65744547"/>
-      <w:bookmarkStart w:id="53" w:name="_Toc120605518"/>
+      <w:bookmarkStart w:id="51" w:name="_Toc65744547"/>
+      <w:bookmarkStart w:id="52" w:name="_Toc120605518"/>
       <w:r>
         <w:rPr>
           <w:rFonts w:ascii="Times New Roman" w:hAnsi="Times New Roman" w:cs="Times New Roman"/>
@@ -13301,7 +12796,7 @@
           <w:szCs w:val="24"/>
         </w:rPr>
       </w:pPr>
-      <w:bookmarkStart w:id="54" w:name="_Toc145331664"/>
+      <w:bookmarkStart w:id="53" w:name="_Toc145331664"/>
       <w:r>
         <w:rPr>
           <w:rFonts w:cs="Times New Roman"/>
@@ -13317,9 +12812,9 @@
         <w:tab/>
         <w:t>Disadvantages of the Existing System</w:t>
       </w:r>
+      <w:bookmarkEnd w:id="51"/>
       <w:bookmarkEnd w:id="52"/>
       <w:bookmarkEnd w:id="53"/>
-      <w:bookmarkEnd w:id="54"/>
     </w:p>
     <w:p>
       <w:pPr>
@@ -13330,8 +12825,8 @@
           <w:sz w:val="24"/>
         </w:rPr>
       </w:pPr>
-      <w:bookmarkStart w:id="55" w:name="_Toc65744548"/>
-      <w:bookmarkStart w:id="56" w:name="_Toc120605519"/>
+      <w:bookmarkStart w:id="54" w:name="_Toc65744548"/>
+      <w:bookmarkStart w:id="55" w:name="_Toc120605519"/>
       <w:r>
         <w:rPr>
           <w:rFonts w:ascii="Times New Roman" w:hAnsi="Times New Roman" w:cs="Times New Roman"/>
@@ -13426,8 +12921,8 @@
         <w:tab/>
         <w:t>Advantages of the Proposed System</w:t>
       </w:r>
+      <w:bookmarkEnd w:id="54"/>
       <w:bookmarkEnd w:id="55"/>
-      <w:bookmarkEnd w:id="56"/>
     </w:p>
     <w:p>
       <w:pPr>
@@ -13611,8 +13106,8 @@
           <w:lang w:val="en-US" w:eastAsia="zh-CN"/>
         </w:rPr>
       </w:pPr>
-      <w:bookmarkStart w:id="57" w:name="_Toc65744549"/>
-      <w:bookmarkStart w:id="58" w:name="_Toc120605520"/>
+      <w:bookmarkStart w:id="56" w:name="_Toc65744549"/>
+      <w:bookmarkStart w:id="57" w:name="_Toc120605520"/>
       <w:r>
         <w:rPr>
           <w:rFonts w:cs="Times New Roman"/>
@@ -13630,7 +13125,7 @@
           <w:szCs w:val="24"/>
         </w:rPr>
       </w:pPr>
-      <w:bookmarkStart w:id="59" w:name="_Toc145331665"/>
+      <w:bookmarkStart w:id="58" w:name="_Toc145331665"/>
       <w:r>
         <w:rPr>
           <w:rFonts w:cs="Times New Roman"/>
@@ -13647,9 +13142,9 @@
         <w:tab/>
         <w:t>The Proposed Method</w:t>
       </w:r>
+      <w:bookmarkEnd w:id="56"/>
       <w:bookmarkEnd w:id="57"/>
       <w:bookmarkEnd w:id="58"/>
-      <w:bookmarkEnd w:id="59"/>
     </w:p>
     <w:p>
       <w:pPr>
@@ -13662,8 +13157,8 @@
           <w:lang w:eastAsia="en-GB"/>
         </w:rPr>
       </w:pPr>
-      <w:bookmarkStart w:id="60" w:name="_Toc65744550"/>
-      <w:bookmarkStart w:id="61" w:name="_Toc120605521"/>
+      <w:bookmarkStart w:id="59" w:name="_Toc65744550"/>
+      <w:bookmarkStart w:id="60" w:name="_Toc120605521"/>
       <w:r>
         <w:rPr>
           <w:rFonts w:ascii="Times New Roman" w:eastAsia="Times New Roman" w:hAnsi="Times New Roman" w:cs="Times New Roman"/>
@@ -14493,7 +13988,7 @@
           <w:szCs w:val="24"/>
         </w:rPr>
       </w:pPr>
-      <w:bookmarkStart w:id="62" w:name="_Toc145331666"/>
+      <w:bookmarkStart w:id="61" w:name="_Toc145331666"/>
       <w:r>
         <w:rPr>
           <w:rFonts w:cs="Times New Roman"/>
@@ -14509,9 +14004,9 @@
         <w:tab/>
         <w:t>Method of Data Collection</w:t>
       </w:r>
+      <w:bookmarkEnd w:id="59"/>
       <w:bookmarkEnd w:id="60"/>
       <w:bookmarkEnd w:id="61"/>
-      <w:bookmarkEnd w:id="62"/>
     </w:p>
     <w:p>
       <w:pPr>
@@ -14523,8 +14018,8 @@
           <w:szCs w:val="24"/>
         </w:rPr>
       </w:pPr>
-      <w:bookmarkStart w:id="63" w:name="_Toc65744551"/>
-      <w:bookmarkStart w:id="64" w:name="_Toc120605522"/>
+      <w:bookmarkStart w:id="62" w:name="_Toc65744551"/>
+      <w:bookmarkStart w:id="63" w:name="_Toc120605522"/>
       <w:r>
         <w:rPr>
           <w:rFonts w:ascii="Times New Roman" w:hAnsi="Times New Roman" w:cs="Times New Roman"/>
@@ -14631,7 +14126,7 @@
           <w:szCs w:val="24"/>
         </w:rPr>
       </w:pPr>
-      <w:bookmarkStart w:id="65" w:name="_Toc145331667"/>
+      <w:bookmarkStart w:id="64" w:name="_Toc145331667"/>
       <w:r>
         <w:rPr>
           <w:rFonts w:cs="Times New Roman"/>
@@ -14647,9 +14142,9 @@
         <w:tab/>
         <w:t>System Design</w:t>
       </w:r>
+      <w:bookmarkEnd w:id="62"/>
       <w:bookmarkEnd w:id="63"/>
       <w:bookmarkEnd w:id="64"/>
-      <w:bookmarkEnd w:id="65"/>
     </w:p>
     <w:p>
       <w:pPr>
@@ -14670,8 +14165,8 @@
         </w:rPr>
         <w:t xml:space="preserve">Systems design is the process of defining the architecture, modules, interfaces, and data for a system to satisfy specified requirements. Systems design could be seen as the application of systems theory to product development. </w:t>
       </w:r>
-      <w:bookmarkStart w:id="66" w:name="_Toc65744552"/>
-      <w:bookmarkStart w:id="67" w:name="_Toc120605523"/>
+      <w:bookmarkStart w:id="65" w:name="_Toc65744552"/>
+      <w:bookmarkStart w:id="66" w:name="_Toc120605523"/>
     </w:p>
     <w:p>
       <w:pPr>
@@ -14701,7 +14196,7 @@
           <w:szCs w:val="24"/>
         </w:rPr>
       </w:pPr>
-      <w:bookmarkStart w:id="68" w:name="_Toc145331668"/>
+      <w:bookmarkStart w:id="67" w:name="_Toc145331668"/>
       <w:r>
         <w:rPr>
           <w:rFonts w:cs="Times New Roman"/>
@@ -14718,9 +14213,9 @@
         <w:tab/>
         <w:t>Algorithm Diagram</w:t>
       </w:r>
+      <w:bookmarkEnd w:id="65"/>
       <w:bookmarkEnd w:id="66"/>
       <w:bookmarkEnd w:id="67"/>
-      <w:bookmarkEnd w:id="68"/>
     </w:p>
     <w:p>
       <w:pPr>
@@ -17619,20 +17114,20 @@
         </w:rPr>
         <w:t>system</w:t>
       </w:r>
-      <w:bookmarkStart w:id="69" w:name="_Toc65744553"/>
-      <w:bookmarkStart w:id="70" w:name="_Toc120605524"/>
+      <w:bookmarkStart w:id="68" w:name="_Toc65744553"/>
+      <w:bookmarkStart w:id="69" w:name="_Toc120605524"/>
     </w:p>
     <w:p>
       <w:pPr>
         <w:pStyle w:val="Heading2"/>
       </w:pPr>
-      <w:bookmarkStart w:id="71" w:name="_Toc145331669"/>
+      <w:bookmarkStart w:id="70" w:name="_Toc145331669"/>
       <w:r>
         <w:t>3.6.2    System Architecture</w:t>
       </w:r>
+      <w:bookmarkEnd w:id="68"/>
       <w:bookmarkEnd w:id="69"/>
       <w:bookmarkEnd w:id="70"/>
-      <w:bookmarkEnd w:id="71"/>
       <w:r>
         <w:t xml:space="preserve"> </w:t>
       </w:r>
@@ -17746,7 +17241,7 @@
           <w:lang w:val="en-US" w:eastAsia="zh-CN"/>
         </w:rPr>
       </w:pPr>
-      <w:bookmarkStart w:id="72" w:name="_Toc65744554"/>
+      <w:bookmarkStart w:id="71" w:name="_Toc65744554"/>
       <w:r>
         <w:rPr>
           <w:rFonts w:cs="Times New Roman"/>
@@ -17764,7 +17259,7 @@
           <w:szCs w:val="24"/>
         </w:rPr>
       </w:pPr>
-      <w:bookmarkStart w:id="73" w:name="_Toc145331670"/>
+      <w:bookmarkStart w:id="72" w:name="_Toc145331670"/>
       <w:r>
         <w:rPr>
           <w:rFonts w:cs="Times New Roman"/>
@@ -17781,7 +17276,7 @@
         <w:tab/>
         <w:t>Database Tables/Queries Structures</w:t>
       </w:r>
-      <w:bookmarkEnd w:id="73"/>
+      <w:bookmarkEnd w:id="72"/>
     </w:p>
     <w:p>
       <w:pPr>
@@ -17815,7 +17310,7 @@
           <w:szCs w:val="24"/>
         </w:rPr>
       </w:pPr>
-      <w:bookmarkStart w:id="74" w:name="_Toc120605525"/>
+      <w:bookmarkStart w:id="73" w:name="_Toc120605525"/>
       <w:r>
         <w:rPr>
           <w:rFonts w:ascii="Times New Roman" w:hAnsi="Times New Roman" w:cs="Times New Roman"/>
@@ -17900,7 +17395,6 @@
         <w:tc>
           <w:tcPr>
             <w:tcW w:w="0" w:type="auto"/>
-            <w:shd w:val="clear" w:color="auto" w:fill="auto"/>
             <w:tcMar>
               <w:top w:w="24" w:type="dxa"/>
               <w:left w:w="72" w:type="dxa"/>
@@ -17936,7 +17430,6 @@
         <w:tc>
           <w:tcPr>
             <w:tcW w:w="0" w:type="auto"/>
-            <w:shd w:val="clear" w:color="auto" w:fill="auto"/>
             <w:tcMar>
               <w:top w:w="24" w:type="dxa"/>
               <w:left w:w="72" w:type="dxa"/>
@@ -17972,7 +17465,6 @@
         <w:tc>
           <w:tcPr>
             <w:tcW w:w="0" w:type="auto"/>
-            <w:shd w:val="clear" w:color="auto" w:fill="auto"/>
             <w:tcMar>
               <w:top w:w="24" w:type="dxa"/>
               <w:left w:w="72" w:type="dxa"/>
@@ -18013,7 +17505,6 @@
         <w:tc>
           <w:tcPr>
             <w:tcW w:w="0" w:type="auto"/>
-            <w:shd w:val="clear" w:color="auto" w:fill="auto"/>
             <w:noWrap/>
             <w:tcMar>
               <w:top w:w="24" w:type="dxa"/>
@@ -18105,7 +17596,6 @@
         <w:tc>
           <w:tcPr>
             <w:tcW w:w="0" w:type="auto"/>
-            <w:shd w:val="clear" w:color="auto" w:fill="auto"/>
             <w:noWrap/>
             <w:tcMar>
               <w:top w:w="24" w:type="dxa"/>
@@ -18150,7 +17640,6 @@
         <w:tc>
           <w:tcPr>
             <w:tcW w:w="0" w:type="auto"/>
-            <w:shd w:val="clear" w:color="auto" w:fill="auto"/>
             <w:noWrap/>
             <w:tcMar>
               <w:top w:w="24" w:type="dxa"/>
@@ -18188,7 +17677,6 @@
         <w:tc>
           <w:tcPr>
             <w:tcW w:w="0" w:type="auto"/>
-            <w:shd w:val="clear" w:color="auto" w:fill="auto"/>
             <w:noWrap/>
             <w:tcMar>
               <w:top w:w="24" w:type="dxa"/>
@@ -18232,7 +17720,6 @@
         <w:tc>
           <w:tcPr>
             <w:tcW w:w="0" w:type="auto"/>
-            <w:shd w:val="clear" w:color="auto" w:fill="auto"/>
             <w:noWrap/>
             <w:tcMar>
               <w:top w:w="24" w:type="dxa"/>
@@ -18277,7 +17764,6 @@
         <w:tc>
           <w:tcPr>
             <w:tcW w:w="0" w:type="auto"/>
-            <w:shd w:val="clear" w:color="auto" w:fill="auto"/>
             <w:noWrap/>
             <w:tcMar>
               <w:top w:w="24" w:type="dxa"/>
@@ -18307,7 +17793,6 @@
         <w:tc>
           <w:tcPr>
             <w:tcW w:w="0" w:type="auto"/>
-            <w:shd w:val="clear" w:color="auto" w:fill="auto"/>
             <w:noWrap/>
             <w:tcMar>
               <w:top w:w="24" w:type="dxa"/>
@@ -18343,7 +17828,6 @@
         <w:tc>
           <w:tcPr>
             <w:tcW w:w="0" w:type="auto"/>
-            <w:shd w:val="clear" w:color="auto" w:fill="auto"/>
             <w:noWrap/>
             <w:tcMar>
               <w:top w:w="24" w:type="dxa"/>
@@ -18388,7 +17872,6 @@
         <w:tc>
           <w:tcPr>
             <w:tcW w:w="0" w:type="auto"/>
-            <w:shd w:val="clear" w:color="auto" w:fill="auto"/>
             <w:noWrap/>
             <w:tcMar>
               <w:top w:w="24" w:type="dxa"/>
@@ -18417,7 +17900,6 @@
         <w:tc>
           <w:tcPr>
             <w:tcW w:w="0" w:type="auto"/>
-            <w:shd w:val="clear" w:color="auto" w:fill="auto"/>
             <w:noWrap/>
             <w:tcMar>
               <w:top w:w="24" w:type="dxa"/>
@@ -18454,7 +17936,6 @@
         <w:tc>
           <w:tcPr>
             <w:tcW w:w="0" w:type="auto"/>
-            <w:shd w:val="clear" w:color="auto" w:fill="auto"/>
             <w:noWrap/>
             <w:tcMar>
               <w:top w:w="24" w:type="dxa"/>
@@ -18499,7 +17980,6 @@
         <w:tc>
           <w:tcPr>
             <w:tcW w:w="0" w:type="auto"/>
-            <w:shd w:val="clear" w:color="auto" w:fill="auto"/>
             <w:noWrap/>
             <w:tcMar>
               <w:top w:w="24" w:type="dxa"/>
@@ -18529,7 +18009,6 @@
         <w:tc>
           <w:tcPr>
             <w:tcW w:w="0" w:type="auto"/>
-            <w:shd w:val="clear" w:color="auto" w:fill="auto"/>
             <w:noWrap/>
             <w:tcMar>
               <w:top w:w="24" w:type="dxa"/>
@@ -18563,7 +18042,6 @@
         <w:tc>
           <w:tcPr>
             <w:tcW w:w="0" w:type="auto"/>
-            <w:shd w:val="clear" w:color="auto" w:fill="auto"/>
             <w:noWrap/>
             <w:tcMar>
               <w:top w:w="24" w:type="dxa"/>
@@ -18607,7 +18085,6 @@
         <w:tc>
           <w:tcPr>
             <w:tcW w:w="0" w:type="auto"/>
-            <w:shd w:val="clear" w:color="auto" w:fill="auto"/>
             <w:noWrap/>
             <w:tcMar>
               <w:top w:w="24" w:type="dxa"/>
@@ -18636,7 +18113,6 @@
         <w:tc>
           <w:tcPr>
             <w:tcW w:w="0" w:type="auto"/>
-            <w:shd w:val="clear" w:color="auto" w:fill="auto"/>
             <w:noWrap/>
             <w:tcMar>
               <w:top w:w="24" w:type="dxa"/>
@@ -18670,7 +18146,6 @@
         <w:tc>
           <w:tcPr>
             <w:tcW w:w="0" w:type="auto"/>
-            <w:shd w:val="clear" w:color="auto" w:fill="auto"/>
             <w:noWrap/>
             <w:tcMar>
               <w:top w:w="24" w:type="dxa"/>
@@ -18714,7 +18189,6 @@
         <w:tc>
           <w:tcPr>
             <w:tcW w:w="0" w:type="auto"/>
-            <w:shd w:val="clear" w:color="auto" w:fill="auto"/>
             <w:noWrap/>
             <w:tcMar>
               <w:top w:w="24" w:type="dxa"/>
@@ -18743,7 +18217,6 @@
         <w:tc>
           <w:tcPr>
             <w:tcW w:w="0" w:type="auto"/>
-            <w:shd w:val="clear" w:color="auto" w:fill="auto"/>
             <w:noWrap/>
             <w:tcMar>
               <w:top w:w="24" w:type="dxa"/>
@@ -18779,7 +18252,6 @@
         <w:tc>
           <w:tcPr>
             <w:tcW w:w="0" w:type="auto"/>
-            <w:shd w:val="clear" w:color="auto" w:fill="auto"/>
             <w:noWrap/>
             <w:tcMar>
               <w:top w:w="24" w:type="dxa"/>
@@ -18815,7 +18287,6 @@
         <w:tc>
           <w:tcPr>
             <w:tcW w:w="0" w:type="auto"/>
-            <w:shd w:val="clear" w:color="auto" w:fill="auto"/>
             <w:noWrap/>
             <w:tcMar>
               <w:top w:w="24" w:type="dxa"/>
@@ -18837,8 +18308,8 @@
           </w:p>
         </w:tc>
       </w:tr>
-      <w:bookmarkEnd w:id="72"/>
-      <w:bookmarkEnd w:id="74"/>
+      <w:bookmarkEnd w:id="71"/>
+      <w:bookmarkEnd w:id="73"/>
     </w:tbl>
     <w:p>
       <w:pPr>
@@ -18947,7 +18418,6 @@
         <w:tc>
           <w:tcPr>
             <w:tcW w:w="0" w:type="auto"/>
-            <w:shd w:val="clear" w:color="auto" w:fill="auto"/>
             <w:tcMar>
               <w:top w:w="24" w:type="dxa"/>
               <w:left w:w="72" w:type="dxa"/>
@@ -18983,7 +18453,6 @@
         <w:tc>
           <w:tcPr>
             <w:tcW w:w="0" w:type="auto"/>
-            <w:shd w:val="clear" w:color="auto" w:fill="auto"/>
             <w:tcMar>
               <w:top w:w="24" w:type="dxa"/>
               <w:left w:w="72" w:type="dxa"/>
@@ -19019,7 +18488,6 @@
         <w:tc>
           <w:tcPr>
             <w:tcW w:w="0" w:type="auto"/>
-            <w:shd w:val="clear" w:color="auto" w:fill="auto"/>
             <w:tcMar>
               <w:top w:w="24" w:type="dxa"/>
               <w:left w:w="72" w:type="dxa"/>
@@ -19060,7 +18528,6 @@
         <w:tc>
           <w:tcPr>
             <w:tcW w:w="0" w:type="auto"/>
-            <w:shd w:val="clear" w:color="auto" w:fill="auto"/>
             <w:noWrap/>
             <w:tcMar>
               <w:top w:w="24" w:type="dxa"/>
@@ -19152,7 +18619,6 @@
         <w:tc>
           <w:tcPr>
             <w:tcW w:w="0" w:type="auto"/>
-            <w:shd w:val="clear" w:color="auto" w:fill="auto"/>
             <w:noWrap/>
             <w:tcMar>
               <w:top w:w="24" w:type="dxa"/>
@@ -19197,7 +18663,6 @@
         <w:tc>
           <w:tcPr>
             <w:tcW w:w="0" w:type="auto"/>
-            <w:shd w:val="clear" w:color="auto" w:fill="auto"/>
             <w:noWrap/>
             <w:tcMar>
               <w:top w:w="24" w:type="dxa"/>
@@ -19235,7 +18700,6 @@
         <w:tc>
           <w:tcPr>
             <w:tcW w:w="0" w:type="auto"/>
-            <w:shd w:val="clear" w:color="auto" w:fill="auto"/>
             <w:noWrap/>
             <w:tcMar>
               <w:top w:w="24" w:type="dxa"/>
@@ -19271,7 +18735,6 @@
         <w:tc>
           <w:tcPr>
             <w:tcW w:w="0" w:type="auto"/>
-            <w:shd w:val="clear" w:color="auto" w:fill="auto"/>
             <w:noWrap/>
             <w:tcMar>
               <w:top w:w="24" w:type="dxa"/>
@@ -19316,7 +18779,6 @@
         <w:tc>
           <w:tcPr>
             <w:tcW w:w="0" w:type="auto"/>
-            <w:shd w:val="clear" w:color="auto" w:fill="auto"/>
             <w:noWrap/>
             <w:tcMar>
               <w:top w:w="24" w:type="dxa"/>
@@ -19345,7 +18807,6 @@
         <w:tc>
           <w:tcPr>
             <w:tcW w:w="0" w:type="auto"/>
-            <w:shd w:val="clear" w:color="auto" w:fill="auto"/>
             <w:noWrap/>
             <w:tcMar>
               <w:top w:w="24" w:type="dxa"/>
@@ -19381,7 +18842,6 @@
         <w:tc>
           <w:tcPr>
             <w:tcW w:w="0" w:type="auto"/>
-            <w:shd w:val="clear" w:color="auto" w:fill="auto"/>
             <w:noWrap/>
             <w:tcMar>
               <w:top w:w="24" w:type="dxa"/>
@@ -19426,7 +18886,6 @@
         <w:tc>
           <w:tcPr>
             <w:tcW w:w="0" w:type="auto"/>
-            <w:shd w:val="clear" w:color="auto" w:fill="auto"/>
             <w:noWrap/>
             <w:tcMar>
               <w:top w:w="24" w:type="dxa"/>
@@ -19455,7 +18914,6 @@
         <w:tc>
           <w:tcPr>
             <w:tcW w:w="0" w:type="auto"/>
-            <w:shd w:val="clear" w:color="auto" w:fill="auto"/>
             <w:noWrap/>
             <w:tcMar>
               <w:top w:w="24" w:type="dxa"/>
@@ -19492,7 +18950,6 @@
         <w:tc>
           <w:tcPr>
             <w:tcW w:w="0" w:type="auto"/>
-            <w:shd w:val="clear" w:color="auto" w:fill="auto"/>
             <w:noWrap/>
             <w:tcMar>
               <w:top w:w="24" w:type="dxa"/>
@@ -19537,7 +18994,6 @@
         <w:tc>
           <w:tcPr>
             <w:tcW w:w="0" w:type="auto"/>
-            <w:shd w:val="clear" w:color="auto" w:fill="auto"/>
             <w:noWrap/>
             <w:tcMar>
               <w:top w:w="24" w:type="dxa"/>
@@ -19567,7 +19023,6 @@
         <w:tc>
           <w:tcPr>
             <w:tcW w:w="0" w:type="auto"/>
-            <w:shd w:val="clear" w:color="auto" w:fill="auto"/>
             <w:noWrap/>
             <w:tcMar>
               <w:top w:w="24" w:type="dxa"/>
@@ -19601,7 +19056,6 @@
         <w:tc>
           <w:tcPr>
             <w:tcW w:w="0" w:type="auto"/>
-            <w:shd w:val="clear" w:color="auto" w:fill="auto"/>
             <w:noWrap/>
             <w:tcMar>
               <w:top w:w="24" w:type="dxa"/>
@@ -19645,7 +19099,6 @@
         <w:tc>
           <w:tcPr>
             <w:tcW w:w="0" w:type="auto"/>
-            <w:shd w:val="clear" w:color="auto" w:fill="auto"/>
             <w:noWrap/>
             <w:tcMar>
               <w:top w:w="24" w:type="dxa"/>
@@ -19674,7 +19127,6 @@
         <w:tc>
           <w:tcPr>
             <w:tcW w:w="0" w:type="auto"/>
-            <w:shd w:val="clear" w:color="auto" w:fill="auto"/>
             <w:noWrap/>
             <w:tcMar>
               <w:top w:w="24" w:type="dxa"/>
@@ -19708,7 +19160,6 @@
         <w:tc>
           <w:tcPr>
             <w:tcW w:w="0" w:type="auto"/>
-            <w:shd w:val="clear" w:color="auto" w:fill="auto"/>
             <w:noWrap/>
             <w:tcMar>
               <w:top w:w="24" w:type="dxa"/>
@@ -19752,7 +19203,6 @@
         <w:tc>
           <w:tcPr>
             <w:tcW w:w="0" w:type="auto"/>
-            <w:shd w:val="clear" w:color="auto" w:fill="auto"/>
             <w:noWrap/>
             <w:tcMar>
               <w:top w:w="24" w:type="dxa"/>
@@ -19781,7 +19231,6 @@
         <w:tc>
           <w:tcPr>
             <w:tcW w:w="0" w:type="auto"/>
-            <w:shd w:val="clear" w:color="auto" w:fill="auto"/>
             <w:noWrap/>
             <w:tcMar>
               <w:top w:w="24" w:type="dxa"/>
@@ -19817,7 +19266,6 @@
         <w:tc>
           <w:tcPr>
             <w:tcW w:w="0" w:type="auto"/>
-            <w:shd w:val="clear" w:color="auto" w:fill="auto"/>
             <w:noWrap/>
             <w:tcMar>
               <w:top w:w="24" w:type="dxa"/>
@@ -19853,7 +19301,6 @@
         <w:tc>
           <w:tcPr>
             <w:tcW w:w="0" w:type="auto"/>
-            <w:shd w:val="clear" w:color="auto" w:fill="auto"/>
             <w:noWrap/>
             <w:tcMar>
               <w:top w:w="24" w:type="dxa"/>
@@ -19990,7 +19437,6 @@
         <w:tc>
           <w:tcPr>
             <w:tcW w:w="0" w:type="auto"/>
-            <w:shd w:val="clear" w:color="auto" w:fill="auto"/>
             <w:tcMar>
               <w:top w:w="24" w:type="dxa"/>
               <w:left w:w="72" w:type="dxa"/>
@@ -20026,7 +19472,6 @@
         <w:tc>
           <w:tcPr>
             <w:tcW w:w="0" w:type="auto"/>
-            <w:shd w:val="clear" w:color="auto" w:fill="auto"/>
             <w:tcMar>
               <w:top w:w="24" w:type="dxa"/>
               <w:left w:w="72" w:type="dxa"/>
@@ -20062,7 +19507,6 @@
         <w:tc>
           <w:tcPr>
             <w:tcW w:w="0" w:type="auto"/>
-            <w:shd w:val="clear" w:color="auto" w:fill="auto"/>
             <w:tcMar>
               <w:top w:w="24" w:type="dxa"/>
               <w:left w:w="72" w:type="dxa"/>
@@ -20103,7 +19547,6 @@
         <w:tc>
           <w:tcPr>
             <w:tcW w:w="0" w:type="auto"/>
-            <w:shd w:val="clear" w:color="auto" w:fill="auto"/>
             <w:noWrap/>
             <w:tcMar>
               <w:top w:w="24" w:type="dxa"/>
@@ -20195,7 +19638,6 @@
         <w:tc>
           <w:tcPr>
             <w:tcW w:w="0" w:type="auto"/>
-            <w:shd w:val="clear" w:color="auto" w:fill="auto"/>
             <w:noWrap/>
             <w:tcMar>
               <w:top w:w="24" w:type="dxa"/>
@@ -20240,7 +19682,6 @@
         <w:tc>
           <w:tcPr>
             <w:tcW w:w="0" w:type="auto"/>
-            <w:shd w:val="clear" w:color="auto" w:fill="auto"/>
             <w:noWrap/>
             <w:tcMar>
               <w:top w:w="24" w:type="dxa"/>
@@ -20278,7 +19719,6 @@
         <w:tc>
           <w:tcPr>
             <w:tcW w:w="0" w:type="auto"/>
-            <w:shd w:val="clear" w:color="auto" w:fill="auto"/>
             <w:noWrap/>
             <w:tcMar>
               <w:top w:w="24" w:type="dxa"/>
@@ -20313,7 +19753,6 @@
         <w:tc>
           <w:tcPr>
             <w:tcW w:w="0" w:type="auto"/>
-            <w:shd w:val="clear" w:color="auto" w:fill="auto"/>
             <w:noWrap/>
             <w:tcMar>
               <w:top w:w="24" w:type="dxa"/>
@@ -20358,7 +19797,6 @@
         <w:tc>
           <w:tcPr>
             <w:tcW w:w="0" w:type="auto"/>
-            <w:shd w:val="clear" w:color="auto" w:fill="auto"/>
             <w:noWrap/>
             <w:tcMar>
               <w:top w:w="24" w:type="dxa"/>
@@ -20388,7 +19826,6 @@
         <w:tc>
           <w:tcPr>
             <w:tcW w:w="0" w:type="auto"/>
-            <w:shd w:val="clear" w:color="auto" w:fill="auto"/>
             <w:noWrap/>
             <w:tcMar>
               <w:top w:w="24" w:type="dxa"/>
@@ -20424,7 +19861,6 @@
         <w:tc>
           <w:tcPr>
             <w:tcW w:w="0" w:type="auto"/>
-            <w:shd w:val="clear" w:color="auto" w:fill="auto"/>
             <w:noWrap/>
             <w:tcMar>
               <w:top w:w="24" w:type="dxa"/>
@@ -20469,7 +19905,6 @@
         <w:tc>
           <w:tcPr>
             <w:tcW w:w="0" w:type="auto"/>
-            <w:shd w:val="clear" w:color="auto" w:fill="auto"/>
             <w:noWrap/>
             <w:tcMar>
               <w:top w:w="24" w:type="dxa"/>
@@ -20498,7 +19933,6 @@
         <w:tc>
           <w:tcPr>
             <w:tcW w:w="0" w:type="auto"/>
-            <w:shd w:val="clear" w:color="auto" w:fill="auto"/>
             <w:noWrap/>
             <w:tcMar>
               <w:top w:w="24" w:type="dxa"/>
@@ -20533,7 +19967,6 @@
         <w:tc>
           <w:tcPr>
             <w:tcW w:w="0" w:type="auto"/>
-            <w:shd w:val="clear" w:color="auto" w:fill="auto"/>
             <w:noWrap/>
             <w:tcMar>
               <w:top w:w="24" w:type="dxa"/>
@@ -20578,7 +20011,6 @@
         <w:tc>
           <w:tcPr>
             <w:tcW w:w="0" w:type="auto"/>
-            <w:shd w:val="clear" w:color="auto" w:fill="auto"/>
             <w:noWrap/>
             <w:tcMar>
               <w:top w:w="24" w:type="dxa"/>
@@ -20703,7 +20135,6 @@
         <w:tc>
           <w:tcPr>
             <w:tcW w:w="0" w:type="auto"/>
-            <w:shd w:val="clear" w:color="auto" w:fill="auto"/>
             <w:tcMar>
               <w:top w:w="24" w:type="dxa"/>
               <w:left w:w="72" w:type="dxa"/>
@@ -20739,7 +20170,6 @@
         <w:tc>
           <w:tcPr>
             <w:tcW w:w="0" w:type="auto"/>
-            <w:shd w:val="clear" w:color="auto" w:fill="auto"/>
             <w:tcMar>
               <w:top w:w="24" w:type="dxa"/>
               <w:left w:w="72" w:type="dxa"/>
@@ -20775,7 +20205,6 @@
         <w:tc>
           <w:tcPr>
             <w:tcW w:w="0" w:type="auto"/>
-            <w:shd w:val="clear" w:color="auto" w:fill="auto"/>
             <w:tcMar>
               <w:top w:w="24" w:type="dxa"/>
               <w:left w:w="72" w:type="dxa"/>
@@ -20816,7 +20245,6 @@
         <w:tc>
           <w:tcPr>
             <w:tcW w:w="0" w:type="auto"/>
-            <w:shd w:val="clear" w:color="auto" w:fill="auto"/>
             <w:noWrap/>
             <w:tcMar>
               <w:top w:w="24" w:type="dxa"/>
@@ -20908,7 +20336,6 @@
         <w:tc>
           <w:tcPr>
             <w:tcW w:w="0" w:type="auto"/>
-            <w:shd w:val="clear" w:color="auto" w:fill="auto"/>
             <w:noWrap/>
             <w:tcMar>
               <w:top w:w="24" w:type="dxa"/>
@@ -20953,7 +20380,6 @@
         <w:tc>
           <w:tcPr>
             <w:tcW w:w="0" w:type="auto"/>
-            <w:shd w:val="clear" w:color="auto" w:fill="auto"/>
             <w:noWrap/>
             <w:tcMar>
               <w:top w:w="24" w:type="dxa"/>
@@ -20991,7 +20417,6 @@
         <w:tc>
           <w:tcPr>
             <w:tcW w:w="0" w:type="auto"/>
-            <w:shd w:val="clear" w:color="auto" w:fill="auto"/>
             <w:noWrap/>
             <w:tcMar>
               <w:top w:w="24" w:type="dxa"/>
@@ -21028,7 +20453,6 @@
         <w:tc>
           <w:tcPr>
             <w:tcW w:w="0" w:type="auto"/>
-            <w:shd w:val="clear" w:color="auto" w:fill="auto"/>
             <w:noWrap/>
             <w:tcMar>
               <w:top w:w="24" w:type="dxa"/>
@@ -21071,7 +20495,6 @@
         <w:tc>
           <w:tcPr>
             <w:tcW w:w="0" w:type="auto"/>
-            <w:shd w:val="clear" w:color="auto" w:fill="auto"/>
             <w:noWrap/>
             <w:tcMar>
               <w:top w:w="24" w:type="dxa"/>
@@ -21101,7 +20524,6 @@
         <w:tc>
           <w:tcPr>
             <w:tcW w:w="0" w:type="auto"/>
-            <w:shd w:val="clear" w:color="auto" w:fill="auto"/>
             <w:noWrap/>
             <w:tcMar>
               <w:top w:w="24" w:type="dxa"/>
@@ -21137,7 +20559,6 @@
         <w:tc>
           <w:tcPr>
             <w:tcW w:w="0" w:type="auto"/>
-            <w:shd w:val="clear" w:color="auto" w:fill="auto"/>
             <w:noWrap/>
             <w:tcMar>
               <w:top w:w="24" w:type="dxa"/>
@@ -21181,7 +20602,6 @@
         <w:tc>
           <w:tcPr>
             <w:tcW w:w="0" w:type="auto"/>
-            <w:shd w:val="clear" w:color="auto" w:fill="auto"/>
             <w:noWrap/>
             <w:tcMar>
               <w:top w:w="24" w:type="dxa"/>
@@ -21210,7 +20630,6 @@
         <w:tc>
           <w:tcPr>
             <w:tcW w:w="0" w:type="auto"/>
-            <w:shd w:val="clear" w:color="auto" w:fill="auto"/>
             <w:noWrap/>
             <w:tcMar>
               <w:top w:w="24" w:type="dxa"/>
@@ -21247,7 +20666,6 @@
         <w:tc>
           <w:tcPr>
             <w:tcW w:w="0" w:type="auto"/>
-            <w:shd w:val="clear" w:color="auto" w:fill="auto"/>
             <w:noWrap/>
             <w:tcMar>
               <w:top w:w="24" w:type="dxa"/>
@@ -21290,7 +20708,6 @@
         <w:tc>
           <w:tcPr>
             <w:tcW w:w="0" w:type="auto"/>
-            <w:shd w:val="clear" w:color="auto" w:fill="auto"/>
             <w:noWrap/>
             <w:tcMar>
               <w:top w:w="24" w:type="dxa"/>
@@ -21430,7 +20847,6 @@
         <w:tc>
           <w:tcPr>
             <w:tcW w:w="0" w:type="auto"/>
-            <w:shd w:val="clear" w:color="auto" w:fill="auto"/>
             <w:tcMar>
               <w:top w:w="24" w:type="dxa"/>
               <w:left w:w="72" w:type="dxa"/>
@@ -21466,7 +20882,6 @@
         <w:tc>
           <w:tcPr>
             <w:tcW w:w="0" w:type="auto"/>
-            <w:shd w:val="clear" w:color="auto" w:fill="auto"/>
             <w:tcMar>
               <w:top w:w="24" w:type="dxa"/>
               <w:left w:w="72" w:type="dxa"/>
@@ -21502,7 +20917,6 @@
         <w:tc>
           <w:tcPr>
             <w:tcW w:w="0" w:type="auto"/>
-            <w:shd w:val="clear" w:color="auto" w:fill="auto"/>
             <w:tcMar>
               <w:top w:w="24" w:type="dxa"/>
               <w:left w:w="72" w:type="dxa"/>
@@ -21543,7 +20957,6 @@
         <w:tc>
           <w:tcPr>
             <w:tcW w:w="0" w:type="auto"/>
-            <w:shd w:val="clear" w:color="auto" w:fill="auto"/>
             <w:noWrap/>
             <w:tcMar>
               <w:top w:w="24" w:type="dxa"/>
@@ -21635,7 +21048,6 @@
         <w:tc>
           <w:tcPr>
             <w:tcW w:w="0" w:type="auto"/>
-            <w:shd w:val="clear" w:color="auto" w:fill="auto"/>
             <w:noWrap/>
             <w:tcMar>
               <w:top w:w="24" w:type="dxa"/>
@@ -21680,7 +21092,6 @@
         <w:tc>
           <w:tcPr>
             <w:tcW w:w="0" w:type="auto"/>
-            <w:shd w:val="clear" w:color="auto" w:fill="auto"/>
             <w:noWrap/>
             <w:tcMar>
               <w:top w:w="24" w:type="dxa"/>
@@ -21718,7 +21129,6 @@
         <w:tc>
           <w:tcPr>
             <w:tcW w:w="0" w:type="auto"/>
-            <w:shd w:val="clear" w:color="auto" w:fill="auto"/>
             <w:noWrap/>
             <w:tcMar>
               <w:top w:w="24" w:type="dxa"/>
@@ -21754,7 +21164,6 @@
         <w:tc>
           <w:tcPr>
             <w:tcW w:w="0" w:type="auto"/>
-            <w:shd w:val="clear" w:color="auto" w:fill="auto"/>
             <w:noWrap/>
             <w:tcMar>
               <w:top w:w="24" w:type="dxa"/>
@@ -21799,7 +21208,6 @@
         <w:tc>
           <w:tcPr>
             <w:tcW w:w="0" w:type="auto"/>
-            <w:shd w:val="clear" w:color="auto" w:fill="auto"/>
             <w:noWrap/>
             <w:tcMar>
               <w:top w:w="24" w:type="dxa"/>
@@ -21828,7 +21236,6 @@
         <w:tc>
           <w:tcPr>
             <w:tcW w:w="0" w:type="auto"/>
-            <w:shd w:val="clear" w:color="auto" w:fill="auto"/>
             <w:noWrap/>
             <w:tcMar>
               <w:top w:w="24" w:type="dxa"/>
@@ -21864,7 +21271,6 @@
         <w:tc>
           <w:tcPr>
             <w:tcW w:w="0" w:type="auto"/>
-            <w:shd w:val="clear" w:color="auto" w:fill="auto"/>
             <w:noWrap/>
             <w:tcMar>
               <w:top w:w="24" w:type="dxa"/>
@@ -21909,7 +21315,6 @@
         <w:tc>
           <w:tcPr>
             <w:tcW w:w="0" w:type="auto"/>
-            <w:shd w:val="clear" w:color="auto" w:fill="auto"/>
             <w:noWrap/>
             <w:tcMar>
               <w:top w:w="24" w:type="dxa"/>
@@ -21938,7 +21343,6 @@
         <w:tc>
           <w:tcPr>
             <w:tcW w:w="0" w:type="auto"/>
-            <w:shd w:val="clear" w:color="auto" w:fill="auto"/>
             <w:noWrap/>
             <w:tcMar>
               <w:top w:w="24" w:type="dxa"/>
@@ -21975,7 +21379,6 @@
         <w:tc>
           <w:tcPr>
             <w:tcW w:w="0" w:type="auto"/>
-            <w:shd w:val="clear" w:color="auto" w:fill="auto"/>
             <w:noWrap/>
             <w:tcMar>
               <w:top w:w="24" w:type="dxa"/>
@@ -22020,7 +21423,6 @@
         <w:tc>
           <w:tcPr>
             <w:tcW w:w="0" w:type="auto"/>
-            <w:shd w:val="clear" w:color="auto" w:fill="auto"/>
             <w:noWrap/>
             <w:tcMar>
               <w:top w:w="24" w:type="dxa"/>
@@ -22050,7 +21452,6 @@
         <w:tc>
           <w:tcPr>
             <w:tcW w:w="0" w:type="auto"/>
-            <w:shd w:val="clear" w:color="auto" w:fill="auto"/>
             <w:noWrap/>
             <w:tcMar>
               <w:top w:w="24" w:type="dxa"/>
@@ -22084,7 +21485,6 @@
         <w:tc>
           <w:tcPr>
             <w:tcW w:w="0" w:type="auto"/>
-            <w:shd w:val="clear" w:color="auto" w:fill="auto"/>
             <w:noWrap/>
             <w:tcMar>
               <w:top w:w="24" w:type="dxa"/>
@@ -22128,7 +21528,6 @@
         <w:tc>
           <w:tcPr>
             <w:tcW w:w="0" w:type="auto"/>
-            <w:shd w:val="clear" w:color="auto" w:fill="auto"/>
             <w:noWrap/>
             <w:tcMar>
               <w:top w:w="24" w:type="dxa"/>
@@ -22157,7 +21556,6 @@
         <w:tc>
           <w:tcPr>
             <w:tcW w:w="0" w:type="auto"/>
-            <w:shd w:val="clear" w:color="auto" w:fill="auto"/>
             <w:noWrap/>
             <w:tcMar>
               <w:top w:w="24" w:type="dxa"/>
@@ -22191,7 +21589,6 @@
         <w:tc>
           <w:tcPr>
             <w:tcW w:w="0" w:type="auto"/>
-            <w:shd w:val="clear" w:color="auto" w:fill="auto"/>
             <w:noWrap/>
             <w:tcMar>
               <w:top w:w="24" w:type="dxa"/>
@@ -22235,7 +21632,6 @@
         <w:tc>
           <w:tcPr>
             <w:tcW w:w="0" w:type="auto"/>
-            <w:shd w:val="clear" w:color="auto" w:fill="auto"/>
             <w:noWrap/>
             <w:tcMar>
               <w:top w:w="24" w:type="dxa"/>
@@ -22264,7 +21660,6 @@
         <w:tc>
           <w:tcPr>
             <w:tcW w:w="0" w:type="auto"/>
-            <w:shd w:val="clear" w:color="auto" w:fill="auto"/>
             <w:noWrap/>
             <w:tcMar>
               <w:top w:w="24" w:type="dxa"/>
@@ -22300,7 +21695,6 @@
         <w:tc>
           <w:tcPr>
             <w:tcW w:w="0" w:type="auto"/>
-            <w:shd w:val="clear" w:color="auto" w:fill="auto"/>
             <w:noWrap/>
             <w:tcMar>
               <w:top w:w="24" w:type="dxa"/>
@@ -22336,7 +21730,6 @@
         <w:tc>
           <w:tcPr>
             <w:tcW w:w="0" w:type="auto"/>
-            <w:shd w:val="clear" w:color="auto" w:fill="auto"/>
             <w:noWrap/>
             <w:tcMar>
               <w:top w:w="24" w:type="dxa"/>
@@ -22428,8 +21821,8 @@
           <w:szCs w:val="24"/>
         </w:rPr>
       </w:pPr>
-      <w:bookmarkStart w:id="75" w:name="_Toc145331671"/>
-      <w:bookmarkStart w:id="76" w:name="_Toc120605526"/>
+      <w:bookmarkStart w:id="74" w:name="_Toc145331671"/>
+      <w:bookmarkStart w:id="75" w:name="_Toc120605526"/>
       <w:r>
         <w:rPr>
           <w:rFonts w:cs="Times New Roman"/>
@@ -22445,7 +21838,7 @@
         <w:tab/>
         <w:t>Entity Relationship Modelling</w:t>
       </w:r>
-      <w:bookmarkEnd w:id="75"/>
+      <w:bookmarkEnd w:id="74"/>
     </w:p>
     <w:p>
       <w:pPr>
@@ -22561,7 +21954,7 @@
           <w:szCs w:val="24"/>
         </w:rPr>
       </w:pPr>
-      <w:bookmarkStart w:id="77" w:name="_Toc145331672"/>
+      <w:bookmarkStart w:id="76" w:name="_Toc145331672"/>
       <w:r>
         <w:rPr>
           <w:rFonts w:cs="Times New Roman"/>
@@ -22578,7 +21971,7 @@
         <w:tab/>
         <w:t>Database Entity Relationship Diagram</w:t>
       </w:r>
-      <w:bookmarkEnd w:id="77"/>
+      <w:bookmarkEnd w:id="76"/>
     </w:p>
     <w:p>
       <w:pPr>
@@ -22668,7 +22061,7 @@
           <w:szCs w:val="24"/>
         </w:rPr>
       </w:pPr>
-      <w:bookmarkStart w:id="78" w:name="_Toc145331673"/>
+      <w:bookmarkStart w:id="77" w:name="_Toc145331673"/>
       <w:r>
         <w:rPr>
           <w:rFonts w:cs="Times New Roman"/>
@@ -22684,8 +22077,8 @@
         <w:tab/>
         <w:t>Input and Output Design</w:t>
       </w:r>
-      <w:bookmarkEnd w:id="76"/>
-      <w:bookmarkEnd w:id="78"/>
+      <w:bookmarkEnd w:id="75"/>
+      <w:bookmarkEnd w:id="77"/>
     </w:p>
     <w:p>
       <w:pPr>
@@ -28782,7 +28175,7 @@
         </w:rPr>
         <w:t>Figure 3.9: Election ballot form</w:t>
       </w:r>
-      <w:bookmarkStart w:id="79" w:name="_Toc120605527"/>
+      <w:bookmarkStart w:id="78" w:name="_Toc120605527"/>
     </w:p>
     <w:p>
       <w:pPr>
@@ -29348,7 +28741,7 @@
           <w:szCs w:val="24"/>
         </w:rPr>
       </w:pPr>
-      <w:bookmarkStart w:id="80" w:name="_Toc145331674"/>
+      <w:bookmarkStart w:id="79" w:name="_Toc145331674"/>
       <w:r>
         <w:rPr>
           <w:rFonts w:cs="Times New Roman"/>
@@ -29365,8 +28758,8 @@
         <w:tab/>
         <w:t>System Requirement Specification</w:t>
       </w:r>
+      <w:bookmarkEnd w:id="78"/>
       <w:bookmarkEnd w:id="79"/>
-      <w:bookmarkEnd w:id="80"/>
     </w:p>
     <w:p>
       <w:pPr>
@@ -29377,8 +28770,8 @@
           <w:szCs w:val="24"/>
         </w:rPr>
       </w:pPr>
-      <w:bookmarkStart w:id="81" w:name="_Toc120605528"/>
-      <w:bookmarkStart w:id="82" w:name="_Toc145331675"/>
+      <w:bookmarkStart w:id="80" w:name="_Toc120605528"/>
+      <w:bookmarkStart w:id="81" w:name="_Toc145331675"/>
       <w:r>
         <w:rPr>
           <w:rFonts w:cs="Times New Roman"/>
@@ -29394,15 +28787,15 @@
         <w:tab/>
         <w:t>Hardware Requirement</w:t>
       </w:r>
+      <w:bookmarkEnd w:id="80"/>
+      <w:r>
+        <w:rPr>
+          <w:rFonts w:cs="Times New Roman"/>
+          <w:szCs w:val="24"/>
+        </w:rPr>
+        <w:t>s</w:t>
+      </w:r>
       <w:bookmarkEnd w:id="81"/>
-      <w:r>
-        <w:rPr>
-          <w:rFonts w:cs="Times New Roman"/>
-          <w:szCs w:val="24"/>
-        </w:rPr>
-        <w:t>s</w:t>
-      </w:r>
-      <w:bookmarkEnd w:id="82"/>
     </w:p>
     <w:p>
       <w:pPr>
@@ -29540,8 +28933,8 @@
           <w:szCs w:val="24"/>
         </w:rPr>
       </w:pPr>
-      <w:bookmarkStart w:id="83" w:name="_Toc120605529"/>
-      <w:bookmarkStart w:id="84" w:name="_Toc145331676"/>
+      <w:bookmarkStart w:id="82" w:name="_Toc120605529"/>
+      <w:bookmarkStart w:id="83" w:name="_Toc145331676"/>
       <w:r>
         <w:rPr>
           <w:rFonts w:cs="Times New Roman"/>
@@ -29557,8 +28950,8 @@
         <w:tab/>
         <w:t>Software Requirements</w:t>
       </w:r>
+      <w:bookmarkEnd w:id="82"/>
       <w:bookmarkEnd w:id="83"/>
-      <w:bookmarkEnd w:id="84"/>
     </w:p>
     <w:p>
       <w:pPr>
@@ -29728,8 +29121,8 @@
           <w:szCs w:val="24"/>
         </w:rPr>
       </w:pPr>
-      <w:bookmarkStart w:id="85" w:name="_Toc120605530"/>
-      <w:bookmarkStart w:id="86" w:name="_Toc145331677"/>
+      <w:bookmarkStart w:id="84" w:name="_Toc120605530"/>
+      <w:bookmarkStart w:id="85" w:name="_Toc145331677"/>
       <w:r>
         <w:rPr>
           <w:rFonts w:cs="Times New Roman"/>
@@ -29745,15 +29138,15 @@
         <w:tab/>
         <w:t>Personnel Requirement</w:t>
       </w:r>
+      <w:bookmarkEnd w:id="84"/>
+      <w:r>
+        <w:rPr>
+          <w:rFonts w:cs="Times New Roman"/>
+          <w:szCs w:val="24"/>
+        </w:rPr>
+        <w:t>s</w:t>
+      </w:r>
       <w:bookmarkEnd w:id="85"/>
-      <w:r>
-        <w:rPr>
-          <w:rFonts w:cs="Times New Roman"/>
-          <w:szCs w:val="24"/>
-        </w:rPr>
-        <w:t>s</w:t>
-      </w:r>
-      <w:bookmarkEnd w:id="86"/>
       <w:r>
         <w:rPr>
           <w:rFonts w:cs="Times New Roman"/>
@@ -29814,35 +29207,35 @@
         <w:pStyle w:val="Heading1"/>
         <w:spacing w:before="0"/>
       </w:pPr>
-      <w:bookmarkStart w:id="87" w:name="_Toc120293542"/>
-      <w:bookmarkStart w:id="88" w:name="_Toc96070657"/>
-      <w:bookmarkStart w:id="89" w:name="_Toc65736622"/>
-      <w:bookmarkStart w:id="90" w:name="_Toc145331678"/>
+      <w:bookmarkStart w:id="86" w:name="_Toc120293542"/>
+      <w:bookmarkStart w:id="87" w:name="_Toc96070657"/>
+      <w:bookmarkStart w:id="88" w:name="_Toc65736622"/>
+      <w:bookmarkStart w:id="89" w:name="_Toc145331678"/>
       <w:r>
         <w:lastRenderedPageBreak/>
         <w:t>CHAPTER FOUR</w:t>
       </w:r>
+      <w:bookmarkEnd w:id="86"/>
       <w:bookmarkEnd w:id="87"/>
       <w:bookmarkEnd w:id="88"/>
       <w:bookmarkEnd w:id="89"/>
-      <w:bookmarkEnd w:id="90"/>
     </w:p>
     <w:p>
       <w:pPr>
         <w:pStyle w:val="Heading1"/>
         <w:spacing w:before="0"/>
       </w:pPr>
-      <w:bookmarkStart w:id="91" w:name="_Toc120293543"/>
-      <w:bookmarkStart w:id="92" w:name="_Toc96070658"/>
-      <w:bookmarkStart w:id="93" w:name="_Toc65736623"/>
-      <w:bookmarkStart w:id="94" w:name="_Toc145331679"/>
+      <w:bookmarkStart w:id="90" w:name="_Toc120293543"/>
+      <w:bookmarkStart w:id="91" w:name="_Toc96070658"/>
+      <w:bookmarkStart w:id="92" w:name="_Toc65736623"/>
+      <w:bookmarkStart w:id="93" w:name="_Toc145331679"/>
       <w:r>
         <w:t>RESULTS AND DISCUSSION</w:t>
       </w:r>
+      <w:bookmarkEnd w:id="90"/>
       <w:bookmarkEnd w:id="91"/>
       <w:bookmarkEnd w:id="92"/>
       <w:bookmarkEnd w:id="93"/>
-      <w:bookmarkEnd w:id="94"/>
     </w:p>
     <w:p>
       <w:pPr>
@@ -29851,10 +29244,10 @@
           <w:color w:val="1A1A1A" w:themeColor="background1" w:themeShade="1A"/>
         </w:rPr>
       </w:pPr>
-      <w:bookmarkStart w:id="95" w:name="_Toc120293544"/>
-      <w:bookmarkStart w:id="96" w:name="_Toc96070659"/>
-      <w:bookmarkStart w:id="97" w:name="_Toc65736624"/>
-      <w:bookmarkStart w:id="98" w:name="_Toc145331680"/>
+      <w:bookmarkStart w:id="94" w:name="_Toc120293544"/>
+      <w:bookmarkStart w:id="95" w:name="_Toc96070659"/>
+      <w:bookmarkStart w:id="96" w:name="_Toc65736624"/>
+      <w:bookmarkStart w:id="97" w:name="_Toc145331680"/>
       <w:r>
         <w:rPr>
           <w:color w:val="1A1A1A" w:themeColor="background1" w:themeShade="1A"/>
@@ -29868,10 +29261,10 @@
         <w:tab/>
         <w:t>Introduction</w:t>
       </w:r>
+      <w:bookmarkEnd w:id="94"/>
       <w:bookmarkEnd w:id="95"/>
       <w:bookmarkEnd w:id="96"/>
       <w:bookmarkEnd w:id="97"/>
-      <w:bookmarkEnd w:id="98"/>
     </w:p>
     <w:p>
       <w:pPr>
@@ -29922,10 +29315,10 @@
           <w:szCs w:val="24"/>
         </w:rPr>
       </w:pPr>
-      <w:bookmarkStart w:id="99" w:name="_Toc120293545"/>
-      <w:bookmarkStart w:id="100" w:name="_Toc96070660"/>
-      <w:bookmarkStart w:id="101" w:name="_Toc65736625"/>
-      <w:bookmarkStart w:id="102" w:name="_Toc145331681"/>
+      <w:bookmarkStart w:id="98" w:name="_Toc120293545"/>
+      <w:bookmarkStart w:id="99" w:name="_Toc96070660"/>
+      <w:bookmarkStart w:id="100" w:name="_Toc65736625"/>
+      <w:bookmarkStart w:id="101" w:name="_Toc145331681"/>
       <w:r>
         <w:rPr>
           <w:color w:val="1A1A1A" w:themeColor="background1" w:themeShade="1A"/>
@@ -29939,10 +29332,10 @@
         <w:tab/>
         <w:t>Results</w:t>
       </w:r>
+      <w:bookmarkEnd w:id="98"/>
       <w:bookmarkEnd w:id="99"/>
       <w:bookmarkEnd w:id="100"/>
       <w:bookmarkEnd w:id="101"/>
-      <w:bookmarkEnd w:id="102"/>
       <w:r>
         <w:rPr>
           <w:color w:val="1A1A1A" w:themeColor="background1" w:themeShade="1A"/>
@@ -29958,9 +29351,9 @@
           <w:color w:val="1A1A1A" w:themeColor="background1" w:themeShade="1A"/>
         </w:rPr>
       </w:pPr>
-      <w:bookmarkStart w:id="103" w:name="_Toc143875479"/>
-      <w:bookmarkStart w:id="104" w:name="_Toc143875402"/>
-      <w:bookmarkStart w:id="105" w:name="_Toc145331682"/>
+      <w:bookmarkStart w:id="102" w:name="_Toc143875479"/>
+      <w:bookmarkStart w:id="103" w:name="_Toc143875402"/>
+      <w:bookmarkStart w:id="104" w:name="_Toc145331682"/>
       <w:r>
         <w:rPr>
           <w:color w:val="1A1A1A" w:themeColor="background1" w:themeShade="1A"/>
@@ -29974,9 +29367,9 @@
         <w:tab/>
         <w:t>Login Interface</w:t>
       </w:r>
+      <w:bookmarkEnd w:id="102"/>
       <w:bookmarkEnd w:id="103"/>
       <w:bookmarkEnd w:id="104"/>
-      <w:bookmarkEnd w:id="105"/>
     </w:p>
     <w:p>
       <w:pPr>
@@ -30112,9 +29505,9 @@
           <w:szCs w:val="24"/>
         </w:rPr>
       </w:pPr>
-      <w:bookmarkStart w:id="106" w:name="_Toc143875480"/>
-      <w:bookmarkStart w:id="107" w:name="_Toc143875403"/>
-      <w:bookmarkStart w:id="108" w:name="_Toc145331683"/>
+      <w:bookmarkStart w:id="105" w:name="_Toc143875480"/>
+      <w:bookmarkStart w:id="106" w:name="_Toc143875403"/>
+      <w:bookmarkStart w:id="107" w:name="_Toc145331683"/>
       <w:r>
         <w:rPr>
           <w:color w:val="1A1A1A" w:themeColor="background1" w:themeShade="1A"/>
@@ -30128,9 +29521,9 @@
         <w:tab/>
         <w:t>Admin Dashboard</w:t>
       </w:r>
+      <w:bookmarkEnd w:id="105"/>
       <w:bookmarkEnd w:id="106"/>
       <w:bookmarkEnd w:id="107"/>
-      <w:bookmarkEnd w:id="108"/>
     </w:p>
     <w:p>
       <w:pPr>
@@ -30239,9 +29632,9 @@
           <w:szCs w:val="24"/>
         </w:rPr>
       </w:pPr>
-      <w:bookmarkStart w:id="109" w:name="_Toc143875481"/>
-      <w:bookmarkStart w:id="110" w:name="_Toc143875404"/>
-      <w:bookmarkStart w:id="111" w:name="_Toc145331684"/>
+      <w:bookmarkStart w:id="108" w:name="_Toc143875481"/>
+      <w:bookmarkStart w:id="109" w:name="_Toc143875404"/>
+      <w:bookmarkStart w:id="110" w:name="_Toc145331684"/>
       <w:r>
         <w:rPr>
           <w:color w:val="1A1A1A" w:themeColor="background1" w:themeShade="1A"/>
@@ -30268,9 +29661,9 @@
         </w:rPr>
         <w:t xml:space="preserve"> Interface</w:t>
       </w:r>
+      <w:bookmarkEnd w:id="108"/>
       <w:bookmarkEnd w:id="109"/>
       <w:bookmarkEnd w:id="110"/>
-      <w:bookmarkEnd w:id="111"/>
     </w:p>
     <w:p>
       <w:pPr>
@@ -30426,9 +29819,9 @@
           <w:szCs w:val="24"/>
         </w:rPr>
       </w:pPr>
-      <w:bookmarkStart w:id="112" w:name="_Toc143875482"/>
-      <w:bookmarkStart w:id="113" w:name="_Toc143875405"/>
-      <w:bookmarkStart w:id="114" w:name="_Toc145331685"/>
+      <w:bookmarkStart w:id="111" w:name="_Toc143875482"/>
+      <w:bookmarkStart w:id="112" w:name="_Toc143875405"/>
+      <w:bookmarkStart w:id="113" w:name="_Toc145331685"/>
       <w:r>
         <w:rPr>
           <w:color w:val="1A1A1A" w:themeColor="background1" w:themeShade="1A"/>
@@ -30454,9 +29847,9 @@
         </w:rPr>
         <w:t>Interface</w:t>
       </w:r>
+      <w:bookmarkEnd w:id="111"/>
       <w:bookmarkEnd w:id="112"/>
       <w:bookmarkEnd w:id="113"/>
-      <w:bookmarkEnd w:id="114"/>
     </w:p>
     <w:p>
       <w:pPr>
@@ -30608,9 +30001,9 @@
           <w:szCs w:val="24"/>
         </w:rPr>
       </w:pPr>
-      <w:bookmarkStart w:id="115" w:name="_Toc143875483"/>
-      <w:bookmarkStart w:id="116" w:name="_Toc143875406"/>
-      <w:bookmarkStart w:id="117" w:name="_Toc145331686"/>
+      <w:bookmarkStart w:id="114" w:name="_Toc143875483"/>
+      <w:bookmarkStart w:id="115" w:name="_Toc143875406"/>
+      <w:bookmarkStart w:id="116" w:name="_Toc145331686"/>
       <w:r>
         <w:rPr>
           <w:color w:val="1A1A1A" w:themeColor="background1" w:themeShade="1A"/>
@@ -30636,21 +30029,21 @@
         </w:rPr>
         <w:t xml:space="preserve"> List</w:t>
       </w:r>
+      <w:bookmarkEnd w:id="114"/>
       <w:bookmarkEnd w:id="115"/>
+      <w:r>
+        <w:rPr>
+          <w:color w:val="1A1A1A" w:themeColor="background1" w:themeShade="1A"/>
+        </w:rPr>
+        <w:t xml:space="preserve"> </w:t>
+      </w:r>
+      <w:r>
+        <w:rPr>
+          <w:color w:val="1A1A1A" w:themeColor="background1" w:themeShade="1A"/>
+        </w:rPr>
+        <w:t>Interface</w:t>
+      </w:r>
       <w:bookmarkEnd w:id="116"/>
-      <w:r>
-        <w:rPr>
-          <w:color w:val="1A1A1A" w:themeColor="background1" w:themeShade="1A"/>
-        </w:rPr>
-        <w:t xml:space="preserve"> </w:t>
-      </w:r>
-      <w:r>
-        <w:rPr>
-          <w:color w:val="1A1A1A" w:themeColor="background1" w:themeShade="1A"/>
-        </w:rPr>
-        <w:t>Interface</w:t>
-      </w:r>
-      <w:bookmarkEnd w:id="117"/>
     </w:p>
     <w:p>
       <w:pPr>
@@ -30755,7 +30148,7 @@
           <w:szCs w:val="24"/>
         </w:rPr>
       </w:pPr>
-      <w:bookmarkStart w:id="118" w:name="_Hlk65234366"/>
+      <w:bookmarkStart w:id="117" w:name="_Hlk65234366"/>
       <w:r>
         <w:rPr>
           <w:rFonts w:ascii="Times New Roman" w:hAnsi="Times New Roman" w:cs="Times New Roman"/>
@@ -30823,9 +30216,9 @@
           <w:szCs w:val="24"/>
         </w:rPr>
       </w:pPr>
-      <w:bookmarkStart w:id="119" w:name="_Toc143875484"/>
-      <w:bookmarkStart w:id="120" w:name="_Toc143875407"/>
-      <w:bookmarkStart w:id="121" w:name="_Toc145331687"/>
+      <w:bookmarkStart w:id="118" w:name="_Toc143875484"/>
+      <w:bookmarkStart w:id="119" w:name="_Toc143875407"/>
+      <w:bookmarkStart w:id="120" w:name="_Toc145331687"/>
       <w:r>
         <w:rPr>
           <w:color w:val="1A1A1A" w:themeColor="background1" w:themeShade="1A"/>
@@ -30851,9 +30244,9 @@
         </w:rPr>
         <w:t>Interface</w:t>
       </w:r>
+      <w:bookmarkEnd w:id="118"/>
       <w:bookmarkEnd w:id="119"/>
       <w:bookmarkEnd w:id="120"/>
-      <w:bookmarkEnd w:id="121"/>
     </w:p>
     <w:p>
       <w:pPr>
@@ -31007,12 +30400,12 @@
           <w:szCs w:val="24"/>
         </w:rPr>
       </w:pPr>
-      <w:bookmarkStart w:id="122" w:name="_Toc143875485"/>
-      <w:bookmarkStart w:id="123" w:name="_Toc143875408"/>
-      <w:bookmarkStart w:id="124" w:name="_Toc145331688"/>
-      <w:bookmarkStart w:id="125" w:name="_Toc120293547"/>
-      <w:bookmarkStart w:id="126" w:name="_Toc96070661"/>
-      <w:bookmarkStart w:id="127" w:name="_Toc65736626"/>
+      <w:bookmarkStart w:id="121" w:name="_Toc143875485"/>
+      <w:bookmarkStart w:id="122" w:name="_Toc143875408"/>
+      <w:bookmarkStart w:id="123" w:name="_Toc145331688"/>
+      <w:bookmarkStart w:id="124" w:name="_Toc120293547"/>
+      <w:bookmarkStart w:id="125" w:name="_Toc96070661"/>
+      <w:bookmarkStart w:id="126" w:name="_Toc65736626"/>
       <w:r>
         <w:rPr>
           <w:color w:val="1A1A1A" w:themeColor="background1" w:themeShade="1A"/>
@@ -31026,21 +30419,21 @@
         </w:rPr>
         <w:tab/>
       </w:r>
+      <w:bookmarkEnd w:id="121"/>
       <w:bookmarkEnd w:id="122"/>
+      <w:r>
+        <w:rPr>
+          <w:color w:val="1A1A1A" w:themeColor="background1" w:themeShade="1A"/>
+        </w:rPr>
+        <w:t>Ballot Position</w:t>
+      </w:r>
+      <w:r>
+        <w:rPr>
+          <w:color w:val="1A1A1A" w:themeColor="background1" w:themeShade="1A"/>
+        </w:rPr>
+        <w:t xml:space="preserve"> Interface</w:t>
+      </w:r>
       <w:bookmarkEnd w:id="123"/>
-      <w:r>
-        <w:rPr>
-          <w:color w:val="1A1A1A" w:themeColor="background1" w:themeShade="1A"/>
-        </w:rPr>
-        <w:t>Ballot Position</w:t>
-      </w:r>
-      <w:r>
-        <w:rPr>
-          <w:color w:val="1A1A1A" w:themeColor="background1" w:themeShade="1A"/>
-        </w:rPr>
-        <w:t xml:space="preserve"> Interface</w:t>
-      </w:r>
-      <w:bookmarkEnd w:id="124"/>
     </w:p>
     <w:p>
       <w:pPr>
@@ -31171,7 +30564,7 @@
           <w:szCs w:val="24"/>
         </w:rPr>
       </w:pPr>
-      <w:bookmarkStart w:id="128" w:name="_Toc145331689"/>
+      <w:bookmarkStart w:id="127" w:name="_Toc145331689"/>
       <w:r>
         <w:rPr>
           <w:color w:val="1A1A1A" w:themeColor="background1" w:themeShade="1A"/>
@@ -31185,10 +30578,10 @@
         <w:tab/>
         <w:t>Discussion</w:t>
       </w:r>
+      <w:bookmarkEnd w:id="124"/>
       <w:bookmarkEnd w:id="125"/>
       <w:bookmarkEnd w:id="126"/>
       <w:bookmarkEnd w:id="127"/>
-      <w:bookmarkEnd w:id="128"/>
       <w:r>
         <w:rPr>
           <w:color w:val="1A1A1A" w:themeColor="background1" w:themeShade="1A"/>
@@ -31205,9 +30598,9 @@
           <w:sz w:val="24"/>
         </w:rPr>
       </w:pPr>
-      <w:bookmarkStart w:id="129" w:name="_Toc96070662"/>
-      <w:bookmarkStart w:id="130" w:name="_Toc65736627"/>
-      <w:bookmarkStart w:id="131" w:name="_Toc120293548"/>
+      <w:bookmarkStart w:id="128" w:name="_Toc96070662"/>
+      <w:bookmarkStart w:id="129" w:name="_Toc65736627"/>
+      <w:bookmarkStart w:id="130" w:name="_Toc120293548"/>
       <w:r>
         <w:rPr>
           <w:rFonts w:ascii="Times New Roman" w:hAnsi="Times New Roman" w:cs="Times New Roman"/>
@@ -31602,7 +30995,7 @@
           <w:color w:val="1A1A1A" w:themeColor="background1" w:themeShade="1A"/>
         </w:rPr>
       </w:pPr>
-      <w:bookmarkStart w:id="132" w:name="_Toc145331690"/>
+      <w:bookmarkStart w:id="131" w:name="_Toc145331690"/>
       <w:r>
         <w:rPr>
           <w:color w:val="1A1A1A" w:themeColor="background1" w:themeShade="1A"/>
@@ -31616,10 +31009,10 @@
         <w:tab/>
         <w:t>User Manual</w:t>
       </w:r>
+      <w:bookmarkEnd w:id="128"/>
       <w:bookmarkEnd w:id="129"/>
       <w:bookmarkEnd w:id="130"/>
       <w:bookmarkEnd w:id="131"/>
-      <w:bookmarkEnd w:id="132"/>
     </w:p>
     <w:p>
       <w:pPr>
@@ -31857,7 +31250,7 @@
         </w:rPr>
         <w:t>The various task that you can perform on the portal will be displayed on the sidebar of the dashboard.</w:t>
       </w:r>
-      <w:bookmarkEnd w:id="118"/>
+      <w:bookmarkEnd w:id="117"/>
     </w:p>
     <w:p>
       <w:pPr>
@@ -31880,7 +31273,7 @@
         </w:rPr>
         <w:br w:type="page"/>
       </w:r>
-      <w:bookmarkStart w:id="133" w:name="_Toc96070663"/>
+      <w:bookmarkStart w:id="132" w:name="_Toc96070663"/>
     </w:p>
     <w:p>
       <w:pPr>
@@ -31890,30 +31283,30 @@
           <w:bCs/>
         </w:rPr>
       </w:pPr>
-      <w:bookmarkStart w:id="134" w:name="_Toc120293549"/>
-      <w:bookmarkStart w:id="135" w:name="_Toc145331691"/>
+      <w:bookmarkStart w:id="133" w:name="_Toc120293549"/>
+      <w:bookmarkStart w:id="134" w:name="_Toc145331691"/>
       <w:r>
         <w:lastRenderedPageBreak/>
         <w:t>CHAPTER FIVE</w:t>
       </w:r>
+      <w:bookmarkEnd w:id="132"/>
       <w:bookmarkEnd w:id="133"/>
       <w:bookmarkEnd w:id="134"/>
-      <w:bookmarkEnd w:id="135"/>
     </w:p>
     <w:p>
       <w:pPr>
         <w:pStyle w:val="Heading1"/>
         <w:spacing w:before="0"/>
       </w:pPr>
-      <w:bookmarkStart w:id="136" w:name="_Toc120293550"/>
-      <w:bookmarkStart w:id="137" w:name="_Toc96070664"/>
-      <w:bookmarkStart w:id="138" w:name="_Toc145331692"/>
+      <w:bookmarkStart w:id="135" w:name="_Toc120293550"/>
+      <w:bookmarkStart w:id="136" w:name="_Toc96070664"/>
+      <w:bookmarkStart w:id="137" w:name="_Toc145331692"/>
       <w:r>
         <w:t>SUMMARY, CONCLUSION AND RECOMMENDATIONS</w:t>
       </w:r>
+      <w:bookmarkEnd w:id="135"/>
       <w:bookmarkEnd w:id="136"/>
       <w:bookmarkEnd w:id="137"/>
-      <w:bookmarkEnd w:id="138"/>
     </w:p>
     <w:p>
       <w:pPr>
@@ -31922,7 +31315,7 @@
           <w:color w:val="1A1A1A" w:themeColor="background1" w:themeShade="1A"/>
         </w:rPr>
       </w:pPr>
-      <w:bookmarkStart w:id="139" w:name="_Toc145331693"/>
+      <w:bookmarkStart w:id="138" w:name="_Toc145331693"/>
       <w:r>
         <w:rPr>
           <w:color w:val="1A1A1A" w:themeColor="background1" w:themeShade="1A"/>
@@ -31936,7 +31329,7 @@
         <w:tab/>
         <w:t>Summary</w:t>
       </w:r>
-      <w:bookmarkEnd w:id="139"/>
+      <w:bookmarkEnd w:id="138"/>
     </w:p>
     <w:p>
       <w:pPr>
@@ -31976,7 +31369,7 @@
       <w:pPr>
         <w:pStyle w:val="Heading2"/>
       </w:pPr>
-      <w:bookmarkStart w:id="140" w:name="_Toc145331694"/>
+      <w:bookmarkStart w:id="139" w:name="_Toc145331694"/>
       <w:r>
         <w:t xml:space="preserve">5.2 </w:t>
       </w:r>
@@ -31984,7 +31377,7 @@
         <w:tab/>
         <w:t>Conclusion</w:t>
       </w:r>
-      <w:bookmarkEnd w:id="140"/>
+      <w:bookmarkEnd w:id="139"/>
     </w:p>
     <w:p>
       <w:pPr>
@@ -32092,7 +31485,7 @@
       <w:pPr>
         <w:pStyle w:val="Heading2"/>
       </w:pPr>
-      <w:bookmarkStart w:id="141" w:name="_Toc145331695"/>
+      <w:bookmarkStart w:id="140" w:name="_Toc145331695"/>
       <w:r>
         <w:t xml:space="preserve">5.3 </w:t>
       </w:r>
@@ -32100,7 +31493,7 @@
         <w:tab/>
         <w:t>Recommendations</w:t>
       </w:r>
-      <w:bookmarkEnd w:id="141"/>
+      <w:bookmarkEnd w:id="140"/>
     </w:p>
     <w:p>
       <w:pPr>
@@ -32234,7 +31627,7 @@
       <w:pPr>
         <w:pStyle w:val="Heading2"/>
       </w:pPr>
-      <w:bookmarkStart w:id="142" w:name="_Toc145331696"/>
+      <w:bookmarkStart w:id="141" w:name="_Toc145331696"/>
       <w:r>
         <w:t>5.4</w:t>
       </w:r>
@@ -32242,7 +31635,7 @@
         <w:tab/>
         <w:t>Contribution to Knowledge</w:t>
       </w:r>
-      <w:bookmarkEnd w:id="142"/>
+      <w:bookmarkEnd w:id="141"/>
     </w:p>
     <w:p>
       <w:pPr>
@@ -32316,7 +31709,7 @@
       <w:pPr>
         <w:pStyle w:val="Heading2"/>
       </w:pPr>
-      <w:bookmarkStart w:id="143" w:name="_Toc145331697"/>
+      <w:bookmarkStart w:id="142" w:name="_Toc145331697"/>
       <w:r>
         <w:t>5.5</w:t>
       </w:r>
@@ -32324,7 +31717,7 @@
         <w:tab/>
         <w:t>Area for Further Work</w:t>
       </w:r>
-      <w:bookmarkEnd w:id="143"/>
+      <w:bookmarkEnd w:id="142"/>
     </w:p>
     <w:p>
       <w:pPr>
@@ -32457,12 +31850,12 @@
       <w:pPr>
         <w:pStyle w:val="Heading1"/>
       </w:pPr>
-      <w:bookmarkStart w:id="144" w:name="_Toc145331698"/>
+      <w:bookmarkStart w:id="143" w:name="_Toc145331698"/>
       <w:r>
         <w:lastRenderedPageBreak/>
         <w:t>REFERENCES</w:t>
       </w:r>
-      <w:bookmarkEnd w:id="144"/>
+      <w:bookmarkEnd w:id="143"/>
     </w:p>
     <w:p>
       <w:pPr>
@@ -32494,23 +31887,7 @@
           <w:rFonts w:ascii="Times New Roman" w:hAnsi="Times New Roman" w:cs="Times New Roman"/>
           <w:sz w:val="24"/>
         </w:rPr>
-        <w:t xml:space="preserve">, Y., &amp; </w:t>
-      </w:r>
-      <w:proofErr w:type="spellStart"/>
-      <w:r>
-        <w:rPr>
-          <w:rFonts w:ascii="Times New Roman" w:hAnsi="Times New Roman" w:cs="Times New Roman"/>
-          <w:sz w:val="24"/>
-        </w:rPr>
-        <w:t>Milutinovic</w:t>
-      </w:r>
-      <w:proofErr w:type="spellEnd"/>
-      <w:r>
-        <w:rPr>
-          <w:rFonts w:ascii="Times New Roman" w:hAnsi="Times New Roman" w:cs="Times New Roman"/>
-          <w:sz w:val="24"/>
-        </w:rPr>
-        <w:t xml:space="preserve">, V. (2020). E-Voting System Based on Blockchain Technology. </w:t>
+        <w:t xml:space="preserve">, Y., &amp; Milutinovic, V. (2020). E-Voting System Based on Blockchain Technology. </w:t>
       </w:r>
       <w:r>
         <w:rPr>
@@ -32537,37 +31914,12 @@
           <w:sz w:val="24"/>
         </w:rPr>
       </w:pPr>
-      <w:proofErr w:type="spellStart"/>
-      <w:r>
-        <w:rPr>
-          <w:rFonts w:ascii="Times New Roman" w:hAnsi="Times New Roman" w:cs="Times New Roman"/>
-          <w:sz w:val="24"/>
-        </w:rPr>
-        <w:t>Dhamija</w:t>
-      </w:r>
-      <w:proofErr w:type="spellEnd"/>
-      <w:r>
-        <w:rPr>
-          <w:rFonts w:ascii="Times New Roman" w:hAnsi="Times New Roman" w:cs="Times New Roman"/>
-          <w:sz w:val="24"/>
-        </w:rPr>
-        <w:t xml:space="preserve">, R., &amp; </w:t>
-      </w:r>
-      <w:proofErr w:type="spellStart"/>
-      <w:r>
-        <w:rPr>
-          <w:rFonts w:ascii="Times New Roman" w:hAnsi="Times New Roman" w:cs="Times New Roman"/>
-          <w:sz w:val="24"/>
-        </w:rPr>
-        <w:t>Dhamija</w:t>
-      </w:r>
-      <w:proofErr w:type="spellEnd"/>
-      <w:r>
-        <w:rPr>
-          <w:rFonts w:ascii="Times New Roman" w:hAnsi="Times New Roman" w:cs="Times New Roman"/>
-          <w:sz w:val="24"/>
-        </w:rPr>
-        <w:t xml:space="preserve">, G. (2020). An E-Voting System Using Homomorphic Encryption Scheme. </w:t>
+      <w:r>
+        <w:rPr>
+          <w:rFonts w:ascii="Times New Roman" w:hAnsi="Times New Roman" w:cs="Times New Roman"/>
+          <w:sz w:val="24"/>
+        </w:rPr>
+        <w:t xml:space="preserve">Dhamija, R., &amp; Dhamija, G. (2020). An E-Voting System Using Homomorphic Encryption Scheme. </w:t>
       </w:r>
       <w:r>
         <w:rPr>
@@ -32605,24 +31957,16 @@
         <w:rPr>
           <w:rFonts w:ascii="Times New Roman" w:hAnsi="Times New Roman" w:cs="Times New Roman"/>
           <w:sz w:val="24"/>
-        </w:rPr>
-        <w:t xml:space="preserve">García, R. R., </w:t>
-      </w:r>
-      <w:proofErr w:type="spellStart"/>
-      <w:r>
-        <w:rPr>
-          <w:rFonts w:ascii="Times New Roman" w:hAnsi="Times New Roman" w:cs="Times New Roman"/>
-          <w:sz w:val="24"/>
-        </w:rPr>
-        <w:t>Mateos</w:t>
-      </w:r>
-      <w:proofErr w:type="spellEnd"/>
-      <w:r>
-        <w:rPr>
-          <w:rFonts w:ascii="Times New Roman" w:hAnsi="Times New Roman" w:cs="Times New Roman"/>
-          <w:sz w:val="24"/>
-        </w:rPr>
-        <w:t xml:space="preserve">, C. A., &amp; Grijalva, S. (2021). Design and Implementation of an E-Voting System Using Biometric Authentication. </w:t>
+          <w:lang w:val="it-IT"/>
+        </w:rPr>
+        <w:t xml:space="preserve">García, R. R., Mateos, C. A., &amp; Grijalva, S. (2021). </w:t>
+      </w:r>
+      <w:r>
+        <w:rPr>
+          <w:rFonts w:ascii="Times New Roman" w:hAnsi="Times New Roman" w:cs="Times New Roman"/>
+          <w:sz w:val="24"/>
+        </w:rPr>
+        <w:t xml:space="preserve">Design and Implementation of an E-Voting System Using Biometric Authentication. </w:t>
       </w:r>
       <w:r>
         <w:rPr>
@@ -32650,6 +31994,14 @@
           <w:szCs w:val="24"/>
         </w:rPr>
       </w:pPr>
+      <w:r>
+        <w:rPr>
+          <w:rFonts w:ascii="Times New Roman" w:hAnsi="Times New Roman" w:cs="Times New Roman"/>
+          <w:sz w:val="24"/>
+          <w:szCs w:val="24"/>
+        </w:rPr>
+        <w:t xml:space="preserve">Hanandeh, E., Jbara, S., </w:t>
+      </w:r>
       <w:proofErr w:type="spellStart"/>
       <w:r>
         <w:rPr>
@@ -32657,7 +32009,7 @@
           <w:sz w:val="24"/>
           <w:szCs w:val="24"/>
         </w:rPr>
-        <w:t>Hanandeh</w:t>
+        <w:t>Shatnawi</w:t>
       </w:r>
       <w:proofErr w:type="spellEnd"/>
       <w:r>
@@ -32666,61 +32018,7 @@
           <w:sz w:val="24"/>
           <w:szCs w:val="24"/>
         </w:rPr>
-        <w:t xml:space="preserve">, E., </w:t>
-      </w:r>
-      <w:proofErr w:type="spellStart"/>
-      <w:r>
-        <w:rPr>
-          <w:rFonts w:ascii="Times New Roman" w:hAnsi="Times New Roman" w:cs="Times New Roman"/>
-          <w:sz w:val="24"/>
-          <w:szCs w:val="24"/>
-        </w:rPr>
-        <w:t>Jbara</w:t>
-      </w:r>
-      <w:proofErr w:type="spellEnd"/>
-      <w:r>
-        <w:rPr>
-          <w:rFonts w:ascii="Times New Roman" w:hAnsi="Times New Roman" w:cs="Times New Roman"/>
-          <w:sz w:val="24"/>
-          <w:szCs w:val="24"/>
-        </w:rPr>
-        <w:t xml:space="preserve">, S., </w:t>
-      </w:r>
-      <w:proofErr w:type="spellStart"/>
-      <w:r>
-        <w:rPr>
-          <w:rFonts w:ascii="Times New Roman" w:hAnsi="Times New Roman" w:cs="Times New Roman"/>
-          <w:sz w:val="24"/>
-          <w:szCs w:val="24"/>
-        </w:rPr>
-        <w:t>Shatnawi</w:t>
-      </w:r>
-      <w:proofErr w:type="spellEnd"/>
-      <w:r>
-        <w:rPr>
-          <w:rFonts w:ascii="Times New Roman" w:hAnsi="Times New Roman" w:cs="Times New Roman"/>
-          <w:sz w:val="24"/>
-          <w:szCs w:val="24"/>
-        </w:rPr>
-        <w:t xml:space="preserve">, M. A., &amp; </w:t>
-      </w:r>
-      <w:proofErr w:type="spellStart"/>
-      <w:r>
-        <w:rPr>
-          <w:rFonts w:ascii="Times New Roman" w:hAnsi="Times New Roman" w:cs="Times New Roman"/>
-          <w:sz w:val="24"/>
-          <w:szCs w:val="24"/>
-        </w:rPr>
-        <w:t>Alkhaldi</w:t>
-      </w:r>
-      <w:proofErr w:type="spellEnd"/>
-      <w:r>
-        <w:rPr>
-          <w:rFonts w:ascii="Times New Roman" w:hAnsi="Times New Roman" w:cs="Times New Roman"/>
-          <w:sz w:val="24"/>
-          <w:szCs w:val="24"/>
-        </w:rPr>
-        <w:t xml:space="preserve">, K. (2021). The Adoption of E-Voting Systems in Developing Countries. </w:t>
+        <w:t xml:space="preserve">, M. A., &amp; Alkhaldi, K. (2021). The Adoption of E-Voting Systems in Developing Countries. </w:t>
       </w:r>
       <w:r>
         <w:rPr>
@@ -32786,23 +32084,13 @@
           <w:szCs w:val="24"/>
         </w:rPr>
       </w:pPr>
-      <w:proofErr w:type="spellStart"/>
-      <w:r>
-        <w:rPr>
-          <w:rFonts w:ascii="Times New Roman" w:hAnsi="Times New Roman" w:cs="Times New Roman"/>
-          <w:sz w:val="24"/>
-          <w:szCs w:val="24"/>
-        </w:rPr>
-        <w:t>Klemenc</w:t>
-      </w:r>
-      <w:proofErr w:type="spellEnd"/>
-      <w:r>
-        <w:rPr>
-          <w:rFonts w:ascii="Times New Roman" w:hAnsi="Times New Roman" w:cs="Times New Roman"/>
-          <w:sz w:val="24"/>
-          <w:szCs w:val="24"/>
-        </w:rPr>
-        <w:t xml:space="preserve">, B., &amp; Volk, M. (2021). E-Voting Systems: A Review. </w:t>
+      <w:r>
+        <w:rPr>
+          <w:rFonts w:ascii="Times New Roman" w:hAnsi="Times New Roman" w:cs="Times New Roman"/>
+          <w:sz w:val="24"/>
+          <w:szCs w:val="24"/>
+        </w:rPr>
+        <w:t xml:space="preserve">Klemenc, B., &amp; Volk, M. (2021). E-Voting Systems: A Review. </w:t>
       </w:r>
       <w:r>
         <w:rPr>
@@ -32832,23 +32120,13 @@
           <w:szCs w:val="24"/>
         </w:rPr>
       </w:pPr>
-      <w:proofErr w:type="spellStart"/>
-      <w:r>
-        <w:rPr>
-          <w:rFonts w:ascii="Times New Roman" w:hAnsi="Times New Roman" w:cs="Times New Roman"/>
-          <w:sz w:val="24"/>
-          <w:szCs w:val="24"/>
-        </w:rPr>
-        <w:t>Kreischer</w:t>
-      </w:r>
-      <w:proofErr w:type="spellEnd"/>
-      <w:r>
-        <w:rPr>
-          <w:rFonts w:ascii="Times New Roman" w:hAnsi="Times New Roman" w:cs="Times New Roman"/>
-          <w:sz w:val="24"/>
-          <w:szCs w:val="24"/>
-        </w:rPr>
-        <w:t xml:space="preserve">, C., &amp; Krimmer, R. (2021). Electronic Voting in Europe: Innovations and Challenges. </w:t>
+      <w:r>
+        <w:rPr>
+          <w:rFonts w:ascii="Times New Roman" w:hAnsi="Times New Roman" w:cs="Times New Roman"/>
+          <w:sz w:val="24"/>
+          <w:szCs w:val="24"/>
+        </w:rPr>
+        <w:t xml:space="preserve">Kreischer, C., &amp; Krimmer, R. (2021). Electronic Voting in Europe: Innovations and Challenges. </w:t>
       </w:r>
       <w:r>
         <w:rPr>
@@ -32906,27 +32184,7 @@
           <w:szCs w:val="24"/>
           <w:lang w:eastAsia="en-GB"/>
         </w:rPr>
-        <w:t xml:space="preserve">, E., &amp; </w:t>
-      </w:r>
-      <w:proofErr w:type="spellStart"/>
-      <w:r>
-        <w:rPr>
-          <w:rFonts w:ascii="Times New Roman" w:eastAsia="Times New Roman" w:hAnsi="Times New Roman" w:cs="Times New Roman"/>
-          <w:sz w:val="24"/>
-          <w:szCs w:val="24"/>
-          <w:lang w:eastAsia="en-GB"/>
-        </w:rPr>
-        <w:t>Mentzas</w:t>
-      </w:r>
-      <w:proofErr w:type="spellEnd"/>
-      <w:r>
-        <w:rPr>
-          <w:rFonts w:ascii="Times New Roman" w:eastAsia="Times New Roman" w:hAnsi="Times New Roman" w:cs="Times New Roman"/>
-          <w:sz w:val="24"/>
-          <w:szCs w:val="24"/>
-          <w:lang w:eastAsia="en-GB"/>
-        </w:rPr>
-        <w:t xml:space="preserve">, G. (2021). Blockchain for Secure and Transparent E-Voting: A Systematic Literature Review. </w:t>
+        <w:t xml:space="preserve">, E., &amp; Mentzas, G. (2021). Blockchain for Secure and Transparent E-Voting: A Systematic Literature Review. </w:t>
       </w:r>
       <w:r>
         <w:rPr>
@@ -32957,37 +32215,12 @@
           <w:sz w:val="24"/>
         </w:rPr>
       </w:pPr>
-      <w:proofErr w:type="spellStart"/>
-      <w:r>
-        <w:rPr>
-          <w:rFonts w:ascii="Times New Roman" w:hAnsi="Times New Roman" w:cs="Times New Roman"/>
-          <w:sz w:val="24"/>
-        </w:rPr>
-        <w:t>Osório</w:t>
-      </w:r>
-      <w:proofErr w:type="spellEnd"/>
-      <w:r>
-        <w:rPr>
-          <w:rFonts w:ascii="Times New Roman" w:hAnsi="Times New Roman" w:cs="Times New Roman"/>
-          <w:sz w:val="24"/>
-        </w:rPr>
-        <w:t xml:space="preserve">, A., Santos, J., &amp; </w:t>
-      </w:r>
-      <w:proofErr w:type="spellStart"/>
-      <w:r>
-        <w:rPr>
-          <w:rFonts w:ascii="Times New Roman" w:hAnsi="Times New Roman" w:cs="Times New Roman"/>
-          <w:sz w:val="24"/>
-        </w:rPr>
-        <w:t>Morais</w:t>
-      </w:r>
-      <w:proofErr w:type="spellEnd"/>
-      <w:r>
-        <w:rPr>
-          <w:rFonts w:ascii="Times New Roman" w:hAnsi="Times New Roman" w:cs="Times New Roman"/>
-          <w:sz w:val="24"/>
-        </w:rPr>
-        <w:t xml:space="preserve">, M. (2020). E-Voting System with Blockchain and Blind Signature. </w:t>
+      <w:r>
+        <w:rPr>
+          <w:rFonts w:ascii="Times New Roman" w:hAnsi="Times New Roman" w:cs="Times New Roman"/>
+          <w:sz w:val="24"/>
+        </w:rPr>
+        <w:t xml:space="preserve">Osório, A., Santos, J., &amp; Morais, M. (2020). E-Voting System with Blockchain and Blind Signature. </w:t>
       </w:r>
       <w:r>
         <w:rPr>
@@ -33024,7 +32257,6 @@
           <w:lang w:eastAsia="en-GB"/>
         </w:rPr>
       </w:pPr>
-      <w:proofErr w:type="spellStart"/>
       <w:r>
         <w:rPr>
           <w:rFonts w:ascii="Times New Roman" w:eastAsia="Times New Roman" w:hAnsi="Times New Roman" w:cs="Times New Roman"/>
@@ -33032,17 +32264,7 @@
           <w:szCs w:val="24"/>
           <w:lang w:eastAsia="en-GB"/>
         </w:rPr>
-        <w:t>Schürmann</w:t>
-      </w:r>
-      <w:proofErr w:type="spellEnd"/>
-      <w:r>
-        <w:rPr>
-          <w:rFonts w:ascii="Times New Roman" w:eastAsia="Times New Roman" w:hAnsi="Times New Roman" w:cs="Times New Roman"/>
-          <w:sz w:val="24"/>
-          <w:szCs w:val="24"/>
-          <w:lang w:eastAsia="en-GB"/>
-        </w:rPr>
-        <w:t xml:space="preserve">, C., &amp; Krimmer, R. (2021). Improving Usability in E-Voting Systems: A Systematic Review of International Research. </w:t>
+        <w:t xml:space="preserve">Schürmann, C., &amp; Krimmer, R. (2021). Improving Usability in E-Voting Systems: A Systematic Review of International Research. </w:t>
       </w:r>
       <w:r>
         <w:rPr>
@@ -33073,37 +32295,12 @@
           <w:sz w:val="24"/>
         </w:rPr>
       </w:pPr>
-      <w:proofErr w:type="spellStart"/>
-      <w:r>
-        <w:rPr>
-          <w:rFonts w:ascii="Times New Roman" w:hAnsi="Times New Roman" w:cs="Times New Roman"/>
-          <w:sz w:val="24"/>
-        </w:rPr>
-        <w:t>Trabelsi</w:t>
-      </w:r>
-      <w:proofErr w:type="spellEnd"/>
-      <w:r>
-        <w:rPr>
-          <w:rFonts w:ascii="Times New Roman" w:hAnsi="Times New Roman" w:cs="Times New Roman"/>
-          <w:sz w:val="24"/>
-        </w:rPr>
-        <w:t xml:space="preserve">, S., Abid, M., &amp; </w:t>
-      </w:r>
-      <w:proofErr w:type="spellStart"/>
-      <w:r>
-        <w:rPr>
-          <w:rFonts w:ascii="Times New Roman" w:hAnsi="Times New Roman" w:cs="Times New Roman"/>
-          <w:sz w:val="24"/>
-        </w:rPr>
-        <w:t>Mrabet</w:t>
-      </w:r>
-      <w:proofErr w:type="spellEnd"/>
-      <w:r>
-        <w:rPr>
-          <w:rFonts w:ascii="Times New Roman" w:hAnsi="Times New Roman" w:cs="Times New Roman"/>
-          <w:sz w:val="24"/>
-        </w:rPr>
-        <w:t xml:space="preserve">, H. (2020). Towards a Secure E-Voting System Based on the Internet of Things and Blockchain. </w:t>
+      <w:r>
+        <w:rPr>
+          <w:rFonts w:ascii="Times New Roman" w:hAnsi="Times New Roman" w:cs="Times New Roman"/>
+          <w:sz w:val="24"/>
+        </w:rPr>
+        <w:t xml:space="preserve">Trabelsi, S., Abid, M., &amp; Mrabet, H. (2020). Towards a Secure E-Voting System Based on the Internet of Things and Blockchain. </w:t>
       </w:r>
       <w:r>
         <w:rPr>
@@ -33175,16 +32372,16 @@
       <w:pPr>
         <w:pStyle w:val="Heading1"/>
       </w:pPr>
-      <w:bookmarkStart w:id="145" w:name="_Toc92910012"/>
-      <w:bookmarkStart w:id="146" w:name="_Toc145278365"/>
-      <w:bookmarkStart w:id="147" w:name="_Toc145331699"/>
+      <w:bookmarkStart w:id="144" w:name="_Toc92910012"/>
+      <w:bookmarkStart w:id="145" w:name="_Toc145278365"/>
+      <w:bookmarkStart w:id="146" w:name="_Toc145331699"/>
       <w:r>
         <w:lastRenderedPageBreak/>
         <w:t>APPENDIX A</w:t>
       </w:r>
+      <w:bookmarkEnd w:id="144"/>
       <w:bookmarkEnd w:id="145"/>
       <w:bookmarkEnd w:id="146"/>
-      <w:bookmarkEnd w:id="147"/>
     </w:p>
     <w:p>
       <w:pPr>
@@ -33194,10 +32391,10 @@
           <w:sz w:val="24"/>
         </w:rPr>
       </w:pPr>
-      <w:bookmarkStart w:id="148" w:name="_Toc65498670"/>
-      <w:bookmarkStart w:id="149" w:name="_Toc65556090"/>
-      <w:bookmarkStart w:id="150" w:name="_Toc92910013"/>
-      <w:bookmarkStart w:id="151" w:name="_Toc143250960"/>
+      <w:bookmarkStart w:id="147" w:name="_Toc65498670"/>
+      <w:bookmarkStart w:id="148" w:name="_Toc65556090"/>
+      <w:bookmarkStart w:id="149" w:name="_Toc92910013"/>
+      <w:bookmarkStart w:id="150" w:name="_Toc143250960"/>
       <w:r>
         <w:rPr>
           <w:rFonts w:ascii="Times New Roman" w:hAnsi="Times New Roman" w:cs="Times New Roman"/>
@@ -33852,10 +33049,10 @@
         <w:lastRenderedPageBreak/>
         <w:t>APPENDIX B</w:t>
       </w:r>
+      <w:bookmarkEnd w:id="147"/>
       <w:bookmarkEnd w:id="148"/>
       <w:bookmarkEnd w:id="149"/>
       <w:bookmarkEnd w:id="150"/>
-      <w:bookmarkEnd w:id="151"/>
     </w:p>
     <w:p>
       <w:pPr>
@@ -35738,29 +34935,7 @@
           <w:szCs w:val="21"/>
           <w:lang w:eastAsia="en-GB"/>
         </w:rPr>
-        <w:t>      #</w:t>
-      </w:r>
-      <w:proofErr w:type="spellStart"/>
-      <w:r>
-        <w:rPr>
-          <w:rFonts w:ascii="Consolas" w:eastAsia="Times New Roman" w:hAnsi="Consolas" w:cs="Times New Roman"/>
-          <w:color w:val="1A1A1A" w:themeColor="background1" w:themeShade="1A"/>
-          <w:sz w:val="21"/>
-          <w:szCs w:val="21"/>
-          <w:lang w:eastAsia="en-GB"/>
-        </w:rPr>
-        <w:t>candidate_list</w:t>
-      </w:r>
-      <w:proofErr w:type="spellEnd"/>
-      <w:r>
-        <w:rPr>
-          <w:rFonts w:ascii="Consolas" w:eastAsia="Times New Roman" w:hAnsi="Consolas" w:cs="Times New Roman"/>
-          <w:color w:val="1A1A1A" w:themeColor="background1" w:themeShade="1A"/>
-          <w:sz w:val="21"/>
-          <w:szCs w:val="21"/>
-          <w:lang w:eastAsia="en-GB"/>
-        </w:rPr>
-        <w:t xml:space="preserve"> ul </w:t>
+        <w:t xml:space="preserve">      #candidate_list ul </w:t>
       </w:r>
       <w:proofErr w:type="gramStart"/>
       <w:r>
@@ -36229,7 +35404,7 @@
           <w:color w:val="1A1A1A" w:themeColor="background1" w:themeShade="1A"/>
           <w:sz w:val="21"/>
           <w:szCs w:val="21"/>
-          <w:lang w:eastAsia="en-GB"/>
+          <w:lang w:val="it-IT" w:eastAsia="en-GB"/>
         </w:rPr>
       </w:pPr>
       <w:r>
@@ -36242,6 +35417,114 @@
         </w:rPr>
         <w:t xml:space="preserve">  </w:t>
       </w:r>
+      <w:r>
+        <w:rPr>
+          <w:rFonts w:ascii="Consolas" w:eastAsia="Times New Roman" w:hAnsi="Consolas" w:cs="Times New Roman"/>
+          <w:color w:val="1A1A1A" w:themeColor="background1" w:themeShade="1A"/>
+          <w:sz w:val="21"/>
+          <w:szCs w:val="21"/>
+          <w:lang w:val="it-IT" w:eastAsia="en-GB"/>
+        </w:rPr>
+        <w:t>&lt;!-- Logo --&gt;</w:t>
+      </w:r>
+    </w:p>
+    <w:p>
+      <w:pPr>
+        <w:spacing w:after="0" w:line="285" w:lineRule="atLeast"/>
+        <w:rPr>
+          <w:rFonts w:ascii="Consolas" w:eastAsia="Times New Roman" w:hAnsi="Consolas" w:cs="Times New Roman"/>
+          <w:color w:val="1A1A1A" w:themeColor="background1" w:themeShade="1A"/>
+          <w:sz w:val="21"/>
+          <w:szCs w:val="21"/>
+          <w:lang w:val="it-IT" w:eastAsia="en-GB"/>
+        </w:rPr>
+      </w:pPr>
+      <w:r>
+        <w:rPr>
+          <w:rFonts w:ascii="Consolas" w:eastAsia="Times New Roman" w:hAnsi="Consolas" w:cs="Times New Roman"/>
+          <w:color w:val="1A1A1A" w:themeColor="background1" w:themeShade="1A"/>
+          <w:sz w:val="21"/>
+          <w:szCs w:val="21"/>
+          <w:lang w:val="it-IT" w:eastAsia="en-GB"/>
+        </w:rPr>
+        <w:t>  &lt;a href="#" class="logo"&gt;</w:t>
+      </w:r>
+    </w:p>
+    <w:p>
+      <w:pPr>
+        <w:spacing w:after="0" w:line="285" w:lineRule="atLeast"/>
+        <w:rPr>
+          <w:rFonts w:ascii="Consolas" w:eastAsia="Times New Roman" w:hAnsi="Consolas" w:cs="Times New Roman"/>
+          <w:color w:val="1A1A1A" w:themeColor="background1" w:themeShade="1A"/>
+          <w:sz w:val="21"/>
+          <w:szCs w:val="21"/>
+          <w:lang w:val="it-IT" w:eastAsia="en-GB"/>
+        </w:rPr>
+      </w:pPr>
+      <w:r>
+        <w:rPr>
+          <w:rFonts w:ascii="Consolas" w:eastAsia="Times New Roman" w:hAnsi="Consolas" w:cs="Times New Roman"/>
+          <w:color w:val="1A1A1A" w:themeColor="background1" w:themeShade="1A"/>
+          <w:sz w:val="21"/>
+          <w:szCs w:val="21"/>
+          <w:lang w:val="it-IT" w:eastAsia="en-GB"/>
+        </w:rPr>
+        <w:t>    &lt;!-- mini logo for sidebar mini 50x50 pixels --&gt;</w:t>
+      </w:r>
+    </w:p>
+    <w:p>
+      <w:pPr>
+        <w:spacing w:after="0" w:line="285" w:lineRule="atLeast"/>
+        <w:rPr>
+          <w:rFonts w:ascii="Consolas" w:eastAsia="Times New Roman" w:hAnsi="Consolas" w:cs="Times New Roman"/>
+          <w:color w:val="1A1A1A" w:themeColor="background1" w:themeShade="1A"/>
+          <w:sz w:val="21"/>
+          <w:szCs w:val="21"/>
+          <w:lang w:eastAsia="en-GB"/>
+        </w:rPr>
+      </w:pPr>
+      <w:r>
+        <w:rPr>
+          <w:rFonts w:ascii="Consolas" w:eastAsia="Times New Roman" w:hAnsi="Consolas" w:cs="Times New Roman"/>
+          <w:color w:val="1A1A1A" w:themeColor="background1" w:themeShade="1A"/>
+          <w:sz w:val="21"/>
+          <w:szCs w:val="21"/>
+          <w:lang w:val="it-IT" w:eastAsia="en-GB"/>
+        </w:rPr>
+        <w:t xml:space="preserve">    </w:t>
+      </w:r>
+      <w:r>
+        <w:rPr>
+          <w:rFonts w:ascii="Consolas" w:eastAsia="Times New Roman" w:hAnsi="Consolas" w:cs="Times New Roman"/>
+          <w:color w:val="1A1A1A" w:themeColor="background1" w:themeShade="1A"/>
+          <w:sz w:val="21"/>
+          <w:szCs w:val="21"/>
+          <w:lang w:eastAsia="en-GB"/>
+        </w:rPr>
+        <w:t>&lt;span class="logo-mini"&gt;&lt;b&gt;V&lt;/b&gt;TS&lt;/span&gt;</w:t>
+      </w:r>
+    </w:p>
+    <w:p>
+      <w:pPr>
+        <w:spacing w:after="0" w:line="285" w:lineRule="atLeast"/>
+        <w:rPr>
+          <w:rFonts w:ascii="Consolas" w:eastAsia="Times New Roman" w:hAnsi="Consolas" w:cs="Times New Roman"/>
+          <w:color w:val="1A1A1A" w:themeColor="background1" w:themeShade="1A"/>
+          <w:sz w:val="21"/>
+          <w:szCs w:val="21"/>
+          <w:lang w:eastAsia="en-GB"/>
+        </w:rPr>
+      </w:pPr>
+      <w:r>
+        <w:rPr>
+          <w:rFonts w:ascii="Consolas" w:eastAsia="Times New Roman" w:hAnsi="Consolas" w:cs="Times New Roman"/>
+          <w:color w:val="1A1A1A" w:themeColor="background1" w:themeShade="1A"/>
+          <w:sz w:val="21"/>
+          <w:szCs w:val="21"/>
+          <w:lang w:eastAsia="en-GB"/>
+        </w:rPr>
+        <w:t xml:space="preserve">    </w:t>
+      </w:r>
       <w:proofErr w:type="gramStart"/>
       <w:r>
         <w:rPr>
@@ -36262,7 +35545,7 @@
           <w:szCs w:val="21"/>
           <w:lang w:eastAsia="en-GB"/>
         </w:rPr>
-        <w:t xml:space="preserve"> Logo --&gt;</w:t>
+        <w:t xml:space="preserve"> logo for regular state and mobile devices --&gt;</w:t>
       </w:r>
     </w:p>
     <w:p>
@@ -36284,7 +35567,7 @@
           <w:szCs w:val="21"/>
           <w:lang w:eastAsia="en-GB"/>
         </w:rPr>
-        <w:t xml:space="preserve">  &lt;a </w:t>
+        <w:t>    &lt;span class="logo-</w:t>
       </w:r>
       <w:proofErr w:type="spellStart"/>
       <w:r>
@@ -36295,6 +35578,206 @@
           <w:szCs w:val="21"/>
           <w:lang w:eastAsia="en-GB"/>
         </w:rPr>
+        <w:t>lg</w:t>
+      </w:r>
+      <w:proofErr w:type="spellEnd"/>
+      <w:r>
+        <w:rPr>
+          <w:rFonts w:ascii="Consolas" w:eastAsia="Times New Roman" w:hAnsi="Consolas" w:cs="Times New Roman"/>
+          <w:color w:val="1A1A1A" w:themeColor="background1" w:themeShade="1A"/>
+          <w:sz w:val="21"/>
+          <w:szCs w:val="21"/>
+          <w:lang w:eastAsia="en-GB"/>
+        </w:rPr>
+        <w:t>"&gt;&lt;b&gt;Voting&lt;/b&gt;System&lt;/span&gt;</w:t>
+      </w:r>
+    </w:p>
+    <w:p>
+      <w:pPr>
+        <w:spacing w:after="0" w:line="285" w:lineRule="atLeast"/>
+        <w:rPr>
+          <w:rFonts w:ascii="Consolas" w:eastAsia="Times New Roman" w:hAnsi="Consolas" w:cs="Times New Roman"/>
+          <w:color w:val="1A1A1A" w:themeColor="background1" w:themeShade="1A"/>
+          <w:sz w:val="21"/>
+          <w:szCs w:val="21"/>
+          <w:lang w:eastAsia="en-GB"/>
+        </w:rPr>
+      </w:pPr>
+      <w:r>
+        <w:rPr>
+          <w:rFonts w:ascii="Consolas" w:eastAsia="Times New Roman" w:hAnsi="Consolas" w:cs="Times New Roman"/>
+          <w:color w:val="1A1A1A" w:themeColor="background1" w:themeShade="1A"/>
+          <w:sz w:val="21"/>
+          <w:szCs w:val="21"/>
+          <w:lang w:eastAsia="en-GB"/>
+        </w:rPr>
+        <w:t>  &lt;/a&gt;</w:t>
+      </w:r>
+    </w:p>
+    <w:p>
+      <w:pPr>
+        <w:spacing w:after="0" w:line="285" w:lineRule="atLeast"/>
+        <w:rPr>
+          <w:rFonts w:ascii="Consolas" w:eastAsia="Times New Roman" w:hAnsi="Consolas" w:cs="Times New Roman"/>
+          <w:color w:val="1A1A1A" w:themeColor="background1" w:themeShade="1A"/>
+          <w:sz w:val="21"/>
+          <w:szCs w:val="21"/>
+          <w:lang w:eastAsia="en-GB"/>
+        </w:rPr>
+      </w:pPr>
+      <w:r>
+        <w:rPr>
+          <w:rFonts w:ascii="Consolas" w:eastAsia="Times New Roman" w:hAnsi="Consolas" w:cs="Times New Roman"/>
+          <w:color w:val="1A1A1A" w:themeColor="background1" w:themeShade="1A"/>
+          <w:sz w:val="21"/>
+          <w:szCs w:val="21"/>
+          <w:lang w:eastAsia="en-GB"/>
+        </w:rPr>
+        <w:t xml:space="preserve">  </w:t>
+      </w:r>
+      <w:proofErr w:type="gramStart"/>
+      <w:r>
+        <w:rPr>
+          <w:rFonts w:ascii="Consolas" w:eastAsia="Times New Roman" w:hAnsi="Consolas" w:cs="Times New Roman"/>
+          <w:color w:val="1A1A1A" w:themeColor="background1" w:themeShade="1A"/>
+          <w:sz w:val="21"/>
+          <w:szCs w:val="21"/>
+          <w:lang w:eastAsia="en-GB"/>
+        </w:rPr>
+        <w:t>&lt;!--</w:t>
+      </w:r>
+      <w:proofErr w:type="gramEnd"/>
+      <w:r>
+        <w:rPr>
+          <w:rFonts w:ascii="Consolas" w:eastAsia="Times New Roman" w:hAnsi="Consolas" w:cs="Times New Roman"/>
+          <w:color w:val="1A1A1A" w:themeColor="background1" w:themeShade="1A"/>
+          <w:sz w:val="21"/>
+          <w:szCs w:val="21"/>
+          <w:lang w:eastAsia="en-GB"/>
+        </w:rPr>
+        <w:t xml:space="preserve"> Header Navbar: style can be found in </w:t>
+      </w:r>
+      <w:proofErr w:type="spellStart"/>
+      <w:proofErr w:type="gramStart"/>
+      <w:r>
+        <w:rPr>
+          <w:rFonts w:ascii="Consolas" w:eastAsia="Times New Roman" w:hAnsi="Consolas" w:cs="Times New Roman"/>
+          <w:color w:val="1A1A1A" w:themeColor="background1" w:themeShade="1A"/>
+          <w:sz w:val="21"/>
+          <w:szCs w:val="21"/>
+          <w:lang w:eastAsia="en-GB"/>
+        </w:rPr>
+        <w:t>header.less</w:t>
+      </w:r>
+      <w:proofErr w:type="spellEnd"/>
+      <w:proofErr w:type="gramEnd"/>
+      <w:r>
+        <w:rPr>
+          <w:rFonts w:ascii="Consolas" w:eastAsia="Times New Roman" w:hAnsi="Consolas" w:cs="Times New Roman"/>
+          <w:color w:val="1A1A1A" w:themeColor="background1" w:themeShade="1A"/>
+          <w:sz w:val="21"/>
+          <w:szCs w:val="21"/>
+          <w:lang w:eastAsia="en-GB"/>
+        </w:rPr>
+        <w:t xml:space="preserve"> --&gt;</w:t>
+      </w:r>
+    </w:p>
+    <w:p>
+      <w:pPr>
+        <w:spacing w:after="0" w:line="285" w:lineRule="atLeast"/>
+        <w:rPr>
+          <w:rFonts w:ascii="Consolas" w:eastAsia="Times New Roman" w:hAnsi="Consolas" w:cs="Times New Roman"/>
+          <w:color w:val="1A1A1A" w:themeColor="background1" w:themeShade="1A"/>
+          <w:sz w:val="21"/>
+          <w:szCs w:val="21"/>
+          <w:lang w:eastAsia="en-GB"/>
+        </w:rPr>
+      </w:pPr>
+      <w:r>
+        <w:rPr>
+          <w:rFonts w:ascii="Consolas" w:eastAsia="Times New Roman" w:hAnsi="Consolas" w:cs="Times New Roman"/>
+          <w:color w:val="1A1A1A" w:themeColor="background1" w:themeShade="1A"/>
+          <w:sz w:val="21"/>
+          <w:szCs w:val="21"/>
+          <w:lang w:eastAsia="en-GB"/>
+        </w:rPr>
+        <w:t>  &lt;nav class="navbar navbar-static-top"&gt;</w:t>
+      </w:r>
+    </w:p>
+    <w:p>
+      <w:pPr>
+        <w:spacing w:after="0" w:line="285" w:lineRule="atLeast"/>
+        <w:rPr>
+          <w:rFonts w:ascii="Consolas" w:eastAsia="Times New Roman" w:hAnsi="Consolas" w:cs="Times New Roman"/>
+          <w:color w:val="1A1A1A" w:themeColor="background1" w:themeShade="1A"/>
+          <w:sz w:val="21"/>
+          <w:szCs w:val="21"/>
+          <w:lang w:eastAsia="en-GB"/>
+        </w:rPr>
+      </w:pPr>
+      <w:r>
+        <w:rPr>
+          <w:rFonts w:ascii="Consolas" w:eastAsia="Times New Roman" w:hAnsi="Consolas" w:cs="Times New Roman"/>
+          <w:color w:val="1A1A1A" w:themeColor="background1" w:themeShade="1A"/>
+          <w:sz w:val="21"/>
+          <w:szCs w:val="21"/>
+          <w:lang w:eastAsia="en-GB"/>
+        </w:rPr>
+        <w:t xml:space="preserve">    </w:t>
+      </w:r>
+      <w:proofErr w:type="gramStart"/>
+      <w:r>
+        <w:rPr>
+          <w:rFonts w:ascii="Consolas" w:eastAsia="Times New Roman" w:hAnsi="Consolas" w:cs="Times New Roman"/>
+          <w:color w:val="1A1A1A" w:themeColor="background1" w:themeShade="1A"/>
+          <w:sz w:val="21"/>
+          <w:szCs w:val="21"/>
+          <w:lang w:eastAsia="en-GB"/>
+        </w:rPr>
+        <w:t>&lt;!--</w:t>
+      </w:r>
+      <w:proofErr w:type="gramEnd"/>
+      <w:r>
+        <w:rPr>
+          <w:rFonts w:ascii="Consolas" w:eastAsia="Times New Roman" w:hAnsi="Consolas" w:cs="Times New Roman"/>
+          <w:color w:val="1A1A1A" w:themeColor="background1" w:themeShade="1A"/>
+          <w:sz w:val="21"/>
+          <w:szCs w:val="21"/>
+          <w:lang w:eastAsia="en-GB"/>
+        </w:rPr>
+        <w:t xml:space="preserve"> Sidebar toggle button--&gt;</w:t>
+      </w:r>
+    </w:p>
+    <w:p>
+      <w:pPr>
+        <w:spacing w:after="0" w:line="285" w:lineRule="atLeast"/>
+        <w:rPr>
+          <w:rFonts w:ascii="Consolas" w:eastAsia="Times New Roman" w:hAnsi="Consolas" w:cs="Times New Roman"/>
+          <w:color w:val="1A1A1A" w:themeColor="background1" w:themeShade="1A"/>
+          <w:sz w:val="21"/>
+          <w:szCs w:val="21"/>
+          <w:lang w:eastAsia="en-GB"/>
+        </w:rPr>
+      </w:pPr>
+      <w:r>
+        <w:rPr>
+          <w:rFonts w:ascii="Consolas" w:eastAsia="Times New Roman" w:hAnsi="Consolas" w:cs="Times New Roman"/>
+          <w:color w:val="1A1A1A" w:themeColor="background1" w:themeShade="1A"/>
+          <w:sz w:val="21"/>
+          <w:szCs w:val="21"/>
+          <w:lang w:eastAsia="en-GB"/>
+        </w:rPr>
+        <w:t xml:space="preserve">    &lt;a </w:t>
+      </w:r>
+      <w:proofErr w:type="spellStart"/>
+      <w:r>
+        <w:rPr>
+          <w:rFonts w:ascii="Consolas" w:eastAsia="Times New Roman" w:hAnsi="Consolas" w:cs="Times New Roman"/>
+          <w:color w:val="1A1A1A" w:themeColor="background1" w:themeShade="1A"/>
+          <w:sz w:val="21"/>
+          <w:szCs w:val="21"/>
+          <w:lang w:eastAsia="en-GB"/>
+        </w:rPr>
         <w:t>href</w:t>
       </w:r>
       <w:proofErr w:type="spellEnd"/>
@@ -36306,7 +35789,7 @@
           <w:szCs w:val="21"/>
           <w:lang w:eastAsia="en-GB"/>
         </w:rPr>
-        <w:t>="#" class="logo"&gt;</w:t>
+        <w:t>="#" class="sidebar-toggle" data-toggle="push-menu" role="button"&gt;</w:t>
       </w:r>
     </w:p>
     <w:p>
@@ -36328,7 +35811,129 @@
           <w:szCs w:val="21"/>
           <w:lang w:eastAsia="en-GB"/>
         </w:rPr>
-        <w:t xml:space="preserve">    </w:t>
+        <w:t>      &lt;span class="</w:t>
+      </w:r>
+      <w:proofErr w:type="spellStart"/>
+      <w:r>
+        <w:rPr>
+          <w:rFonts w:ascii="Consolas" w:eastAsia="Times New Roman" w:hAnsi="Consolas" w:cs="Times New Roman"/>
+          <w:color w:val="1A1A1A" w:themeColor="background1" w:themeShade="1A"/>
+          <w:sz w:val="21"/>
+          <w:szCs w:val="21"/>
+          <w:lang w:eastAsia="en-GB"/>
+        </w:rPr>
+        <w:t>sr</w:t>
+      </w:r>
+      <w:proofErr w:type="spellEnd"/>
+      <w:r>
+        <w:rPr>
+          <w:rFonts w:ascii="Consolas" w:eastAsia="Times New Roman" w:hAnsi="Consolas" w:cs="Times New Roman"/>
+          <w:color w:val="1A1A1A" w:themeColor="background1" w:themeShade="1A"/>
+          <w:sz w:val="21"/>
+          <w:szCs w:val="21"/>
+          <w:lang w:eastAsia="en-GB"/>
+        </w:rPr>
+        <w:t>-only"&gt;Toggle navigation&lt;/span&gt;</w:t>
+      </w:r>
+    </w:p>
+    <w:p>
+      <w:pPr>
+        <w:spacing w:after="0" w:line="285" w:lineRule="atLeast"/>
+        <w:rPr>
+          <w:rFonts w:ascii="Consolas" w:eastAsia="Times New Roman" w:hAnsi="Consolas" w:cs="Times New Roman"/>
+          <w:color w:val="1A1A1A" w:themeColor="background1" w:themeShade="1A"/>
+          <w:sz w:val="21"/>
+          <w:szCs w:val="21"/>
+          <w:lang w:eastAsia="en-GB"/>
+        </w:rPr>
+      </w:pPr>
+      <w:r>
+        <w:rPr>
+          <w:rFonts w:ascii="Consolas" w:eastAsia="Times New Roman" w:hAnsi="Consolas" w:cs="Times New Roman"/>
+          <w:color w:val="1A1A1A" w:themeColor="background1" w:themeShade="1A"/>
+          <w:sz w:val="21"/>
+          <w:szCs w:val="21"/>
+          <w:lang w:eastAsia="en-GB"/>
+        </w:rPr>
+        <w:t>    &lt;/a&gt;</w:t>
+      </w:r>
+    </w:p>
+    <w:p>
+      <w:pPr>
+        <w:spacing w:after="0" w:line="285" w:lineRule="atLeast"/>
+        <w:rPr>
+          <w:rFonts w:ascii="Consolas" w:eastAsia="Times New Roman" w:hAnsi="Consolas" w:cs="Times New Roman"/>
+          <w:color w:val="1A1A1A" w:themeColor="background1" w:themeShade="1A"/>
+          <w:sz w:val="21"/>
+          <w:szCs w:val="21"/>
+          <w:lang w:eastAsia="en-GB"/>
+        </w:rPr>
+      </w:pPr>
+    </w:p>
+    <w:p>
+      <w:pPr>
+        <w:spacing w:after="0" w:line="285" w:lineRule="atLeast"/>
+        <w:rPr>
+          <w:rFonts w:ascii="Consolas" w:eastAsia="Times New Roman" w:hAnsi="Consolas" w:cs="Times New Roman"/>
+          <w:color w:val="1A1A1A" w:themeColor="background1" w:themeShade="1A"/>
+          <w:sz w:val="21"/>
+          <w:szCs w:val="21"/>
+          <w:lang w:eastAsia="en-GB"/>
+        </w:rPr>
+      </w:pPr>
+      <w:r>
+        <w:rPr>
+          <w:rFonts w:ascii="Consolas" w:eastAsia="Times New Roman" w:hAnsi="Consolas" w:cs="Times New Roman"/>
+          <w:color w:val="1A1A1A" w:themeColor="background1" w:themeShade="1A"/>
+          <w:sz w:val="21"/>
+          <w:szCs w:val="21"/>
+          <w:lang w:eastAsia="en-GB"/>
+        </w:rPr>
+        <w:t>    &lt;div class="navbar-custom-menu"&gt;</w:t>
+      </w:r>
+    </w:p>
+    <w:p>
+      <w:pPr>
+        <w:spacing w:after="0" w:line="285" w:lineRule="atLeast"/>
+        <w:rPr>
+          <w:rFonts w:ascii="Consolas" w:eastAsia="Times New Roman" w:hAnsi="Consolas" w:cs="Times New Roman"/>
+          <w:color w:val="1A1A1A" w:themeColor="background1" w:themeShade="1A"/>
+          <w:sz w:val="21"/>
+          <w:szCs w:val="21"/>
+          <w:lang w:eastAsia="en-GB"/>
+        </w:rPr>
+      </w:pPr>
+      <w:r>
+        <w:rPr>
+          <w:rFonts w:ascii="Consolas" w:eastAsia="Times New Roman" w:hAnsi="Consolas" w:cs="Times New Roman"/>
+          <w:color w:val="1A1A1A" w:themeColor="background1" w:themeShade="1A"/>
+          <w:sz w:val="21"/>
+          <w:szCs w:val="21"/>
+          <w:lang w:eastAsia="en-GB"/>
+        </w:rPr>
+        <w:t>      &lt;ul class="nav navbar-nav"&gt;</w:t>
+      </w:r>
+    </w:p>
+    <w:p>
+      <w:pPr>
+        <w:spacing w:after="0" w:line="285" w:lineRule="atLeast"/>
+        <w:rPr>
+          <w:rFonts w:ascii="Consolas" w:eastAsia="Times New Roman" w:hAnsi="Consolas" w:cs="Times New Roman"/>
+          <w:color w:val="1A1A1A" w:themeColor="background1" w:themeShade="1A"/>
+          <w:sz w:val="21"/>
+          <w:szCs w:val="21"/>
+          <w:lang w:eastAsia="en-GB"/>
+        </w:rPr>
+      </w:pPr>
+      <w:r>
+        <w:rPr>
+          <w:rFonts w:ascii="Consolas" w:eastAsia="Times New Roman" w:hAnsi="Consolas" w:cs="Times New Roman"/>
+          <w:color w:val="1A1A1A" w:themeColor="background1" w:themeShade="1A"/>
+          <w:sz w:val="21"/>
+          <w:szCs w:val="21"/>
+          <w:lang w:eastAsia="en-GB"/>
+        </w:rPr>
+        <w:t xml:space="preserve">        </w:t>
       </w:r>
       <w:proofErr w:type="gramStart"/>
       <w:r>
@@ -36350,7 +35955,31 @@
           <w:szCs w:val="21"/>
           <w:lang w:eastAsia="en-GB"/>
         </w:rPr>
-        <w:t xml:space="preserve"> mini logo for sidebar mini 50x50 pixels --&gt;</w:t>
+        <w:t xml:space="preserve"> User Account: style can be found in </w:t>
+      </w:r>
+      <w:proofErr w:type="spellStart"/>
+      <w:proofErr w:type="gramStart"/>
+      <w:r>
+        <w:rPr>
+          <w:rFonts w:ascii="Consolas" w:eastAsia="Times New Roman" w:hAnsi="Consolas" w:cs="Times New Roman"/>
+          <w:color w:val="1A1A1A" w:themeColor="background1" w:themeShade="1A"/>
+          <w:sz w:val="21"/>
+          <w:szCs w:val="21"/>
+          <w:lang w:eastAsia="en-GB"/>
+        </w:rPr>
+        <w:t>dropdown.less</w:t>
+      </w:r>
+      <w:proofErr w:type="spellEnd"/>
+      <w:proofErr w:type="gramEnd"/>
+      <w:r>
+        <w:rPr>
+          <w:rFonts w:ascii="Consolas" w:eastAsia="Times New Roman" w:hAnsi="Consolas" w:cs="Times New Roman"/>
+          <w:color w:val="1A1A1A" w:themeColor="background1" w:themeShade="1A"/>
+          <w:sz w:val="21"/>
+          <w:szCs w:val="21"/>
+          <w:lang w:eastAsia="en-GB"/>
+        </w:rPr>
+        <w:t xml:space="preserve"> --&gt;</w:t>
       </w:r>
     </w:p>
     <w:p>
@@ -36372,7 +36001,7 @@
           <w:szCs w:val="21"/>
           <w:lang w:eastAsia="en-GB"/>
         </w:rPr>
-        <w:t>    &lt;span class="logo-mini"&gt;&lt;b&gt;V&lt;/b&gt;TS&lt;/span&gt;</w:t>
+        <w:t>        &lt;li class="dropdown user user-menu"&gt;</w:t>
       </w:r>
     </w:p>
     <w:p>
@@ -36394,7 +36023,249 @@
           <w:szCs w:val="21"/>
           <w:lang w:eastAsia="en-GB"/>
         </w:rPr>
-        <w:t xml:space="preserve">    </w:t>
+        <w:t xml:space="preserve">          &lt;a </w:t>
+      </w:r>
+      <w:proofErr w:type="spellStart"/>
+      <w:r>
+        <w:rPr>
+          <w:rFonts w:ascii="Consolas" w:eastAsia="Times New Roman" w:hAnsi="Consolas" w:cs="Times New Roman"/>
+          <w:color w:val="1A1A1A" w:themeColor="background1" w:themeShade="1A"/>
+          <w:sz w:val="21"/>
+          <w:szCs w:val="21"/>
+          <w:lang w:eastAsia="en-GB"/>
+        </w:rPr>
+        <w:t>href</w:t>
+      </w:r>
+      <w:proofErr w:type="spellEnd"/>
+      <w:r>
+        <w:rPr>
+          <w:rFonts w:ascii="Consolas" w:eastAsia="Times New Roman" w:hAnsi="Consolas" w:cs="Times New Roman"/>
+          <w:color w:val="1A1A1A" w:themeColor="background1" w:themeShade="1A"/>
+          <w:sz w:val="21"/>
+          <w:szCs w:val="21"/>
+          <w:lang w:eastAsia="en-GB"/>
+        </w:rPr>
+        <w:t>="#" class="dropdown-toggle" data-toggle="dropdown"&gt;</w:t>
+      </w:r>
+    </w:p>
+    <w:p>
+      <w:pPr>
+        <w:spacing w:after="0" w:line="285" w:lineRule="atLeast"/>
+        <w:rPr>
+          <w:rFonts w:ascii="Consolas" w:eastAsia="Times New Roman" w:hAnsi="Consolas" w:cs="Times New Roman"/>
+          <w:color w:val="1A1A1A" w:themeColor="background1" w:themeShade="1A"/>
+          <w:sz w:val="21"/>
+          <w:szCs w:val="21"/>
+          <w:lang w:eastAsia="en-GB"/>
+        </w:rPr>
+      </w:pPr>
+      <w:r>
+        <w:rPr>
+          <w:rFonts w:ascii="Consolas" w:eastAsia="Times New Roman" w:hAnsi="Consolas" w:cs="Times New Roman"/>
+          <w:color w:val="1A1A1A" w:themeColor="background1" w:themeShade="1A"/>
+          <w:sz w:val="21"/>
+          <w:szCs w:val="21"/>
+          <w:lang w:eastAsia="en-GB"/>
+        </w:rPr>
+        <w:t>            &lt;</w:t>
+      </w:r>
+      <w:proofErr w:type="spellStart"/>
+      <w:r>
+        <w:rPr>
+          <w:rFonts w:ascii="Consolas" w:eastAsia="Times New Roman" w:hAnsi="Consolas" w:cs="Times New Roman"/>
+          <w:color w:val="1A1A1A" w:themeColor="background1" w:themeShade="1A"/>
+          <w:sz w:val="21"/>
+          <w:szCs w:val="21"/>
+          <w:lang w:eastAsia="en-GB"/>
+        </w:rPr>
+        <w:t>img</w:t>
+      </w:r>
+      <w:proofErr w:type="spellEnd"/>
+      <w:r>
+        <w:rPr>
+          <w:rFonts w:ascii="Consolas" w:eastAsia="Times New Roman" w:hAnsi="Consolas" w:cs="Times New Roman"/>
+          <w:color w:val="1A1A1A" w:themeColor="background1" w:themeShade="1A"/>
+          <w:sz w:val="21"/>
+          <w:szCs w:val="21"/>
+          <w:lang w:eastAsia="en-GB"/>
+        </w:rPr>
+        <w:t xml:space="preserve"> </w:t>
+      </w:r>
+      <w:proofErr w:type="spellStart"/>
+      <w:r>
+        <w:rPr>
+          <w:rFonts w:ascii="Consolas" w:eastAsia="Times New Roman" w:hAnsi="Consolas" w:cs="Times New Roman"/>
+          <w:color w:val="1A1A1A" w:themeColor="background1" w:themeShade="1A"/>
+          <w:sz w:val="21"/>
+          <w:szCs w:val="21"/>
+          <w:lang w:eastAsia="en-GB"/>
+        </w:rPr>
+        <w:t>src</w:t>
+      </w:r>
+      <w:proofErr w:type="spellEnd"/>
+      <w:r>
+        <w:rPr>
+          <w:rFonts w:ascii="Consolas" w:eastAsia="Times New Roman" w:hAnsi="Consolas" w:cs="Times New Roman"/>
+          <w:color w:val="1A1A1A" w:themeColor="background1" w:themeShade="1A"/>
+          <w:sz w:val="21"/>
+          <w:szCs w:val="21"/>
+          <w:lang w:eastAsia="en-GB"/>
+        </w:rPr>
+        <w:t>="../images/facebook-profile-image.jpeg" class="user-image" alt="User Image"&gt;</w:t>
+      </w:r>
+    </w:p>
+    <w:p>
+      <w:pPr>
+        <w:spacing w:after="0" w:line="285" w:lineRule="atLeast"/>
+        <w:rPr>
+          <w:rFonts w:ascii="Consolas" w:eastAsia="Times New Roman" w:hAnsi="Consolas" w:cs="Times New Roman"/>
+          <w:color w:val="1A1A1A" w:themeColor="background1" w:themeShade="1A"/>
+          <w:sz w:val="21"/>
+          <w:szCs w:val="21"/>
+          <w:lang w:eastAsia="en-GB"/>
+        </w:rPr>
+      </w:pPr>
+      <w:r>
+        <w:rPr>
+          <w:rFonts w:ascii="Consolas" w:eastAsia="Times New Roman" w:hAnsi="Consolas" w:cs="Times New Roman"/>
+          <w:color w:val="1A1A1A" w:themeColor="background1" w:themeShade="1A"/>
+          <w:sz w:val="21"/>
+          <w:szCs w:val="21"/>
+          <w:lang w:eastAsia="en-GB"/>
+        </w:rPr>
+        <w:t>            &lt;span class="hidden-</w:t>
+      </w:r>
+      <w:proofErr w:type="spellStart"/>
+      <w:r>
+        <w:rPr>
+          <w:rFonts w:ascii="Consolas" w:eastAsia="Times New Roman" w:hAnsi="Consolas" w:cs="Times New Roman"/>
+          <w:color w:val="1A1A1A" w:themeColor="background1" w:themeShade="1A"/>
+          <w:sz w:val="21"/>
+          <w:szCs w:val="21"/>
+          <w:lang w:eastAsia="en-GB"/>
+        </w:rPr>
+        <w:t>xs</w:t>
+      </w:r>
+      <w:proofErr w:type="spellEnd"/>
+      <w:r>
+        <w:rPr>
+          <w:rFonts w:ascii="Consolas" w:eastAsia="Times New Roman" w:hAnsi="Consolas" w:cs="Times New Roman"/>
+          <w:color w:val="1A1A1A" w:themeColor="background1" w:themeShade="1A"/>
+          <w:sz w:val="21"/>
+          <w:szCs w:val="21"/>
+          <w:lang w:eastAsia="en-GB"/>
+        </w:rPr>
+        <w:t>"&gt;</w:t>
+      </w:r>
+      <w:proofErr w:type="spellStart"/>
+      <w:r>
+        <w:rPr>
+          <w:rFonts w:ascii="Consolas" w:eastAsia="Times New Roman" w:hAnsi="Consolas" w:cs="Times New Roman"/>
+          <w:color w:val="1A1A1A" w:themeColor="background1" w:themeShade="1A"/>
+          <w:sz w:val="21"/>
+          <w:szCs w:val="21"/>
+          <w:lang w:eastAsia="en-GB"/>
+        </w:rPr>
+        <w:t>Neovic</w:t>
+      </w:r>
+      <w:proofErr w:type="spellEnd"/>
+      <w:r>
+        <w:rPr>
+          <w:rFonts w:ascii="Consolas" w:eastAsia="Times New Roman" w:hAnsi="Consolas" w:cs="Times New Roman"/>
+          <w:color w:val="1A1A1A" w:themeColor="background1" w:themeShade="1A"/>
+          <w:sz w:val="21"/>
+          <w:szCs w:val="21"/>
+          <w:lang w:eastAsia="en-GB"/>
+        </w:rPr>
+        <w:t xml:space="preserve"> </w:t>
+      </w:r>
+      <w:proofErr w:type="spellStart"/>
+      <w:r>
+        <w:rPr>
+          <w:rFonts w:ascii="Consolas" w:eastAsia="Times New Roman" w:hAnsi="Consolas" w:cs="Times New Roman"/>
+          <w:color w:val="1A1A1A" w:themeColor="background1" w:themeShade="1A"/>
+          <w:sz w:val="21"/>
+          <w:szCs w:val="21"/>
+          <w:lang w:eastAsia="en-GB"/>
+        </w:rPr>
+        <w:t>Devierte</w:t>
+      </w:r>
+      <w:proofErr w:type="spellEnd"/>
+      <w:r>
+        <w:rPr>
+          <w:rFonts w:ascii="Consolas" w:eastAsia="Times New Roman" w:hAnsi="Consolas" w:cs="Times New Roman"/>
+          <w:color w:val="1A1A1A" w:themeColor="background1" w:themeShade="1A"/>
+          <w:sz w:val="21"/>
+          <w:szCs w:val="21"/>
+          <w:lang w:eastAsia="en-GB"/>
+        </w:rPr>
+        <w:t>&lt;/span&gt;</w:t>
+      </w:r>
+    </w:p>
+    <w:p>
+      <w:pPr>
+        <w:spacing w:after="0" w:line="285" w:lineRule="atLeast"/>
+        <w:rPr>
+          <w:rFonts w:ascii="Consolas" w:eastAsia="Times New Roman" w:hAnsi="Consolas" w:cs="Times New Roman"/>
+          <w:color w:val="1A1A1A" w:themeColor="background1" w:themeShade="1A"/>
+          <w:sz w:val="21"/>
+          <w:szCs w:val="21"/>
+          <w:lang w:eastAsia="en-GB"/>
+        </w:rPr>
+      </w:pPr>
+      <w:r>
+        <w:rPr>
+          <w:rFonts w:ascii="Consolas" w:eastAsia="Times New Roman" w:hAnsi="Consolas" w:cs="Times New Roman"/>
+          <w:color w:val="1A1A1A" w:themeColor="background1" w:themeShade="1A"/>
+          <w:sz w:val="21"/>
+          <w:szCs w:val="21"/>
+          <w:lang w:eastAsia="en-GB"/>
+        </w:rPr>
+        <w:t>          &lt;/a&gt;</w:t>
+      </w:r>
+    </w:p>
+    <w:p>
+      <w:pPr>
+        <w:spacing w:after="0" w:line="285" w:lineRule="atLeast"/>
+        <w:rPr>
+          <w:rFonts w:ascii="Consolas" w:eastAsia="Times New Roman" w:hAnsi="Consolas" w:cs="Times New Roman"/>
+          <w:color w:val="1A1A1A" w:themeColor="background1" w:themeShade="1A"/>
+          <w:sz w:val="21"/>
+          <w:szCs w:val="21"/>
+          <w:lang w:eastAsia="en-GB"/>
+        </w:rPr>
+      </w:pPr>
+      <w:r>
+        <w:rPr>
+          <w:rFonts w:ascii="Consolas" w:eastAsia="Times New Roman" w:hAnsi="Consolas" w:cs="Times New Roman"/>
+          <w:color w:val="1A1A1A" w:themeColor="background1" w:themeShade="1A"/>
+          <w:sz w:val="21"/>
+          <w:szCs w:val="21"/>
+          <w:lang w:eastAsia="en-GB"/>
+        </w:rPr>
+        <w:t>          &lt;ul class="dropdown-menu"&gt;</w:t>
+      </w:r>
+    </w:p>
+    <w:p>
+      <w:pPr>
+        <w:spacing w:after="0" w:line="285" w:lineRule="atLeast"/>
+        <w:rPr>
+          <w:rFonts w:ascii="Consolas" w:eastAsia="Times New Roman" w:hAnsi="Consolas" w:cs="Times New Roman"/>
+          <w:color w:val="1A1A1A" w:themeColor="background1" w:themeShade="1A"/>
+          <w:sz w:val="21"/>
+          <w:szCs w:val="21"/>
+          <w:lang w:eastAsia="en-GB"/>
+        </w:rPr>
+      </w:pPr>
+      <w:r>
+        <w:rPr>
+          <w:rFonts w:ascii="Consolas" w:eastAsia="Times New Roman" w:hAnsi="Consolas" w:cs="Times New Roman"/>
+          <w:color w:val="1A1A1A" w:themeColor="background1" w:themeShade="1A"/>
+          <w:sz w:val="21"/>
+          <w:szCs w:val="21"/>
+          <w:lang w:eastAsia="en-GB"/>
+        </w:rPr>
+        <w:t xml:space="preserve">            </w:t>
       </w:r>
       <w:proofErr w:type="gramStart"/>
       <w:r>
@@ -36416,7 +36287,7 @@
           <w:szCs w:val="21"/>
           <w:lang w:eastAsia="en-GB"/>
         </w:rPr>
-        <w:t xml:space="preserve"> logo for regular state and mobile devices --&gt;</w:t>
+        <w:t xml:space="preserve"> User image --&gt;</w:t>
       </w:r>
     </w:p>
     <w:p>
@@ -36438,7 +36309,29 @@
           <w:szCs w:val="21"/>
           <w:lang w:eastAsia="en-GB"/>
         </w:rPr>
-        <w:t>    &lt;span class="logo-</w:t>
+        <w:t>            &lt;li class="user-header"&gt;</w:t>
+      </w:r>
+    </w:p>
+    <w:p>
+      <w:pPr>
+        <w:spacing w:after="0" w:line="285" w:lineRule="atLeast"/>
+        <w:rPr>
+          <w:rFonts w:ascii="Consolas" w:eastAsia="Times New Roman" w:hAnsi="Consolas" w:cs="Times New Roman"/>
+          <w:color w:val="1A1A1A" w:themeColor="background1" w:themeShade="1A"/>
+          <w:sz w:val="21"/>
+          <w:szCs w:val="21"/>
+          <w:lang w:eastAsia="en-GB"/>
+        </w:rPr>
+      </w:pPr>
+      <w:r>
+        <w:rPr>
+          <w:rFonts w:ascii="Consolas" w:eastAsia="Times New Roman" w:hAnsi="Consolas" w:cs="Times New Roman"/>
+          <w:color w:val="1A1A1A" w:themeColor="background1" w:themeShade="1A"/>
+          <w:sz w:val="21"/>
+          <w:szCs w:val="21"/>
+          <w:lang w:eastAsia="en-GB"/>
+        </w:rPr>
+        <w:t>              &lt;</w:t>
       </w:r>
       <w:proofErr w:type="spellStart"/>
       <w:r>
@@ -36449,7 +36342,7 @@
           <w:szCs w:val="21"/>
           <w:lang w:eastAsia="en-GB"/>
         </w:rPr>
-        <w:t>lg</w:t>
+        <w:t>img</w:t>
       </w:r>
       <w:proofErr w:type="spellEnd"/>
       <w:r>
@@ -36460,7 +36353,51 @@
           <w:szCs w:val="21"/>
           <w:lang w:eastAsia="en-GB"/>
         </w:rPr>
-        <w:t>"&gt;&lt;b&gt;Voting&lt;/b&gt;System&lt;/span&gt;</w:t>
+        <w:t xml:space="preserve"> </w:t>
+      </w:r>
+      <w:proofErr w:type="spellStart"/>
+      <w:r>
+        <w:rPr>
+          <w:rFonts w:ascii="Consolas" w:eastAsia="Times New Roman" w:hAnsi="Consolas" w:cs="Times New Roman"/>
+          <w:color w:val="1A1A1A" w:themeColor="background1" w:themeShade="1A"/>
+          <w:sz w:val="21"/>
+          <w:szCs w:val="21"/>
+          <w:lang w:eastAsia="en-GB"/>
+        </w:rPr>
+        <w:t>src</w:t>
+      </w:r>
+      <w:proofErr w:type="spellEnd"/>
+      <w:r>
+        <w:rPr>
+          <w:rFonts w:ascii="Consolas" w:eastAsia="Times New Roman" w:hAnsi="Consolas" w:cs="Times New Roman"/>
+          <w:color w:val="1A1A1A" w:themeColor="background1" w:themeShade="1A"/>
+          <w:sz w:val="21"/>
+          <w:szCs w:val="21"/>
+          <w:lang w:eastAsia="en-GB"/>
+        </w:rPr>
+        <w:t>="../images/facebook-profile-image.jpeg" class="</w:t>
+      </w:r>
+      <w:proofErr w:type="spellStart"/>
+      <w:r>
+        <w:rPr>
+          <w:rFonts w:ascii="Consolas" w:eastAsia="Times New Roman" w:hAnsi="Consolas" w:cs="Times New Roman"/>
+          <w:color w:val="1A1A1A" w:themeColor="background1" w:themeShade="1A"/>
+          <w:sz w:val="21"/>
+          <w:szCs w:val="21"/>
+          <w:lang w:eastAsia="en-GB"/>
+        </w:rPr>
+        <w:t>img</w:t>
+      </w:r>
+      <w:proofErr w:type="spellEnd"/>
+      <w:r>
+        <w:rPr>
+          <w:rFonts w:ascii="Consolas" w:eastAsia="Times New Roman" w:hAnsi="Consolas" w:cs="Times New Roman"/>
+          <w:color w:val="1A1A1A" w:themeColor="background1" w:themeShade="1A"/>
+          <w:sz w:val="21"/>
+          <w:szCs w:val="21"/>
+          <w:lang w:eastAsia="en-GB"/>
+        </w:rPr>
+        <w:t>-circle" alt="User Image"&gt;</w:t>
       </w:r>
     </w:p>
     <w:p>
@@ -36474,16 +36411,6 @@
           <w:lang w:eastAsia="en-GB"/>
         </w:rPr>
       </w:pPr>
-      <w:r>
-        <w:rPr>
-          <w:rFonts w:ascii="Consolas" w:eastAsia="Times New Roman" w:hAnsi="Consolas" w:cs="Times New Roman"/>
-          <w:color w:val="1A1A1A" w:themeColor="background1" w:themeShade="1A"/>
-          <w:sz w:val="21"/>
-          <w:szCs w:val="21"/>
-          <w:lang w:eastAsia="en-GB"/>
-        </w:rPr>
-        <w:t>  &lt;/a&gt;</w:t>
-      </w:r>
     </w:p>
     <w:p>
       <w:pPr>
@@ -36504,29 +36431,29 @@
           <w:szCs w:val="21"/>
           <w:lang w:eastAsia="en-GB"/>
         </w:rPr>
-        <w:t xml:space="preserve">  </w:t>
-      </w:r>
-      <w:proofErr w:type="gramStart"/>
-      <w:r>
-        <w:rPr>
-          <w:rFonts w:ascii="Consolas" w:eastAsia="Times New Roman" w:hAnsi="Consolas" w:cs="Times New Roman"/>
-          <w:color w:val="1A1A1A" w:themeColor="background1" w:themeShade="1A"/>
-          <w:sz w:val="21"/>
-          <w:szCs w:val="21"/>
-          <w:lang w:eastAsia="en-GB"/>
-        </w:rPr>
-        <w:t>&lt;!--</w:t>
-      </w:r>
-      <w:proofErr w:type="gramEnd"/>
-      <w:r>
-        <w:rPr>
-          <w:rFonts w:ascii="Consolas" w:eastAsia="Times New Roman" w:hAnsi="Consolas" w:cs="Times New Roman"/>
-          <w:color w:val="1A1A1A" w:themeColor="background1" w:themeShade="1A"/>
-          <w:sz w:val="21"/>
-          <w:szCs w:val="21"/>
-          <w:lang w:eastAsia="en-GB"/>
-        </w:rPr>
-        <w:t xml:space="preserve"> Header Navbar: style can be found in </w:t>
+        <w:t>              &lt;p&gt;</w:t>
+      </w:r>
+    </w:p>
+    <w:p>
+      <w:pPr>
+        <w:spacing w:after="0" w:line="285" w:lineRule="atLeast"/>
+        <w:rPr>
+          <w:rFonts w:ascii="Consolas" w:eastAsia="Times New Roman" w:hAnsi="Consolas" w:cs="Times New Roman"/>
+          <w:color w:val="1A1A1A" w:themeColor="background1" w:themeShade="1A"/>
+          <w:sz w:val="21"/>
+          <w:szCs w:val="21"/>
+          <w:lang w:eastAsia="en-GB"/>
+        </w:rPr>
+      </w:pPr>
+      <w:r>
+        <w:rPr>
+          <w:rFonts w:ascii="Consolas" w:eastAsia="Times New Roman" w:hAnsi="Consolas" w:cs="Times New Roman"/>
+          <w:color w:val="1A1A1A" w:themeColor="background1" w:themeShade="1A"/>
+          <w:sz w:val="21"/>
+          <w:szCs w:val="21"/>
+          <w:lang w:eastAsia="en-GB"/>
+        </w:rPr>
+        <w:t xml:space="preserve">                </w:t>
       </w:r>
       <w:proofErr w:type="spellStart"/>
       <w:r>
@@ -36537,7 +36464,7 @@
           <w:szCs w:val="21"/>
           <w:lang w:eastAsia="en-GB"/>
         </w:rPr>
-        <w:t>header.less</w:t>
+        <w:t>Neovic</w:t>
       </w:r>
       <w:proofErr w:type="spellEnd"/>
       <w:r>
@@ -36548,7 +36475,29 @@
           <w:szCs w:val="21"/>
           <w:lang w:eastAsia="en-GB"/>
         </w:rPr>
-        <w:t xml:space="preserve"> --&gt;</w:t>
+        <w:t xml:space="preserve"> </w:t>
+      </w:r>
+      <w:proofErr w:type="spellStart"/>
+      <w:r>
+        <w:rPr>
+          <w:rFonts w:ascii="Consolas" w:eastAsia="Times New Roman" w:hAnsi="Consolas" w:cs="Times New Roman"/>
+          <w:color w:val="1A1A1A" w:themeColor="background1" w:themeShade="1A"/>
+          <w:sz w:val="21"/>
+          <w:szCs w:val="21"/>
+          <w:lang w:eastAsia="en-GB"/>
+        </w:rPr>
+        <w:t>Devierte</w:t>
+      </w:r>
+      <w:proofErr w:type="spellEnd"/>
+      <w:r>
+        <w:rPr>
+          <w:rFonts w:ascii="Consolas" w:eastAsia="Times New Roman" w:hAnsi="Consolas" w:cs="Times New Roman"/>
+          <w:color w:val="1A1A1A" w:themeColor="background1" w:themeShade="1A"/>
+          <w:sz w:val="21"/>
+          <w:szCs w:val="21"/>
+          <w:lang w:eastAsia="en-GB"/>
+        </w:rPr>
+        <w:t xml:space="preserve">                &lt;small&gt;Member since Apr. 2018&lt;/small&gt;</w:t>
       </w:r>
     </w:p>
     <w:p>
@@ -36559,18 +36508,28 @@
           <w:color w:val="1A1A1A" w:themeColor="background1" w:themeShade="1A"/>
           <w:sz w:val="21"/>
           <w:szCs w:val="21"/>
-          <w:lang w:eastAsia="en-GB"/>
-        </w:rPr>
-      </w:pPr>
-      <w:r>
-        <w:rPr>
-          <w:rFonts w:ascii="Consolas" w:eastAsia="Times New Roman" w:hAnsi="Consolas" w:cs="Times New Roman"/>
-          <w:color w:val="1A1A1A" w:themeColor="background1" w:themeShade="1A"/>
-          <w:sz w:val="21"/>
-          <w:szCs w:val="21"/>
-          <w:lang w:eastAsia="en-GB"/>
-        </w:rPr>
-        <w:t>  &lt;nav class="navbar navbar-static-top"&gt;</w:t>
+          <w:lang w:val="it-IT" w:eastAsia="en-GB"/>
+        </w:rPr>
+      </w:pPr>
+      <w:r>
+        <w:rPr>
+          <w:rFonts w:ascii="Consolas" w:eastAsia="Times New Roman" w:hAnsi="Consolas" w:cs="Times New Roman"/>
+          <w:color w:val="1A1A1A" w:themeColor="background1" w:themeShade="1A"/>
+          <w:sz w:val="21"/>
+          <w:szCs w:val="21"/>
+          <w:lang w:eastAsia="en-GB"/>
+        </w:rPr>
+        <w:t xml:space="preserve">              </w:t>
+      </w:r>
+      <w:r>
+        <w:rPr>
+          <w:rFonts w:ascii="Consolas" w:eastAsia="Times New Roman" w:hAnsi="Consolas" w:cs="Times New Roman"/>
+          <w:color w:val="1A1A1A" w:themeColor="background1" w:themeShade="1A"/>
+          <w:sz w:val="21"/>
+          <w:szCs w:val="21"/>
+          <w:lang w:val="it-IT" w:eastAsia="en-GB"/>
+        </w:rPr>
+        <w:t>&lt;/p&gt;</w:t>
       </w:r>
     </w:p>
     <w:p>
@@ -36581,832 +36540,16 @@
           <w:color w:val="1A1A1A" w:themeColor="background1" w:themeShade="1A"/>
           <w:sz w:val="21"/>
           <w:szCs w:val="21"/>
-          <w:lang w:eastAsia="en-GB"/>
-        </w:rPr>
-      </w:pPr>
-      <w:r>
-        <w:rPr>
-          <w:rFonts w:ascii="Consolas" w:eastAsia="Times New Roman" w:hAnsi="Consolas" w:cs="Times New Roman"/>
-          <w:color w:val="1A1A1A" w:themeColor="background1" w:themeShade="1A"/>
-          <w:sz w:val="21"/>
-          <w:szCs w:val="21"/>
-          <w:lang w:eastAsia="en-GB"/>
-        </w:rPr>
-        <w:t xml:space="preserve">    </w:t>
-      </w:r>
-      <w:proofErr w:type="gramStart"/>
-      <w:r>
-        <w:rPr>
-          <w:rFonts w:ascii="Consolas" w:eastAsia="Times New Roman" w:hAnsi="Consolas" w:cs="Times New Roman"/>
-          <w:color w:val="1A1A1A" w:themeColor="background1" w:themeShade="1A"/>
-          <w:sz w:val="21"/>
-          <w:szCs w:val="21"/>
-          <w:lang w:eastAsia="en-GB"/>
-        </w:rPr>
-        <w:t>&lt;!--</w:t>
-      </w:r>
-      <w:proofErr w:type="gramEnd"/>
-      <w:r>
-        <w:rPr>
-          <w:rFonts w:ascii="Consolas" w:eastAsia="Times New Roman" w:hAnsi="Consolas" w:cs="Times New Roman"/>
-          <w:color w:val="1A1A1A" w:themeColor="background1" w:themeShade="1A"/>
-          <w:sz w:val="21"/>
-          <w:szCs w:val="21"/>
-          <w:lang w:eastAsia="en-GB"/>
-        </w:rPr>
-        <w:t xml:space="preserve"> Sidebar toggle button--&gt;</w:t>
-      </w:r>
-    </w:p>
-    <w:p>
-      <w:pPr>
-        <w:spacing w:after="0" w:line="285" w:lineRule="atLeast"/>
-        <w:rPr>
-          <w:rFonts w:ascii="Consolas" w:eastAsia="Times New Roman" w:hAnsi="Consolas" w:cs="Times New Roman"/>
-          <w:color w:val="1A1A1A" w:themeColor="background1" w:themeShade="1A"/>
-          <w:sz w:val="21"/>
-          <w:szCs w:val="21"/>
-          <w:lang w:eastAsia="en-GB"/>
-        </w:rPr>
-      </w:pPr>
-      <w:r>
-        <w:rPr>
-          <w:rFonts w:ascii="Consolas" w:eastAsia="Times New Roman" w:hAnsi="Consolas" w:cs="Times New Roman"/>
-          <w:color w:val="1A1A1A" w:themeColor="background1" w:themeShade="1A"/>
-          <w:sz w:val="21"/>
-          <w:szCs w:val="21"/>
-          <w:lang w:eastAsia="en-GB"/>
-        </w:rPr>
-        <w:t xml:space="preserve">    &lt;a </w:t>
-      </w:r>
-      <w:proofErr w:type="spellStart"/>
-      <w:r>
-        <w:rPr>
-          <w:rFonts w:ascii="Consolas" w:eastAsia="Times New Roman" w:hAnsi="Consolas" w:cs="Times New Roman"/>
-          <w:color w:val="1A1A1A" w:themeColor="background1" w:themeShade="1A"/>
-          <w:sz w:val="21"/>
-          <w:szCs w:val="21"/>
-          <w:lang w:eastAsia="en-GB"/>
-        </w:rPr>
-        <w:t>href</w:t>
-      </w:r>
-      <w:proofErr w:type="spellEnd"/>
-      <w:r>
-        <w:rPr>
-          <w:rFonts w:ascii="Consolas" w:eastAsia="Times New Roman" w:hAnsi="Consolas" w:cs="Times New Roman"/>
-          <w:color w:val="1A1A1A" w:themeColor="background1" w:themeShade="1A"/>
-          <w:sz w:val="21"/>
-          <w:szCs w:val="21"/>
-          <w:lang w:eastAsia="en-GB"/>
-        </w:rPr>
-        <w:t>="#" class="sidebar-toggle" data-toggle="push-menu" role="button"&gt;</w:t>
-      </w:r>
-    </w:p>
-    <w:p>
-      <w:pPr>
-        <w:spacing w:after="0" w:line="285" w:lineRule="atLeast"/>
-        <w:rPr>
-          <w:rFonts w:ascii="Consolas" w:eastAsia="Times New Roman" w:hAnsi="Consolas" w:cs="Times New Roman"/>
-          <w:color w:val="1A1A1A" w:themeColor="background1" w:themeShade="1A"/>
-          <w:sz w:val="21"/>
-          <w:szCs w:val="21"/>
-          <w:lang w:eastAsia="en-GB"/>
-        </w:rPr>
-      </w:pPr>
-      <w:r>
-        <w:rPr>
-          <w:rFonts w:ascii="Consolas" w:eastAsia="Times New Roman" w:hAnsi="Consolas" w:cs="Times New Roman"/>
-          <w:color w:val="1A1A1A" w:themeColor="background1" w:themeShade="1A"/>
-          <w:sz w:val="21"/>
-          <w:szCs w:val="21"/>
-          <w:lang w:eastAsia="en-GB"/>
-        </w:rPr>
-        <w:t>      &lt;span class="</w:t>
-      </w:r>
-      <w:proofErr w:type="spellStart"/>
-      <w:r>
-        <w:rPr>
-          <w:rFonts w:ascii="Consolas" w:eastAsia="Times New Roman" w:hAnsi="Consolas" w:cs="Times New Roman"/>
-          <w:color w:val="1A1A1A" w:themeColor="background1" w:themeShade="1A"/>
-          <w:sz w:val="21"/>
-          <w:szCs w:val="21"/>
-          <w:lang w:eastAsia="en-GB"/>
-        </w:rPr>
-        <w:t>sr</w:t>
-      </w:r>
-      <w:proofErr w:type="spellEnd"/>
-      <w:r>
-        <w:rPr>
-          <w:rFonts w:ascii="Consolas" w:eastAsia="Times New Roman" w:hAnsi="Consolas" w:cs="Times New Roman"/>
-          <w:color w:val="1A1A1A" w:themeColor="background1" w:themeShade="1A"/>
-          <w:sz w:val="21"/>
-          <w:szCs w:val="21"/>
-          <w:lang w:eastAsia="en-GB"/>
-        </w:rPr>
-        <w:t>-only"&gt;Toggle navigation&lt;/span&gt;</w:t>
-      </w:r>
-    </w:p>
-    <w:p>
-      <w:pPr>
-        <w:spacing w:after="0" w:line="285" w:lineRule="atLeast"/>
-        <w:rPr>
-          <w:rFonts w:ascii="Consolas" w:eastAsia="Times New Roman" w:hAnsi="Consolas" w:cs="Times New Roman"/>
-          <w:color w:val="1A1A1A" w:themeColor="background1" w:themeShade="1A"/>
-          <w:sz w:val="21"/>
-          <w:szCs w:val="21"/>
-          <w:lang w:eastAsia="en-GB"/>
-        </w:rPr>
-      </w:pPr>
-      <w:r>
-        <w:rPr>
-          <w:rFonts w:ascii="Consolas" w:eastAsia="Times New Roman" w:hAnsi="Consolas" w:cs="Times New Roman"/>
-          <w:color w:val="1A1A1A" w:themeColor="background1" w:themeShade="1A"/>
-          <w:sz w:val="21"/>
-          <w:szCs w:val="21"/>
-          <w:lang w:eastAsia="en-GB"/>
-        </w:rPr>
-        <w:t>    &lt;/a&gt;</w:t>
-      </w:r>
-    </w:p>
-    <w:p>
-      <w:pPr>
-        <w:spacing w:after="0" w:line="285" w:lineRule="atLeast"/>
-        <w:rPr>
-          <w:rFonts w:ascii="Consolas" w:eastAsia="Times New Roman" w:hAnsi="Consolas" w:cs="Times New Roman"/>
-          <w:color w:val="1A1A1A" w:themeColor="background1" w:themeShade="1A"/>
-          <w:sz w:val="21"/>
-          <w:szCs w:val="21"/>
-          <w:lang w:eastAsia="en-GB"/>
-        </w:rPr>
-      </w:pPr>
-    </w:p>
-    <w:p>
-      <w:pPr>
-        <w:spacing w:after="0" w:line="285" w:lineRule="atLeast"/>
-        <w:rPr>
-          <w:rFonts w:ascii="Consolas" w:eastAsia="Times New Roman" w:hAnsi="Consolas" w:cs="Times New Roman"/>
-          <w:color w:val="1A1A1A" w:themeColor="background1" w:themeShade="1A"/>
-          <w:sz w:val="21"/>
-          <w:szCs w:val="21"/>
-          <w:lang w:eastAsia="en-GB"/>
-        </w:rPr>
-      </w:pPr>
-      <w:r>
-        <w:rPr>
-          <w:rFonts w:ascii="Consolas" w:eastAsia="Times New Roman" w:hAnsi="Consolas" w:cs="Times New Roman"/>
-          <w:color w:val="1A1A1A" w:themeColor="background1" w:themeShade="1A"/>
-          <w:sz w:val="21"/>
-          <w:szCs w:val="21"/>
-          <w:lang w:eastAsia="en-GB"/>
-        </w:rPr>
-        <w:t>    &lt;div class="navbar-custom-menu"&gt;</w:t>
-      </w:r>
-    </w:p>
-    <w:p>
-      <w:pPr>
-        <w:spacing w:after="0" w:line="285" w:lineRule="atLeast"/>
-        <w:rPr>
-          <w:rFonts w:ascii="Consolas" w:eastAsia="Times New Roman" w:hAnsi="Consolas" w:cs="Times New Roman"/>
-          <w:color w:val="1A1A1A" w:themeColor="background1" w:themeShade="1A"/>
-          <w:sz w:val="21"/>
-          <w:szCs w:val="21"/>
-          <w:lang w:eastAsia="en-GB"/>
-        </w:rPr>
-      </w:pPr>
-      <w:r>
-        <w:rPr>
-          <w:rFonts w:ascii="Consolas" w:eastAsia="Times New Roman" w:hAnsi="Consolas" w:cs="Times New Roman"/>
-          <w:color w:val="1A1A1A" w:themeColor="background1" w:themeShade="1A"/>
-          <w:sz w:val="21"/>
-          <w:szCs w:val="21"/>
-          <w:lang w:eastAsia="en-GB"/>
-        </w:rPr>
-        <w:t>      &lt;ul class="nav navbar-nav"&gt;</w:t>
-      </w:r>
-    </w:p>
-    <w:p>
-      <w:pPr>
-        <w:spacing w:after="0" w:line="285" w:lineRule="atLeast"/>
-        <w:rPr>
-          <w:rFonts w:ascii="Consolas" w:eastAsia="Times New Roman" w:hAnsi="Consolas" w:cs="Times New Roman"/>
-          <w:color w:val="1A1A1A" w:themeColor="background1" w:themeShade="1A"/>
-          <w:sz w:val="21"/>
-          <w:szCs w:val="21"/>
-          <w:lang w:eastAsia="en-GB"/>
-        </w:rPr>
-      </w:pPr>
-      <w:r>
-        <w:rPr>
-          <w:rFonts w:ascii="Consolas" w:eastAsia="Times New Roman" w:hAnsi="Consolas" w:cs="Times New Roman"/>
-          <w:color w:val="1A1A1A" w:themeColor="background1" w:themeShade="1A"/>
-          <w:sz w:val="21"/>
-          <w:szCs w:val="21"/>
-          <w:lang w:eastAsia="en-GB"/>
-        </w:rPr>
-        <w:t xml:space="preserve">        </w:t>
-      </w:r>
-      <w:proofErr w:type="gramStart"/>
-      <w:r>
-        <w:rPr>
-          <w:rFonts w:ascii="Consolas" w:eastAsia="Times New Roman" w:hAnsi="Consolas" w:cs="Times New Roman"/>
-          <w:color w:val="1A1A1A" w:themeColor="background1" w:themeShade="1A"/>
-          <w:sz w:val="21"/>
-          <w:szCs w:val="21"/>
-          <w:lang w:eastAsia="en-GB"/>
-        </w:rPr>
-        <w:t>&lt;!--</w:t>
-      </w:r>
-      <w:proofErr w:type="gramEnd"/>
-      <w:r>
-        <w:rPr>
-          <w:rFonts w:ascii="Consolas" w:eastAsia="Times New Roman" w:hAnsi="Consolas" w:cs="Times New Roman"/>
-          <w:color w:val="1A1A1A" w:themeColor="background1" w:themeShade="1A"/>
-          <w:sz w:val="21"/>
-          <w:szCs w:val="21"/>
-          <w:lang w:eastAsia="en-GB"/>
-        </w:rPr>
-        <w:t xml:space="preserve"> User Account: style can be found in </w:t>
-      </w:r>
-      <w:proofErr w:type="spellStart"/>
-      <w:r>
-        <w:rPr>
-          <w:rFonts w:ascii="Consolas" w:eastAsia="Times New Roman" w:hAnsi="Consolas" w:cs="Times New Roman"/>
-          <w:color w:val="1A1A1A" w:themeColor="background1" w:themeShade="1A"/>
-          <w:sz w:val="21"/>
-          <w:szCs w:val="21"/>
-          <w:lang w:eastAsia="en-GB"/>
-        </w:rPr>
-        <w:t>dropdown.less</w:t>
-      </w:r>
-      <w:proofErr w:type="spellEnd"/>
-      <w:r>
-        <w:rPr>
-          <w:rFonts w:ascii="Consolas" w:eastAsia="Times New Roman" w:hAnsi="Consolas" w:cs="Times New Roman"/>
-          <w:color w:val="1A1A1A" w:themeColor="background1" w:themeShade="1A"/>
-          <w:sz w:val="21"/>
-          <w:szCs w:val="21"/>
-          <w:lang w:eastAsia="en-GB"/>
-        </w:rPr>
-        <w:t xml:space="preserve"> --&gt;</w:t>
-      </w:r>
-    </w:p>
-    <w:p>
-      <w:pPr>
-        <w:spacing w:after="0" w:line="285" w:lineRule="atLeast"/>
-        <w:rPr>
-          <w:rFonts w:ascii="Consolas" w:eastAsia="Times New Roman" w:hAnsi="Consolas" w:cs="Times New Roman"/>
-          <w:color w:val="1A1A1A" w:themeColor="background1" w:themeShade="1A"/>
-          <w:sz w:val="21"/>
-          <w:szCs w:val="21"/>
-          <w:lang w:eastAsia="en-GB"/>
-        </w:rPr>
-      </w:pPr>
-      <w:r>
-        <w:rPr>
-          <w:rFonts w:ascii="Consolas" w:eastAsia="Times New Roman" w:hAnsi="Consolas" w:cs="Times New Roman"/>
-          <w:color w:val="1A1A1A" w:themeColor="background1" w:themeShade="1A"/>
-          <w:sz w:val="21"/>
-          <w:szCs w:val="21"/>
-          <w:lang w:eastAsia="en-GB"/>
-        </w:rPr>
-        <w:t>        &lt;li class="dropdown user user-menu"&gt;</w:t>
-      </w:r>
-    </w:p>
-    <w:p>
-      <w:pPr>
-        <w:spacing w:after="0" w:line="285" w:lineRule="atLeast"/>
-        <w:rPr>
-          <w:rFonts w:ascii="Consolas" w:eastAsia="Times New Roman" w:hAnsi="Consolas" w:cs="Times New Roman"/>
-          <w:color w:val="1A1A1A" w:themeColor="background1" w:themeShade="1A"/>
-          <w:sz w:val="21"/>
-          <w:szCs w:val="21"/>
-          <w:lang w:eastAsia="en-GB"/>
-        </w:rPr>
-      </w:pPr>
-      <w:r>
-        <w:rPr>
-          <w:rFonts w:ascii="Consolas" w:eastAsia="Times New Roman" w:hAnsi="Consolas" w:cs="Times New Roman"/>
-          <w:color w:val="1A1A1A" w:themeColor="background1" w:themeShade="1A"/>
-          <w:sz w:val="21"/>
-          <w:szCs w:val="21"/>
-          <w:lang w:eastAsia="en-GB"/>
-        </w:rPr>
-        <w:t xml:space="preserve">          &lt;a </w:t>
-      </w:r>
-      <w:proofErr w:type="spellStart"/>
-      <w:r>
-        <w:rPr>
-          <w:rFonts w:ascii="Consolas" w:eastAsia="Times New Roman" w:hAnsi="Consolas" w:cs="Times New Roman"/>
-          <w:color w:val="1A1A1A" w:themeColor="background1" w:themeShade="1A"/>
-          <w:sz w:val="21"/>
-          <w:szCs w:val="21"/>
-          <w:lang w:eastAsia="en-GB"/>
-        </w:rPr>
-        <w:t>href</w:t>
-      </w:r>
-      <w:proofErr w:type="spellEnd"/>
-      <w:r>
-        <w:rPr>
-          <w:rFonts w:ascii="Consolas" w:eastAsia="Times New Roman" w:hAnsi="Consolas" w:cs="Times New Roman"/>
-          <w:color w:val="1A1A1A" w:themeColor="background1" w:themeShade="1A"/>
-          <w:sz w:val="21"/>
-          <w:szCs w:val="21"/>
-          <w:lang w:eastAsia="en-GB"/>
-        </w:rPr>
-        <w:t>="#" class="dropdown-toggle" data-toggle="dropdown"&gt;</w:t>
-      </w:r>
-    </w:p>
-    <w:p>
-      <w:pPr>
-        <w:spacing w:after="0" w:line="285" w:lineRule="atLeast"/>
-        <w:rPr>
-          <w:rFonts w:ascii="Consolas" w:eastAsia="Times New Roman" w:hAnsi="Consolas" w:cs="Times New Roman"/>
-          <w:color w:val="1A1A1A" w:themeColor="background1" w:themeShade="1A"/>
-          <w:sz w:val="21"/>
-          <w:szCs w:val="21"/>
-          <w:lang w:eastAsia="en-GB"/>
-        </w:rPr>
-      </w:pPr>
-      <w:r>
-        <w:rPr>
-          <w:rFonts w:ascii="Consolas" w:eastAsia="Times New Roman" w:hAnsi="Consolas" w:cs="Times New Roman"/>
-          <w:color w:val="1A1A1A" w:themeColor="background1" w:themeShade="1A"/>
-          <w:sz w:val="21"/>
-          <w:szCs w:val="21"/>
-          <w:lang w:eastAsia="en-GB"/>
-        </w:rPr>
-        <w:t>            &lt;</w:t>
-      </w:r>
-      <w:proofErr w:type="spellStart"/>
-      <w:r>
-        <w:rPr>
-          <w:rFonts w:ascii="Consolas" w:eastAsia="Times New Roman" w:hAnsi="Consolas" w:cs="Times New Roman"/>
-          <w:color w:val="1A1A1A" w:themeColor="background1" w:themeShade="1A"/>
-          <w:sz w:val="21"/>
-          <w:szCs w:val="21"/>
-          <w:lang w:eastAsia="en-GB"/>
-        </w:rPr>
-        <w:t>img</w:t>
-      </w:r>
-      <w:proofErr w:type="spellEnd"/>
-      <w:r>
-        <w:rPr>
-          <w:rFonts w:ascii="Consolas" w:eastAsia="Times New Roman" w:hAnsi="Consolas" w:cs="Times New Roman"/>
-          <w:color w:val="1A1A1A" w:themeColor="background1" w:themeShade="1A"/>
-          <w:sz w:val="21"/>
-          <w:szCs w:val="21"/>
-          <w:lang w:eastAsia="en-GB"/>
-        </w:rPr>
-        <w:t xml:space="preserve"> </w:t>
-      </w:r>
-      <w:proofErr w:type="spellStart"/>
-      <w:r>
-        <w:rPr>
-          <w:rFonts w:ascii="Consolas" w:eastAsia="Times New Roman" w:hAnsi="Consolas" w:cs="Times New Roman"/>
-          <w:color w:val="1A1A1A" w:themeColor="background1" w:themeShade="1A"/>
-          <w:sz w:val="21"/>
-          <w:szCs w:val="21"/>
-          <w:lang w:eastAsia="en-GB"/>
-        </w:rPr>
-        <w:t>src</w:t>
-      </w:r>
-      <w:proofErr w:type="spellEnd"/>
-      <w:r>
-        <w:rPr>
-          <w:rFonts w:ascii="Consolas" w:eastAsia="Times New Roman" w:hAnsi="Consolas" w:cs="Times New Roman"/>
-          <w:color w:val="1A1A1A" w:themeColor="background1" w:themeShade="1A"/>
-          <w:sz w:val="21"/>
-          <w:szCs w:val="21"/>
-          <w:lang w:eastAsia="en-GB"/>
-        </w:rPr>
-        <w:t>="../images/facebook-profile-image.jpeg" class="user-image" alt="User Image"&gt;</w:t>
-      </w:r>
-    </w:p>
-    <w:p>
-      <w:pPr>
-        <w:spacing w:after="0" w:line="285" w:lineRule="atLeast"/>
-        <w:rPr>
-          <w:rFonts w:ascii="Consolas" w:eastAsia="Times New Roman" w:hAnsi="Consolas" w:cs="Times New Roman"/>
-          <w:color w:val="1A1A1A" w:themeColor="background1" w:themeShade="1A"/>
-          <w:sz w:val="21"/>
-          <w:szCs w:val="21"/>
-          <w:lang w:eastAsia="en-GB"/>
-        </w:rPr>
-      </w:pPr>
-      <w:r>
-        <w:rPr>
-          <w:rFonts w:ascii="Consolas" w:eastAsia="Times New Roman" w:hAnsi="Consolas" w:cs="Times New Roman"/>
-          <w:color w:val="1A1A1A" w:themeColor="background1" w:themeShade="1A"/>
-          <w:sz w:val="21"/>
-          <w:szCs w:val="21"/>
-          <w:lang w:eastAsia="en-GB"/>
-        </w:rPr>
-        <w:t>            &lt;span class="hidden-</w:t>
-      </w:r>
-      <w:proofErr w:type="spellStart"/>
-      <w:r>
-        <w:rPr>
-          <w:rFonts w:ascii="Consolas" w:eastAsia="Times New Roman" w:hAnsi="Consolas" w:cs="Times New Roman"/>
-          <w:color w:val="1A1A1A" w:themeColor="background1" w:themeShade="1A"/>
-          <w:sz w:val="21"/>
-          <w:szCs w:val="21"/>
-          <w:lang w:eastAsia="en-GB"/>
-        </w:rPr>
-        <w:t>xs</w:t>
-      </w:r>
-      <w:proofErr w:type="spellEnd"/>
-      <w:r>
-        <w:rPr>
-          <w:rFonts w:ascii="Consolas" w:eastAsia="Times New Roman" w:hAnsi="Consolas" w:cs="Times New Roman"/>
-          <w:color w:val="1A1A1A" w:themeColor="background1" w:themeShade="1A"/>
-          <w:sz w:val="21"/>
-          <w:szCs w:val="21"/>
-          <w:lang w:eastAsia="en-GB"/>
-        </w:rPr>
-        <w:t>"&gt;</w:t>
-      </w:r>
-      <w:proofErr w:type="spellStart"/>
-      <w:r>
-        <w:rPr>
-          <w:rFonts w:ascii="Consolas" w:eastAsia="Times New Roman" w:hAnsi="Consolas" w:cs="Times New Roman"/>
-          <w:color w:val="1A1A1A" w:themeColor="background1" w:themeShade="1A"/>
-          <w:sz w:val="21"/>
-          <w:szCs w:val="21"/>
-          <w:lang w:eastAsia="en-GB"/>
-        </w:rPr>
-        <w:t>Neovic</w:t>
-      </w:r>
-      <w:proofErr w:type="spellEnd"/>
-      <w:r>
-        <w:rPr>
-          <w:rFonts w:ascii="Consolas" w:eastAsia="Times New Roman" w:hAnsi="Consolas" w:cs="Times New Roman"/>
-          <w:color w:val="1A1A1A" w:themeColor="background1" w:themeShade="1A"/>
-          <w:sz w:val="21"/>
-          <w:szCs w:val="21"/>
-          <w:lang w:eastAsia="en-GB"/>
-        </w:rPr>
-        <w:t xml:space="preserve"> </w:t>
-      </w:r>
-      <w:proofErr w:type="spellStart"/>
-      <w:r>
-        <w:rPr>
-          <w:rFonts w:ascii="Consolas" w:eastAsia="Times New Roman" w:hAnsi="Consolas" w:cs="Times New Roman"/>
-          <w:color w:val="1A1A1A" w:themeColor="background1" w:themeShade="1A"/>
-          <w:sz w:val="21"/>
-          <w:szCs w:val="21"/>
-          <w:lang w:eastAsia="en-GB"/>
-        </w:rPr>
-        <w:t>Devierte</w:t>
-      </w:r>
-      <w:proofErr w:type="spellEnd"/>
-      <w:r>
-        <w:rPr>
-          <w:rFonts w:ascii="Consolas" w:eastAsia="Times New Roman" w:hAnsi="Consolas" w:cs="Times New Roman"/>
-          <w:color w:val="1A1A1A" w:themeColor="background1" w:themeShade="1A"/>
-          <w:sz w:val="21"/>
-          <w:szCs w:val="21"/>
-          <w:lang w:eastAsia="en-GB"/>
-        </w:rPr>
-        <w:t>&lt;/span&gt;</w:t>
-      </w:r>
-    </w:p>
-    <w:p>
-      <w:pPr>
-        <w:spacing w:after="0" w:line="285" w:lineRule="atLeast"/>
-        <w:rPr>
-          <w:rFonts w:ascii="Consolas" w:eastAsia="Times New Roman" w:hAnsi="Consolas" w:cs="Times New Roman"/>
-          <w:color w:val="1A1A1A" w:themeColor="background1" w:themeShade="1A"/>
-          <w:sz w:val="21"/>
-          <w:szCs w:val="21"/>
-          <w:lang w:eastAsia="en-GB"/>
-        </w:rPr>
-      </w:pPr>
-      <w:r>
-        <w:rPr>
-          <w:rFonts w:ascii="Consolas" w:eastAsia="Times New Roman" w:hAnsi="Consolas" w:cs="Times New Roman"/>
-          <w:color w:val="1A1A1A" w:themeColor="background1" w:themeShade="1A"/>
-          <w:sz w:val="21"/>
-          <w:szCs w:val="21"/>
-          <w:lang w:eastAsia="en-GB"/>
-        </w:rPr>
-        <w:t>          &lt;/a&gt;</w:t>
-      </w:r>
-    </w:p>
-    <w:p>
-      <w:pPr>
-        <w:spacing w:after="0" w:line="285" w:lineRule="atLeast"/>
-        <w:rPr>
-          <w:rFonts w:ascii="Consolas" w:eastAsia="Times New Roman" w:hAnsi="Consolas" w:cs="Times New Roman"/>
-          <w:color w:val="1A1A1A" w:themeColor="background1" w:themeShade="1A"/>
-          <w:sz w:val="21"/>
-          <w:szCs w:val="21"/>
-          <w:lang w:eastAsia="en-GB"/>
-        </w:rPr>
-      </w:pPr>
-      <w:r>
-        <w:rPr>
-          <w:rFonts w:ascii="Consolas" w:eastAsia="Times New Roman" w:hAnsi="Consolas" w:cs="Times New Roman"/>
-          <w:color w:val="1A1A1A" w:themeColor="background1" w:themeShade="1A"/>
-          <w:sz w:val="21"/>
-          <w:szCs w:val="21"/>
-          <w:lang w:eastAsia="en-GB"/>
-        </w:rPr>
-        <w:t>          &lt;ul class="dropdown-menu"&gt;</w:t>
-      </w:r>
-    </w:p>
-    <w:p>
-      <w:pPr>
-        <w:spacing w:after="0" w:line="285" w:lineRule="atLeast"/>
-        <w:rPr>
-          <w:rFonts w:ascii="Consolas" w:eastAsia="Times New Roman" w:hAnsi="Consolas" w:cs="Times New Roman"/>
-          <w:color w:val="1A1A1A" w:themeColor="background1" w:themeShade="1A"/>
-          <w:sz w:val="21"/>
-          <w:szCs w:val="21"/>
-          <w:lang w:eastAsia="en-GB"/>
-        </w:rPr>
-      </w:pPr>
-      <w:r>
-        <w:rPr>
-          <w:rFonts w:ascii="Consolas" w:eastAsia="Times New Roman" w:hAnsi="Consolas" w:cs="Times New Roman"/>
-          <w:color w:val="1A1A1A" w:themeColor="background1" w:themeShade="1A"/>
-          <w:sz w:val="21"/>
-          <w:szCs w:val="21"/>
-          <w:lang w:eastAsia="en-GB"/>
-        </w:rPr>
-        <w:t xml:space="preserve">            </w:t>
-      </w:r>
-      <w:proofErr w:type="gramStart"/>
-      <w:r>
-        <w:rPr>
-          <w:rFonts w:ascii="Consolas" w:eastAsia="Times New Roman" w:hAnsi="Consolas" w:cs="Times New Roman"/>
-          <w:color w:val="1A1A1A" w:themeColor="background1" w:themeShade="1A"/>
-          <w:sz w:val="21"/>
-          <w:szCs w:val="21"/>
-          <w:lang w:eastAsia="en-GB"/>
-        </w:rPr>
-        <w:t>&lt;!--</w:t>
-      </w:r>
-      <w:proofErr w:type="gramEnd"/>
-      <w:r>
-        <w:rPr>
-          <w:rFonts w:ascii="Consolas" w:eastAsia="Times New Roman" w:hAnsi="Consolas" w:cs="Times New Roman"/>
-          <w:color w:val="1A1A1A" w:themeColor="background1" w:themeShade="1A"/>
-          <w:sz w:val="21"/>
-          <w:szCs w:val="21"/>
-          <w:lang w:eastAsia="en-GB"/>
-        </w:rPr>
-        <w:t xml:space="preserve"> User image --&gt;</w:t>
-      </w:r>
-    </w:p>
-    <w:p>
-      <w:pPr>
-        <w:spacing w:after="0" w:line="285" w:lineRule="atLeast"/>
-        <w:rPr>
-          <w:rFonts w:ascii="Consolas" w:eastAsia="Times New Roman" w:hAnsi="Consolas" w:cs="Times New Roman"/>
-          <w:color w:val="1A1A1A" w:themeColor="background1" w:themeShade="1A"/>
-          <w:sz w:val="21"/>
-          <w:szCs w:val="21"/>
-          <w:lang w:eastAsia="en-GB"/>
-        </w:rPr>
-      </w:pPr>
-      <w:r>
-        <w:rPr>
-          <w:rFonts w:ascii="Consolas" w:eastAsia="Times New Roman" w:hAnsi="Consolas" w:cs="Times New Roman"/>
-          <w:color w:val="1A1A1A" w:themeColor="background1" w:themeShade="1A"/>
-          <w:sz w:val="21"/>
-          <w:szCs w:val="21"/>
-          <w:lang w:eastAsia="en-GB"/>
-        </w:rPr>
-        <w:t>            &lt;li class="user-header"&gt;</w:t>
-      </w:r>
-    </w:p>
-    <w:p>
-      <w:pPr>
-        <w:spacing w:after="0" w:line="285" w:lineRule="atLeast"/>
-        <w:rPr>
-          <w:rFonts w:ascii="Consolas" w:eastAsia="Times New Roman" w:hAnsi="Consolas" w:cs="Times New Roman"/>
-          <w:color w:val="1A1A1A" w:themeColor="background1" w:themeShade="1A"/>
-          <w:sz w:val="21"/>
-          <w:szCs w:val="21"/>
-          <w:lang w:eastAsia="en-GB"/>
-        </w:rPr>
-      </w:pPr>
-      <w:r>
-        <w:rPr>
-          <w:rFonts w:ascii="Consolas" w:eastAsia="Times New Roman" w:hAnsi="Consolas" w:cs="Times New Roman"/>
-          <w:color w:val="1A1A1A" w:themeColor="background1" w:themeShade="1A"/>
-          <w:sz w:val="21"/>
-          <w:szCs w:val="21"/>
-          <w:lang w:eastAsia="en-GB"/>
-        </w:rPr>
-        <w:t>              &lt;</w:t>
-      </w:r>
-      <w:proofErr w:type="spellStart"/>
-      <w:r>
-        <w:rPr>
-          <w:rFonts w:ascii="Consolas" w:eastAsia="Times New Roman" w:hAnsi="Consolas" w:cs="Times New Roman"/>
-          <w:color w:val="1A1A1A" w:themeColor="background1" w:themeShade="1A"/>
-          <w:sz w:val="21"/>
-          <w:szCs w:val="21"/>
-          <w:lang w:eastAsia="en-GB"/>
-        </w:rPr>
-        <w:t>img</w:t>
-      </w:r>
-      <w:proofErr w:type="spellEnd"/>
-      <w:r>
-        <w:rPr>
-          <w:rFonts w:ascii="Consolas" w:eastAsia="Times New Roman" w:hAnsi="Consolas" w:cs="Times New Roman"/>
-          <w:color w:val="1A1A1A" w:themeColor="background1" w:themeShade="1A"/>
-          <w:sz w:val="21"/>
-          <w:szCs w:val="21"/>
-          <w:lang w:eastAsia="en-GB"/>
-        </w:rPr>
-        <w:t xml:space="preserve"> </w:t>
-      </w:r>
-      <w:proofErr w:type="spellStart"/>
-      <w:r>
-        <w:rPr>
-          <w:rFonts w:ascii="Consolas" w:eastAsia="Times New Roman" w:hAnsi="Consolas" w:cs="Times New Roman"/>
-          <w:color w:val="1A1A1A" w:themeColor="background1" w:themeShade="1A"/>
-          <w:sz w:val="21"/>
-          <w:szCs w:val="21"/>
-          <w:lang w:eastAsia="en-GB"/>
-        </w:rPr>
-        <w:t>src</w:t>
-      </w:r>
-      <w:proofErr w:type="spellEnd"/>
-      <w:r>
-        <w:rPr>
-          <w:rFonts w:ascii="Consolas" w:eastAsia="Times New Roman" w:hAnsi="Consolas" w:cs="Times New Roman"/>
-          <w:color w:val="1A1A1A" w:themeColor="background1" w:themeShade="1A"/>
-          <w:sz w:val="21"/>
-          <w:szCs w:val="21"/>
-          <w:lang w:eastAsia="en-GB"/>
-        </w:rPr>
-        <w:t>="../images/facebook-profile-image.jpeg" class="</w:t>
-      </w:r>
-      <w:proofErr w:type="spellStart"/>
-      <w:r>
-        <w:rPr>
-          <w:rFonts w:ascii="Consolas" w:eastAsia="Times New Roman" w:hAnsi="Consolas" w:cs="Times New Roman"/>
-          <w:color w:val="1A1A1A" w:themeColor="background1" w:themeShade="1A"/>
-          <w:sz w:val="21"/>
-          <w:szCs w:val="21"/>
-          <w:lang w:eastAsia="en-GB"/>
-        </w:rPr>
-        <w:t>img</w:t>
-      </w:r>
-      <w:proofErr w:type="spellEnd"/>
-      <w:r>
-        <w:rPr>
-          <w:rFonts w:ascii="Consolas" w:eastAsia="Times New Roman" w:hAnsi="Consolas" w:cs="Times New Roman"/>
-          <w:color w:val="1A1A1A" w:themeColor="background1" w:themeShade="1A"/>
-          <w:sz w:val="21"/>
-          <w:szCs w:val="21"/>
-          <w:lang w:eastAsia="en-GB"/>
-        </w:rPr>
-        <w:t>-circle" alt="User Image"&gt;</w:t>
-      </w:r>
-    </w:p>
-    <w:p>
-      <w:pPr>
-        <w:spacing w:after="0" w:line="285" w:lineRule="atLeast"/>
-        <w:rPr>
-          <w:rFonts w:ascii="Consolas" w:eastAsia="Times New Roman" w:hAnsi="Consolas" w:cs="Times New Roman"/>
-          <w:color w:val="1A1A1A" w:themeColor="background1" w:themeShade="1A"/>
-          <w:sz w:val="21"/>
-          <w:szCs w:val="21"/>
-          <w:lang w:eastAsia="en-GB"/>
-        </w:rPr>
-      </w:pPr>
-    </w:p>
-    <w:p>
-      <w:pPr>
-        <w:spacing w:after="0" w:line="285" w:lineRule="atLeast"/>
-        <w:rPr>
-          <w:rFonts w:ascii="Consolas" w:eastAsia="Times New Roman" w:hAnsi="Consolas" w:cs="Times New Roman"/>
-          <w:color w:val="1A1A1A" w:themeColor="background1" w:themeShade="1A"/>
-          <w:sz w:val="21"/>
-          <w:szCs w:val="21"/>
-          <w:lang w:eastAsia="en-GB"/>
-        </w:rPr>
-      </w:pPr>
-      <w:r>
-        <w:rPr>
-          <w:rFonts w:ascii="Consolas" w:eastAsia="Times New Roman" w:hAnsi="Consolas" w:cs="Times New Roman"/>
-          <w:color w:val="1A1A1A" w:themeColor="background1" w:themeShade="1A"/>
-          <w:sz w:val="21"/>
-          <w:szCs w:val="21"/>
-          <w:lang w:eastAsia="en-GB"/>
-        </w:rPr>
-        <w:t>              &lt;p&gt;</w:t>
-      </w:r>
-    </w:p>
-    <w:p>
-      <w:pPr>
-        <w:spacing w:after="0" w:line="285" w:lineRule="atLeast"/>
-        <w:rPr>
-          <w:rFonts w:ascii="Consolas" w:eastAsia="Times New Roman" w:hAnsi="Consolas" w:cs="Times New Roman"/>
-          <w:color w:val="1A1A1A" w:themeColor="background1" w:themeShade="1A"/>
-          <w:sz w:val="21"/>
-          <w:szCs w:val="21"/>
-          <w:lang w:eastAsia="en-GB"/>
-        </w:rPr>
-      </w:pPr>
-      <w:r>
-        <w:rPr>
-          <w:rFonts w:ascii="Consolas" w:eastAsia="Times New Roman" w:hAnsi="Consolas" w:cs="Times New Roman"/>
-          <w:color w:val="1A1A1A" w:themeColor="background1" w:themeShade="1A"/>
-          <w:sz w:val="21"/>
-          <w:szCs w:val="21"/>
-          <w:lang w:eastAsia="en-GB"/>
-        </w:rPr>
-        <w:t xml:space="preserve">                </w:t>
-      </w:r>
-      <w:proofErr w:type="spellStart"/>
-      <w:r>
-        <w:rPr>
-          <w:rFonts w:ascii="Consolas" w:eastAsia="Times New Roman" w:hAnsi="Consolas" w:cs="Times New Roman"/>
-          <w:color w:val="1A1A1A" w:themeColor="background1" w:themeShade="1A"/>
-          <w:sz w:val="21"/>
-          <w:szCs w:val="21"/>
-          <w:lang w:eastAsia="en-GB"/>
-        </w:rPr>
-        <w:t>Neovic</w:t>
-      </w:r>
-      <w:proofErr w:type="spellEnd"/>
-      <w:r>
-        <w:rPr>
-          <w:rFonts w:ascii="Consolas" w:eastAsia="Times New Roman" w:hAnsi="Consolas" w:cs="Times New Roman"/>
-          <w:color w:val="1A1A1A" w:themeColor="background1" w:themeShade="1A"/>
-          <w:sz w:val="21"/>
-          <w:szCs w:val="21"/>
-          <w:lang w:eastAsia="en-GB"/>
-        </w:rPr>
-        <w:t xml:space="preserve"> </w:t>
-      </w:r>
-      <w:proofErr w:type="spellStart"/>
-      <w:r>
-        <w:rPr>
-          <w:rFonts w:ascii="Consolas" w:eastAsia="Times New Roman" w:hAnsi="Consolas" w:cs="Times New Roman"/>
-          <w:color w:val="1A1A1A" w:themeColor="background1" w:themeShade="1A"/>
-          <w:sz w:val="21"/>
-          <w:szCs w:val="21"/>
-          <w:lang w:eastAsia="en-GB"/>
-        </w:rPr>
-        <w:t>Devierte</w:t>
-      </w:r>
-      <w:proofErr w:type="spellEnd"/>
-      <w:r>
-        <w:rPr>
-          <w:rFonts w:ascii="Consolas" w:eastAsia="Times New Roman" w:hAnsi="Consolas" w:cs="Times New Roman"/>
-          <w:color w:val="1A1A1A" w:themeColor="background1" w:themeShade="1A"/>
-          <w:sz w:val="21"/>
-          <w:szCs w:val="21"/>
-          <w:lang w:eastAsia="en-GB"/>
-        </w:rPr>
-        <w:t xml:space="preserve">                &lt;small&gt;Member since Apr. 2018&lt;/small&gt;</w:t>
-      </w:r>
-    </w:p>
-    <w:p>
-      <w:pPr>
-        <w:spacing w:after="0" w:line="285" w:lineRule="atLeast"/>
-        <w:rPr>
-          <w:rFonts w:ascii="Consolas" w:eastAsia="Times New Roman" w:hAnsi="Consolas" w:cs="Times New Roman"/>
-          <w:color w:val="1A1A1A" w:themeColor="background1" w:themeShade="1A"/>
-          <w:sz w:val="21"/>
-          <w:szCs w:val="21"/>
-          <w:lang w:eastAsia="en-GB"/>
-        </w:rPr>
-      </w:pPr>
-      <w:r>
-        <w:rPr>
-          <w:rFonts w:ascii="Consolas" w:eastAsia="Times New Roman" w:hAnsi="Consolas" w:cs="Times New Roman"/>
-          <w:color w:val="1A1A1A" w:themeColor="background1" w:themeShade="1A"/>
-          <w:sz w:val="21"/>
-          <w:szCs w:val="21"/>
-          <w:lang w:eastAsia="en-GB"/>
-        </w:rPr>
-        <w:t>              &lt;/p&gt;</w:t>
-      </w:r>
-    </w:p>
-    <w:p>
-      <w:pPr>
-        <w:spacing w:after="0" w:line="285" w:lineRule="atLeast"/>
-        <w:rPr>
-          <w:rFonts w:ascii="Consolas" w:eastAsia="Times New Roman" w:hAnsi="Consolas" w:cs="Times New Roman"/>
-          <w:color w:val="1A1A1A" w:themeColor="background1" w:themeShade="1A"/>
-          <w:sz w:val="21"/>
-          <w:szCs w:val="21"/>
-          <w:lang w:eastAsia="en-GB"/>
-        </w:rPr>
-      </w:pPr>
-      <w:r>
-        <w:rPr>
-          <w:rFonts w:ascii="Consolas" w:eastAsia="Times New Roman" w:hAnsi="Consolas" w:cs="Times New Roman"/>
-          <w:color w:val="1A1A1A" w:themeColor="background1" w:themeShade="1A"/>
-          <w:sz w:val="21"/>
-          <w:szCs w:val="21"/>
-          <w:lang w:eastAsia="en-GB"/>
+          <w:lang w:val="it-IT" w:eastAsia="en-GB"/>
+        </w:rPr>
+      </w:pPr>
+      <w:r>
+        <w:rPr>
+          <w:rFonts w:ascii="Consolas" w:eastAsia="Times New Roman" w:hAnsi="Consolas" w:cs="Times New Roman"/>
+          <w:color w:val="1A1A1A" w:themeColor="background1" w:themeShade="1A"/>
+          <w:sz w:val="21"/>
+          <w:szCs w:val="21"/>
+          <w:lang w:val="it-IT" w:eastAsia="en-GB"/>
         </w:rPr>
         <w:lastRenderedPageBreak/>
         <w:t>            &lt;/li&gt;</w:t>
@@ -37420,16 +36563,16 @@
           <w:color w:val="1A1A1A" w:themeColor="background1" w:themeShade="1A"/>
           <w:sz w:val="21"/>
           <w:szCs w:val="21"/>
-          <w:lang w:eastAsia="en-GB"/>
-        </w:rPr>
-      </w:pPr>
-      <w:r>
-        <w:rPr>
-          <w:rFonts w:ascii="Consolas" w:eastAsia="Times New Roman" w:hAnsi="Consolas" w:cs="Times New Roman"/>
-          <w:color w:val="1A1A1A" w:themeColor="background1" w:themeShade="1A"/>
-          <w:sz w:val="21"/>
-          <w:szCs w:val="21"/>
-          <w:lang w:eastAsia="en-GB"/>
+          <w:lang w:val="it-IT" w:eastAsia="en-GB"/>
+        </w:rPr>
+      </w:pPr>
+      <w:r>
+        <w:rPr>
+          <w:rFonts w:ascii="Consolas" w:eastAsia="Times New Roman" w:hAnsi="Consolas" w:cs="Times New Roman"/>
+          <w:color w:val="1A1A1A" w:themeColor="background1" w:themeShade="1A"/>
+          <w:sz w:val="21"/>
+          <w:szCs w:val="21"/>
+          <w:lang w:val="it-IT" w:eastAsia="en-GB"/>
         </w:rPr>
         <w:t>            &lt;li class="user-footer"&gt;</w:t>
       </w:r>
@@ -37451,9 +36594,19 @@
           <w:color w:val="1A1A1A" w:themeColor="background1" w:themeShade="1A"/>
           <w:sz w:val="21"/>
           <w:szCs w:val="21"/>
-          <w:lang w:eastAsia="en-GB"/>
-        </w:rPr>
-        <w:t>              &lt;div class="pull-left"&gt;</w:t>
+          <w:lang w:val="it-IT" w:eastAsia="en-GB"/>
+        </w:rPr>
+        <w:t xml:space="preserve">              </w:t>
+      </w:r>
+      <w:r>
+        <w:rPr>
+          <w:rFonts w:ascii="Consolas" w:eastAsia="Times New Roman" w:hAnsi="Consolas" w:cs="Times New Roman"/>
+          <w:color w:val="1A1A1A" w:themeColor="background1" w:themeShade="1A"/>
+          <w:sz w:val="21"/>
+          <w:szCs w:val="21"/>
+          <w:lang w:eastAsia="en-GB"/>
+        </w:rPr>
+        <w:t>&lt;div class="pull-left"&gt;</w:t>
       </w:r>
     </w:p>
     <w:p>
@@ -37772,18 +36925,28 @@
           <w:color w:val="1A1A1A" w:themeColor="background1" w:themeShade="1A"/>
           <w:sz w:val="21"/>
           <w:szCs w:val="21"/>
-          <w:lang w:eastAsia="en-GB"/>
-        </w:rPr>
-      </w:pPr>
-      <w:r>
-        <w:rPr>
-          <w:rFonts w:ascii="Consolas" w:eastAsia="Times New Roman" w:hAnsi="Consolas" w:cs="Times New Roman"/>
-          <w:color w:val="1A1A1A" w:themeColor="background1" w:themeShade="1A"/>
-          <w:sz w:val="21"/>
-          <w:szCs w:val="21"/>
-          <w:lang w:eastAsia="en-GB"/>
-        </w:rPr>
-        <w:t>              &lt;/div&gt;</w:t>
+          <w:lang w:val="it-IT" w:eastAsia="en-GB"/>
+        </w:rPr>
+      </w:pPr>
+      <w:r>
+        <w:rPr>
+          <w:rFonts w:ascii="Consolas" w:eastAsia="Times New Roman" w:hAnsi="Consolas" w:cs="Times New Roman"/>
+          <w:color w:val="1A1A1A" w:themeColor="background1" w:themeShade="1A"/>
+          <w:sz w:val="21"/>
+          <w:szCs w:val="21"/>
+          <w:lang w:eastAsia="en-GB"/>
+        </w:rPr>
+        <w:t xml:space="preserve">              </w:t>
+      </w:r>
+      <w:r>
+        <w:rPr>
+          <w:rFonts w:ascii="Consolas" w:eastAsia="Times New Roman" w:hAnsi="Consolas" w:cs="Times New Roman"/>
+          <w:color w:val="1A1A1A" w:themeColor="background1" w:themeShade="1A"/>
+          <w:sz w:val="21"/>
+          <w:szCs w:val="21"/>
+          <w:lang w:val="it-IT" w:eastAsia="en-GB"/>
+        </w:rPr>
+        <w:t>&lt;/div&gt;</w:t>
       </w:r>
     </w:p>
     <w:p>
@@ -37794,16 +36957,16 @@
           <w:color w:val="1A1A1A" w:themeColor="background1" w:themeShade="1A"/>
           <w:sz w:val="21"/>
           <w:szCs w:val="21"/>
-          <w:lang w:eastAsia="en-GB"/>
-        </w:rPr>
-      </w:pPr>
-      <w:r>
-        <w:rPr>
-          <w:rFonts w:ascii="Consolas" w:eastAsia="Times New Roman" w:hAnsi="Consolas" w:cs="Times New Roman"/>
-          <w:color w:val="1A1A1A" w:themeColor="background1" w:themeShade="1A"/>
-          <w:sz w:val="21"/>
-          <w:szCs w:val="21"/>
-          <w:lang w:eastAsia="en-GB"/>
+          <w:lang w:val="it-IT" w:eastAsia="en-GB"/>
+        </w:rPr>
+      </w:pPr>
+      <w:r>
+        <w:rPr>
+          <w:rFonts w:ascii="Consolas" w:eastAsia="Times New Roman" w:hAnsi="Consolas" w:cs="Times New Roman"/>
+          <w:color w:val="1A1A1A" w:themeColor="background1" w:themeShade="1A"/>
+          <w:sz w:val="21"/>
+          <w:szCs w:val="21"/>
+          <w:lang w:val="it-IT" w:eastAsia="en-GB"/>
         </w:rPr>
         <w:t>            &lt;/li&gt;</w:t>
       </w:r>
@@ -37816,16 +36979,16 @@
           <w:color w:val="1A1A1A" w:themeColor="background1" w:themeShade="1A"/>
           <w:sz w:val="21"/>
           <w:szCs w:val="21"/>
-          <w:lang w:eastAsia="en-GB"/>
-        </w:rPr>
-      </w:pPr>
-      <w:r>
-        <w:rPr>
-          <w:rFonts w:ascii="Consolas" w:eastAsia="Times New Roman" w:hAnsi="Consolas" w:cs="Times New Roman"/>
-          <w:color w:val="1A1A1A" w:themeColor="background1" w:themeShade="1A"/>
-          <w:sz w:val="21"/>
-          <w:szCs w:val="21"/>
-          <w:lang w:eastAsia="en-GB"/>
+          <w:lang w:val="it-IT" w:eastAsia="en-GB"/>
+        </w:rPr>
+      </w:pPr>
+      <w:r>
+        <w:rPr>
+          <w:rFonts w:ascii="Consolas" w:eastAsia="Times New Roman" w:hAnsi="Consolas" w:cs="Times New Roman"/>
+          <w:color w:val="1A1A1A" w:themeColor="background1" w:themeShade="1A"/>
+          <w:sz w:val="21"/>
+          <w:szCs w:val="21"/>
+          <w:lang w:val="it-IT" w:eastAsia="en-GB"/>
         </w:rPr>
         <w:t>          &lt;/ul&gt;</w:t>
       </w:r>
@@ -37838,16 +37001,16 @@
           <w:color w:val="1A1A1A" w:themeColor="background1" w:themeShade="1A"/>
           <w:sz w:val="21"/>
           <w:szCs w:val="21"/>
-          <w:lang w:eastAsia="en-GB"/>
-        </w:rPr>
-      </w:pPr>
-      <w:r>
-        <w:rPr>
-          <w:rFonts w:ascii="Consolas" w:eastAsia="Times New Roman" w:hAnsi="Consolas" w:cs="Times New Roman"/>
-          <w:color w:val="1A1A1A" w:themeColor="background1" w:themeShade="1A"/>
-          <w:sz w:val="21"/>
-          <w:szCs w:val="21"/>
-          <w:lang w:eastAsia="en-GB"/>
+          <w:lang w:val="it-IT" w:eastAsia="en-GB"/>
+        </w:rPr>
+      </w:pPr>
+      <w:r>
+        <w:rPr>
+          <w:rFonts w:ascii="Consolas" w:eastAsia="Times New Roman" w:hAnsi="Consolas" w:cs="Times New Roman"/>
+          <w:color w:val="1A1A1A" w:themeColor="background1" w:themeShade="1A"/>
+          <w:sz w:val="21"/>
+          <w:szCs w:val="21"/>
+          <w:lang w:val="it-IT" w:eastAsia="en-GB"/>
         </w:rPr>
         <w:t>        &lt;/li&gt;</w:t>
       </w:r>
@@ -37860,16 +37023,16 @@
           <w:color w:val="1A1A1A" w:themeColor="background1" w:themeShade="1A"/>
           <w:sz w:val="21"/>
           <w:szCs w:val="21"/>
-          <w:lang w:eastAsia="en-GB"/>
-        </w:rPr>
-      </w:pPr>
-      <w:r>
-        <w:rPr>
-          <w:rFonts w:ascii="Consolas" w:eastAsia="Times New Roman" w:hAnsi="Consolas" w:cs="Times New Roman"/>
-          <w:color w:val="1A1A1A" w:themeColor="background1" w:themeShade="1A"/>
-          <w:sz w:val="21"/>
-          <w:szCs w:val="21"/>
-          <w:lang w:eastAsia="en-GB"/>
+          <w:lang w:val="it-IT" w:eastAsia="en-GB"/>
+        </w:rPr>
+      </w:pPr>
+      <w:r>
+        <w:rPr>
+          <w:rFonts w:ascii="Consolas" w:eastAsia="Times New Roman" w:hAnsi="Consolas" w:cs="Times New Roman"/>
+          <w:color w:val="1A1A1A" w:themeColor="background1" w:themeShade="1A"/>
+          <w:sz w:val="21"/>
+          <w:szCs w:val="21"/>
+          <w:lang w:val="it-IT" w:eastAsia="en-GB"/>
         </w:rPr>
         <w:t>      &lt;/ul&gt;</w:t>
       </w:r>
@@ -37891,9 +37054,19 @@
           <w:color w:val="1A1A1A" w:themeColor="background1" w:themeShade="1A"/>
           <w:sz w:val="21"/>
           <w:szCs w:val="21"/>
-          <w:lang w:eastAsia="en-GB"/>
-        </w:rPr>
-        <w:t>    &lt;/div&gt;</w:t>
+          <w:lang w:val="it-IT" w:eastAsia="en-GB"/>
+        </w:rPr>
+        <w:t xml:space="preserve">    </w:t>
+      </w:r>
+      <w:r>
+        <w:rPr>
+          <w:rFonts w:ascii="Consolas" w:eastAsia="Times New Roman" w:hAnsi="Consolas" w:cs="Times New Roman"/>
+          <w:color w:val="1A1A1A" w:themeColor="background1" w:themeShade="1A"/>
+          <w:sz w:val="21"/>
+          <w:szCs w:val="21"/>
+          <w:lang w:eastAsia="en-GB"/>
+        </w:rPr>
+        <w:t>&lt;/div&gt;</w:t>
       </w:r>
     </w:p>
     <w:p>
@@ -40970,19 +40143,9 @@
           <w:szCs w:val="21"/>
           <w:lang w:eastAsia="en-GB"/>
         </w:rPr>
-        <w:t>function(</w:t>
+        <w:t>function(){</w:t>
       </w:r>
       <w:proofErr w:type="gramEnd"/>
-      <w:r>
-        <w:rPr>
-          <w:rFonts w:ascii="Consolas" w:eastAsia="Times New Roman" w:hAnsi="Consolas" w:cs="Times New Roman"/>
-          <w:color w:val="1A1A1A" w:themeColor="background1" w:themeShade="1A"/>
-          <w:sz w:val="21"/>
-          <w:szCs w:val="21"/>
-          <w:lang w:eastAsia="en-GB"/>
-        </w:rPr>
-        <w:t>){</w:t>
-      </w:r>
     </w:p>
     <w:p>
       <w:pPr>
@@ -41163,7 +40326,51 @@
           <w:szCs w:val="21"/>
           <w:lang w:eastAsia="en-GB"/>
         </w:rPr>
-        <w:t>-menu a').filter(function() {</w:t>
+        <w:t>-menu a'</w:t>
+      </w:r>
+      <w:proofErr w:type="gramStart"/>
+      <w:r>
+        <w:rPr>
+          <w:rFonts w:ascii="Consolas" w:eastAsia="Times New Roman" w:hAnsi="Consolas" w:cs="Times New Roman"/>
+          <w:color w:val="1A1A1A" w:themeColor="background1" w:themeShade="1A"/>
+          <w:sz w:val="21"/>
+          <w:szCs w:val="21"/>
+          <w:lang w:eastAsia="en-GB"/>
+        </w:rPr>
+        <w:t>).filter</w:t>
+      </w:r>
+      <w:proofErr w:type="gramEnd"/>
+      <w:r>
+        <w:rPr>
+          <w:rFonts w:ascii="Consolas" w:eastAsia="Times New Roman" w:hAnsi="Consolas" w:cs="Times New Roman"/>
+          <w:color w:val="1A1A1A" w:themeColor="background1" w:themeShade="1A"/>
+          <w:sz w:val="21"/>
+          <w:szCs w:val="21"/>
+          <w:lang w:eastAsia="en-GB"/>
+        </w:rPr>
+        <w:t>(</w:t>
+      </w:r>
+      <w:proofErr w:type="gramStart"/>
+      <w:r>
+        <w:rPr>
+          <w:rFonts w:ascii="Consolas" w:eastAsia="Times New Roman" w:hAnsi="Consolas" w:cs="Times New Roman"/>
+          <w:color w:val="1A1A1A" w:themeColor="background1" w:themeShade="1A"/>
+          <w:sz w:val="21"/>
+          <w:szCs w:val="21"/>
+          <w:lang w:eastAsia="en-GB"/>
+        </w:rPr>
+        <w:t>function(</w:t>
+      </w:r>
+      <w:proofErr w:type="gramEnd"/>
+      <w:r>
+        <w:rPr>
+          <w:rFonts w:ascii="Consolas" w:eastAsia="Times New Roman" w:hAnsi="Consolas" w:cs="Times New Roman"/>
+          <w:color w:val="1A1A1A" w:themeColor="background1" w:themeShade="1A"/>
+          <w:sz w:val="21"/>
+          <w:szCs w:val="21"/>
+          <w:lang w:eastAsia="en-GB"/>
+        </w:rPr>
+        <w:t>) {</w:t>
       </w:r>
     </w:p>
     <w:p>
@@ -41275,7 +40482,18 @@
           <w:szCs w:val="21"/>
           <w:lang w:eastAsia="en-GB"/>
         </w:rPr>
-        <w:t>().</w:t>
+        <w:t>(</w:t>
+      </w:r>
+      <w:proofErr w:type="gramStart"/>
+      <w:r>
+        <w:rPr>
+          <w:rFonts w:ascii="Consolas" w:eastAsia="Times New Roman" w:hAnsi="Consolas" w:cs="Times New Roman"/>
+          <w:color w:val="1A1A1A" w:themeColor="background1" w:themeShade="1A"/>
+          <w:sz w:val="21"/>
+          <w:szCs w:val="21"/>
+          <w:lang w:eastAsia="en-GB"/>
+        </w:rPr>
+        <w:t>).</w:t>
       </w:r>
       <w:proofErr w:type="spellStart"/>
       <w:r>
@@ -41289,6 +40507,7 @@
         <w:t>addClass</w:t>
       </w:r>
       <w:proofErr w:type="spellEnd"/>
+      <w:proofErr w:type="gramEnd"/>
       <w:r>
         <w:rPr>
           <w:rFonts w:ascii="Consolas" w:eastAsia="Times New Roman" w:hAnsi="Consolas" w:cs="Times New Roman"/>
@@ -41389,7 +40608,51 @@
           <w:szCs w:val="21"/>
           <w:lang w:eastAsia="en-GB"/>
         </w:rPr>
-        <w:t>-menu a').filter(function() {</w:t>
+        <w:t>-menu a'</w:t>
+      </w:r>
+      <w:proofErr w:type="gramStart"/>
+      <w:r>
+        <w:rPr>
+          <w:rFonts w:ascii="Consolas" w:eastAsia="Times New Roman" w:hAnsi="Consolas" w:cs="Times New Roman"/>
+          <w:color w:val="1A1A1A" w:themeColor="background1" w:themeShade="1A"/>
+          <w:sz w:val="21"/>
+          <w:szCs w:val="21"/>
+          <w:lang w:eastAsia="en-GB"/>
+        </w:rPr>
+        <w:t>).filter</w:t>
+      </w:r>
+      <w:proofErr w:type="gramEnd"/>
+      <w:r>
+        <w:rPr>
+          <w:rFonts w:ascii="Consolas" w:eastAsia="Times New Roman" w:hAnsi="Consolas" w:cs="Times New Roman"/>
+          <w:color w:val="1A1A1A" w:themeColor="background1" w:themeShade="1A"/>
+          <w:sz w:val="21"/>
+          <w:szCs w:val="21"/>
+          <w:lang w:eastAsia="en-GB"/>
+        </w:rPr>
+        <w:t>(</w:t>
+      </w:r>
+      <w:proofErr w:type="gramStart"/>
+      <w:r>
+        <w:rPr>
+          <w:rFonts w:ascii="Consolas" w:eastAsia="Times New Roman" w:hAnsi="Consolas" w:cs="Times New Roman"/>
+          <w:color w:val="1A1A1A" w:themeColor="background1" w:themeShade="1A"/>
+          <w:sz w:val="21"/>
+          <w:szCs w:val="21"/>
+          <w:lang w:eastAsia="en-GB"/>
+        </w:rPr>
+        <w:t>function(</w:t>
+      </w:r>
+      <w:proofErr w:type="gramEnd"/>
+      <w:r>
+        <w:rPr>
+          <w:rFonts w:ascii="Consolas" w:eastAsia="Times New Roman" w:hAnsi="Consolas" w:cs="Times New Roman"/>
+          <w:color w:val="1A1A1A" w:themeColor="background1" w:themeShade="1A"/>
+          <w:sz w:val="21"/>
+          <w:szCs w:val="21"/>
+          <w:lang w:eastAsia="en-GB"/>
+        </w:rPr>
+        <w:t>) {</w:t>
       </w:r>
     </w:p>
     <w:p>
@@ -41513,7 +40776,40 @@
           <w:szCs w:val="21"/>
           <w:lang w:eastAsia="en-GB"/>
         </w:rPr>
-        <w:t>(".sidebar-menu &gt; .</w:t>
+        <w:t>(</w:t>
+      </w:r>
+      <w:proofErr w:type="gramStart"/>
+      <w:r>
+        <w:rPr>
+          <w:rFonts w:ascii="Consolas" w:eastAsia="Times New Roman" w:hAnsi="Consolas" w:cs="Times New Roman"/>
+          <w:color w:val="1A1A1A" w:themeColor="background1" w:themeShade="1A"/>
+          <w:sz w:val="21"/>
+          <w:szCs w:val="21"/>
+          <w:lang w:eastAsia="en-GB"/>
+        </w:rPr>
+        <w:t>".sidebar</w:t>
+      </w:r>
+      <w:proofErr w:type="gramEnd"/>
+      <w:r>
+        <w:rPr>
+          <w:rFonts w:ascii="Consolas" w:eastAsia="Times New Roman" w:hAnsi="Consolas" w:cs="Times New Roman"/>
+          <w:color w:val="1A1A1A" w:themeColor="background1" w:themeShade="1A"/>
+          <w:sz w:val="21"/>
+          <w:szCs w:val="21"/>
+          <w:lang w:eastAsia="en-GB"/>
+        </w:rPr>
+        <w:t xml:space="preserve">-menu </w:t>
+      </w:r>
+      <w:proofErr w:type="gramStart"/>
+      <w:r>
+        <w:rPr>
+          <w:rFonts w:ascii="Consolas" w:eastAsia="Times New Roman" w:hAnsi="Consolas" w:cs="Times New Roman"/>
+          <w:color w:val="1A1A1A" w:themeColor="background1" w:themeShade="1A"/>
+          <w:sz w:val="21"/>
+          <w:szCs w:val="21"/>
+          <w:lang w:eastAsia="en-GB"/>
+        </w:rPr>
+        <w:t>&gt; .</w:t>
       </w:r>
       <w:proofErr w:type="spellStart"/>
       <w:r>
@@ -41525,217 +40821,6 @@
           <w:lang w:eastAsia="en-GB"/>
         </w:rPr>
         <w:t>treeview</w:t>
-      </w:r>
-      <w:proofErr w:type="spellEnd"/>
-      <w:r>
-        <w:rPr>
-          <w:rFonts w:ascii="Consolas" w:eastAsia="Times New Roman" w:hAnsi="Consolas" w:cs="Times New Roman"/>
-          <w:color w:val="1A1A1A" w:themeColor="background1" w:themeShade="1A"/>
-          <w:sz w:val="21"/>
-          <w:szCs w:val="21"/>
-          <w:lang w:eastAsia="en-GB"/>
-        </w:rPr>
-        <w:t>-menu").</w:t>
-      </w:r>
-      <w:proofErr w:type="spellStart"/>
-      <w:r>
-        <w:rPr>
-          <w:rFonts w:ascii="Consolas" w:eastAsia="Times New Roman" w:hAnsi="Consolas" w:cs="Times New Roman"/>
-          <w:color w:val="1A1A1A" w:themeColor="background1" w:themeShade="1A"/>
-          <w:sz w:val="21"/>
-          <w:szCs w:val="21"/>
-          <w:lang w:eastAsia="en-GB"/>
-        </w:rPr>
-        <w:t>addClass</w:t>
-      </w:r>
-      <w:proofErr w:type="spellEnd"/>
-      <w:r>
-        <w:rPr>
-          <w:rFonts w:ascii="Consolas" w:eastAsia="Times New Roman" w:hAnsi="Consolas" w:cs="Times New Roman"/>
-          <w:color w:val="1A1A1A" w:themeColor="background1" w:themeShade="1A"/>
-          <w:sz w:val="21"/>
-          <w:szCs w:val="21"/>
-          <w:lang w:eastAsia="en-GB"/>
-        </w:rPr>
-        <w:t>('active');</w:t>
-      </w:r>
-    </w:p>
-    <w:p>
-      <w:pPr>
-        <w:spacing w:after="0" w:line="285" w:lineRule="atLeast"/>
-        <w:rPr>
-          <w:rFonts w:ascii="Consolas" w:eastAsia="Times New Roman" w:hAnsi="Consolas" w:cs="Times New Roman"/>
-          <w:color w:val="1A1A1A" w:themeColor="background1" w:themeShade="1A"/>
-          <w:sz w:val="21"/>
-          <w:szCs w:val="21"/>
-          <w:lang w:eastAsia="en-GB"/>
-        </w:rPr>
-      </w:pPr>
-    </w:p>
-    <w:p>
-      <w:pPr>
-        <w:spacing w:after="0" w:line="285" w:lineRule="atLeast"/>
-        <w:rPr>
-          <w:rFonts w:ascii="Consolas" w:eastAsia="Times New Roman" w:hAnsi="Consolas" w:cs="Times New Roman"/>
-          <w:color w:val="1A1A1A" w:themeColor="background1" w:themeShade="1A"/>
-          <w:sz w:val="21"/>
-          <w:szCs w:val="21"/>
-          <w:lang w:eastAsia="en-GB"/>
-        </w:rPr>
-      </w:pPr>
-      <w:r>
-        <w:rPr>
-          <w:rFonts w:ascii="Consolas" w:eastAsia="Times New Roman" w:hAnsi="Consolas" w:cs="Times New Roman"/>
-          <w:color w:val="1A1A1A" w:themeColor="background1" w:themeShade="1A"/>
-          <w:sz w:val="21"/>
-          <w:szCs w:val="21"/>
-          <w:lang w:eastAsia="en-GB"/>
-        </w:rPr>
-        <w:t>});</w:t>
-      </w:r>
-    </w:p>
-    <w:p>
-      <w:pPr>
-        <w:spacing w:after="0" w:line="285" w:lineRule="atLeast"/>
-        <w:rPr>
-          <w:rFonts w:ascii="Consolas" w:eastAsia="Times New Roman" w:hAnsi="Consolas" w:cs="Times New Roman"/>
-          <w:color w:val="1A1A1A" w:themeColor="background1" w:themeShade="1A"/>
-          <w:sz w:val="21"/>
-          <w:szCs w:val="21"/>
-          <w:lang w:eastAsia="en-GB"/>
-        </w:rPr>
-      </w:pPr>
-      <w:r>
-        <w:rPr>
-          <w:rFonts w:ascii="Consolas" w:eastAsia="Times New Roman" w:hAnsi="Consolas" w:cs="Times New Roman"/>
-          <w:color w:val="1A1A1A" w:themeColor="background1" w:themeShade="1A"/>
-          <w:sz w:val="21"/>
-          <w:szCs w:val="21"/>
-          <w:lang w:eastAsia="en-GB"/>
-        </w:rPr>
-        <w:t>&lt;/script&gt;</w:t>
-      </w:r>
-    </w:p>
-    <w:p>
-      <w:pPr>
-        <w:spacing w:after="0" w:line="285" w:lineRule="atLeast"/>
-        <w:rPr>
-          <w:rFonts w:ascii="Consolas" w:eastAsia="Times New Roman" w:hAnsi="Consolas" w:cs="Times New Roman"/>
-          <w:color w:val="1A1A1A" w:themeColor="background1" w:themeShade="1A"/>
-          <w:sz w:val="21"/>
-          <w:szCs w:val="21"/>
-          <w:lang w:eastAsia="en-GB"/>
-        </w:rPr>
-      </w:pPr>
-      <w:proofErr w:type="gramStart"/>
-      <w:r>
-        <w:rPr>
-          <w:rFonts w:ascii="Consolas" w:eastAsia="Times New Roman" w:hAnsi="Consolas" w:cs="Times New Roman"/>
-          <w:color w:val="1A1A1A" w:themeColor="background1" w:themeShade="1A"/>
-          <w:sz w:val="21"/>
-          <w:szCs w:val="21"/>
-          <w:lang w:eastAsia="en-GB"/>
-        </w:rPr>
-        <w:t>&lt;!--</w:t>
-      </w:r>
-      <w:proofErr w:type="gramEnd"/>
-      <w:r>
-        <w:rPr>
-          <w:rFonts w:ascii="Consolas" w:eastAsia="Times New Roman" w:hAnsi="Consolas" w:cs="Times New Roman"/>
-          <w:color w:val="1A1A1A" w:themeColor="background1" w:themeShade="1A"/>
-          <w:sz w:val="21"/>
-          <w:szCs w:val="21"/>
-          <w:lang w:eastAsia="en-GB"/>
-        </w:rPr>
-        <w:t xml:space="preserve"> Data Table Initialize --&gt;</w:t>
-      </w:r>
-    </w:p>
-    <w:p>
-      <w:pPr>
-        <w:spacing w:after="0" w:line="285" w:lineRule="atLeast"/>
-        <w:rPr>
-          <w:rFonts w:ascii="Consolas" w:eastAsia="Times New Roman" w:hAnsi="Consolas" w:cs="Times New Roman"/>
-          <w:color w:val="1A1A1A" w:themeColor="background1" w:themeShade="1A"/>
-          <w:sz w:val="21"/>
-          <w:szCs w:val="21"/>
-          <w:lang w:eastAsia="en-GB"/>
-        </w:rPr>
-      </w:pPr>
-      <w:r>
-        <w:rPr>
-          <w:rFonts w:ascii="Consolas" w:eastAsia="Times New Roman" w:hAnsi="Consolas" w:cs="Times New Roman"/>
-          <w:color w:val="1A1A1A" w:themeColor="background1" w:themeShade="1A"/>
-          <w:sz w:val="21"/>
-          <w:szCs w:val="21"/>
-          <w:lang w:eastAsia="en-GB"/>
-        </w:rPr>
-        <w:t>&lt;script&gt;</w:t>
-      </w:r>
-    </w:p>
-    <w:p>
-      <w:pPr>
-        <w:spacing w:after="0" w:line="285" w:lineRule="atLeast"/>
-        <w:rPr>
-          <w:rFonts w:ascii="Consolas" w:eastAsia="Times New Roman" w:hAnsi="Consolas" w:cs="Times New Roman"/>
-          <w:color w:val="1A1A1A" w:themeColor="background1" w:themeShade="1A"/>
-          <w:sz w:val="21"/>
-          <w:szCs w:val="21"/>
-          <w:lang w:eastAsia="en-GB"/>
-        </w:rPr>
-      </w:pPr>
-      <w:r>
-        <w:rPr>
-          <w:rFonts w:ascii="Consolas" w:eastAsia="Times New Roman" w:hAnsi="Consolas" w:cs="Times New Roman"/>
-          <w:color w:val="1A1A1A" w:themeColor="background1" w:themeShade="1A"/>
-          <w:sz w:val="21"/>
-          <w:szCs w:val="21"/>
-          <w:lang w:eastAsia="en-GB"/>
-        </w:rPr>
-        <w:t>  $(function () {</w:t>
-      </w:r>
-    </w:p>
-    <w:p>
-      <w:pPr>
-        <w:spacing w:after="0" w:line="285" w:lineRule="atLeast"/>
-        <w:rPr>
-          <w:rFonts w:ascii="Consolas" w:eastAsia="Times New Roman" w:hAnsi="Consolas" w:cs="Times New Roman"/>
-          <w:color w:val="1A1A1A" w:themeColor="background1" w:themeShade="1A"/>
-          <w:sz w:val="21"/>
-          <w:szCs w:val="21"/>
-          <w:lang w:eastAsia="en-GB"/>
-        </w:rPr>
-      </w:pPr>
-      <w:r>
-        <w:rPr>
-          <w:rFonts w:ascii="Consolas" w:eastAsia="Times New Roman" w:hAnsi="Consolas" w:cs="Times New Roman"/>
-          <w:color w:val="1A1A1A" w:themeColor="background1" w:themeShade="1A"/>
-          <w:sz w:val="21"/>
-          <w:szCs w:val="21"/>
-          <w:lang w:eastAsia="en-GB"/>
-        </w:rPr>
-        <w:t>    $('#example1'</w:t>
-      </w:r>
-      <w:proofErr w:type="gramStart"/>
-      <w:r>
-        <w:rPr>
-          <w:rFonts w:ascii="Consolas" w:eastAsia="Times New Roman" w:hAnsi="Consolas" w:cs="Times New Roman"/>
-          <w:color w:val="1A1A1A" w:themeColor="background1" w:themeShade="1A"/>
-          <w:sz w:val="21"/>
-          <w:szCs w:val="21"/>
-          <w:lang w:eastAsia="en-GB"/>
-        </w:rPr>
-        <w:t>).</w:t>
-      </w:r>
-      <w:proofErr w:type="spellStart"/>
-      <w:r>
-        <w:rPr>
-          <w:rFonts w:ascii="Consolas" w:eastAsia="Times New Roman" w:hAnsi="Consolas" w:cs="Times New Roman"/>
-          <w:color w:val="1A1A1A" w:themeColor="background1" w:themeShade="1A"/>
-          <w:sz w:val="21"/>
-          <w:szCs w:val="21"/>
-          <w:lang w:eastAsia="en-GB"/>
-        </w:rPr>
-        <w:t>DataTable</w:t>
       </w:r>
       <w:proofErr w:type="spellEnd"/>
       <w:proofErr w:type="gramEnd"/>
@@ -41747,29 +40832,7 @@
           <w:szCs w:val="21"/>
           <w:lang w:eastAsia="en-GB"/>
         </w:rPr>
-        <w:t>()</w:t>
-      </w:r>
-    </w:p>
-    <w:p>
-      <w:pPr>
-        <w:spacing w:after="0" w:line="285" w:lineRule="atLeast"/>
-        <w:rPr>
-          <w:rFonts w:ascii="Consolas" w:eastAsia="Times New Roman" w:hAnsi="Consolas" w:cs="Times New Roman"/>
-          <w:color w:val="1A1A1A" w:themeColor="background1" w:themeShade="1A"/>
-          <w:sz w:val="21"/>
-          <w:szCs w:val="21"/>
-          <w:lang w:eastAsia="en-GB"/>
-        </w:rPr>
-      </w:pPr>
-      <w:r>
-        <w:rPr>
-          <w:rFonts w:ascii="Consolas" w:eastAsia="Times New Roman" w:hAnsi="Consolas" w:cs="Times New Roman"/>
-          <w:color w:val="1A1A1A" w:themeColor="background1" w:themeShade="1A"/>
-          <w:sz w:val="21"/>
-          <w:szCs w:val="21"/>
-          <w:lang w:eastAsia="en-GB"/>
-        </w:rPr>
-        <w:t>    $('#example2'</w:t>
+        <w:t>-menu"</w:t>
       </w:r>
       <w:proofErr w:type="gramStart"/>
       <w:r>
@@ -41791,7 +40854,7 @@
           <w:szCs w:val="21"/>
           <w:lang w:eastAsia="en-GB"/>
         </w:rPr>
-        <w:t>DataTable</w:t>
+        <w:t>addClass</w:t>
       </w:r>
       <w:proofErr w:type="spellEnd"/>
       <w:proofErr w:type="gramEnd"/>
@@ -41803,6 +40866,252 @@
           <w:szCs w:val="21"/>
           <w:lang w:eastAsia="en-GB"/>
         </w:rPr>
+        <w:t>('active');</w:t>
+      </w:r>
+    </w:p>
+    <w:p>
+      <w:pPr>
+        <w:spacing w:after="0" w:line="285" w:lineRule="atLeast"/>
+        <w:rPr>
+          <w:rFonts w:ascii="Consolas" w:eastAsia="Times New Roman" w:hAnsi="Consolas" w:cs="Times New Roman"/>
+          <w:color w:val="1A1A1A" w:themeColor="background1" w:themeShade="1A"/>
+          <w:sz w:val="21"/>
+          <w:szCs w:val="21"/>
+          <w:lang w:eastAsia="en-GB"/>
+        </w:rPr>
+      </w:pPr>
+    </w:p>
+    <w:p>
+      <w:pPr>
+        <w:spacing w:after="0" w:line="285" w:lineRule="atLeast"/>
+        <w:rPr>
+          <w:rFonts w:ascii="Consolas" w:eastAsia="Times New Roman" w:hAnsi="Consolas" w:cs="Times New Roman"/>
+          <w:color w:val="1A1A1A" w:themeColor="background1" w:themeShade="1A"/>
+          <w:sz w:val="21"/>
+          <w:szCs w:val="21"/>
+          <w:lang w:eastAsia="en-GB"/>
+        </w:rPr>
+      </w:pPr>
+      <w:r>
+        <w:rPr>
+          <w:rFonts w:ascii="Consolas" w:eastAsia="Times New Roman" w:hAnsi="Consolas" w:cs="Times New Roman"/>
+          <w:color w:val="1A1A1A" w:themeColor="background1" w:themeShade="1A"/>
+          <w:sz w:val="21"/>
+          <w:szCs w:val="21"/>
+          <w:lang w:eastAsia="en-GB"/>
+        </w:rPr>
+        <w:t>});</w:t>
+      </w:r>
+    </w:p>
+    <w:p>
+      <w:pPr>
+        <w:spacing w:after="0" w:line="285" w:lineRule="atLeast"/>
+        <w:rPr>
+          <w:rFonts w:ascii="Consolas" w:eastAsia="Times New Roman" w:hAnsi="Consolas" w:cs="Times New Roman"/>
+          <w:color w:val="1A1A1A" w:themeColor="background1" w:themeShade="1A"/>
+          <w:sz w:val="21"/>
+          <w:szCs w:val="21"/>
+          <w:lang w:eastAsia="en-GB"/>
+        </w:rPr>
+      </w:pPr>
+      <w:r>
+        <w:rPr>
+          <w:rFonts w:ascii="Consolas" w:eastAsia="Times New Roman" w:hAnsi="Consolas" w:cs="Times New Roman"/>
+          <w:color w:val="1A1A1A" w:themeColor="background1" w:themeShade="1A"/>
+          <w:sz w:val="21"/>
+          <w:szCs w:val="21"/>
+          <w:lang w:eastAsia="en-GB"/>
+        </w:rPr>
+        <w:t>&lt;/script&gt;</w:t>
+      </w:r>
+    </w:p>
+    <w:p>
+      <w:pPr>
+        <w:spacing w:after="0" w:line="285" w:lineRule="atLeast"/>
+        <w:rPr>
+          <w:rFonts w:ascii="Consolas" w:eastAsia="Times New Roman" w:hAnsi="Consolas" w:cs="Times New Roman"/>
+          <w:color w:val="1A1A1A" w:themeColor="background1" w:themeShade="1A"/>
+          <w:sz w:val="21"/>
+          <w:szCs w:val="21"/>
+          <w:lang w:eastAsia="en-GB"/>
+        </w:rPr>
+      </w:pPr>
+      <w:proofErr w:type="gramStart"/>
+      <w:r>
+        <w:rPr>
+          <w:rFonts w:ascii="Consolas" w:eastAsia="Times New Roman" w:hAnsi="Consolas" w:cs="Times New Roman"/>
+          <w:color w:val="1A1A1A" w:themeColor="background1" w:themeShade="1A"/>
+          <w:sz w:val="21"/>
+          <w:szCs w:val="21"/>
+          <w:lang w:eastAsia="en-GB"/>
+        </w:rPr>
+        <w:t>&lt;!--</w:t>
+      </w:r>
+      <w:proofErr w:type="gramEnd"/>
+      <w:r>
+        <w:rPr>
+          <w:rFonts w:ascii="Consolas" w:eastAsia="Times New Roman" w:hAnsi="Consolas" w:cs="Times New Roman"/>
+          <w:color w:val="1A1A1A" w:themeColor="background1" w:themeShade="1A"/>
+          <w:sz w:val="21"/>
+          <w:szCs w:val="21"/>
+          <w:lang w:eastAsia="en-GB"/>
+        </w:rPr>
+        <w:t xml:space="preserve"> Data Table Initialize --&gt;</w:t>
+      </w:r>
+    </w:p>
+    <w:p>
+      <w:pPr>
+        <w:spacing w:after="0" w:line="285" w:lineRule="atLeast"/>
+        <w:rPr>
+          <w:rFonts w:ascii="Consolas" w:eastAsia="Times New Roman" w:hAnsi="Consolas" w:cs="Times New Roman"/>
+          <w:color w:val="1A1A1A" w:themeColor="background1" w:themeShade="1A"/>
+          <w:sz w:val="21"/>
+          <w:szCs w:val="21"/>
+          <w:lang w:eastAsia="en-GB"/>
+        </w:rPr>
+      </w:pPr>
+      <w:r>
+        <w:rPr>
+          <w:rFonts w:ascii="Consolas" w:eastAsia="Times New Roman" w:hAnsi="Consolas" w:cs="Times New Roman"/>
+          <w:color w:val="1A1A1A" w:themeColor="background1" w:themeShade="1A"/>
+          <w:sz w:val="21"/>
+          <w:szCs w:val="21"/>
+          <w:lang w:eastAsia="en-GB"/>
+        </w:rPr>
+        <w:t>&lt;script&gt;</w:t>
+      </w:r>
+    </w:p>
+    <w:p>
+      <w:pPr>
+        <w:spacing w:after="0" w:line="285" w:lineRule="atLeast"/>
+        <w:rPr>
+          <w:rFonts w:ascii="Consolas" w:eastAsia="Times New Roman" w:hAnsi="Consolas" w:cs="Times New Roman"/>
+          <w:color w:val="1A1A1A" w:themeColor="background1" w:themeShade="1A"/>
+          <w:sz w:val="21"/>
+          <w:szCs w:val="21"/>
+          <w:lang w:eastAsia="en-GB"/>
+        </w:rPr>
+      </w:pPr>
+      <w:r>
+        <w:rPr>
+          <w:rFonts w:ascii="Consolas" w:eastAsia="Times New Roman" w:hAnsi="Consolas" w:cs="Times New Roman"/>
+          <w:color w:val="1A1A1A" w:themeColor="background1" w:themeShade="1A"/>
+          <w:sz w:val="21"/>
+          <w:szCs w:val="21"/>
+          <w:lang w:eastAsia="en-GB"/>
+        </w:rPr>
+        <w:t>  $(function () {</w:t>
+      </w:r>
+    </w:p>
+    <w:p>
+      <w:pPr>
+        <w:spacing w:after="0" w:line="285" w:lineRule="atLeast"/>
+        <w:rPr>
+          <w:rFonts w:ascii="Consolas" w:eastAsia="Times New Roman" w:hAnsi="Consolas" w:cs="Times New Roman"/>
+          <w:color w:val="1A1A1A" w:themeColor="background1" w:themeShade="1A"/>
+          <w:sz w:val="21"/>
+          <w:szCs w:val="21"/>
+          <w:lang w:eastAsia="en-GB"/>
+        </w:rPr>
+      </w:pPr>
+      <w:r>
+        <w:rPr>
+          <w:rFonts w:ascii="Consolas" w:eastAsia="Times New Roman" w:hAnsi="Consolas" w:cs="Times New Roman"/>
+          <w:color w:val="1A1A1A" w:themeColor="background1" w:themeShade="1A"/>
+          <w:sz w:val="21"/>
+          <w:szCs w:val="21"/>
+          <w:lang w:eastAsia="en-GB"/>
+        </w:rPr>
+        <w:t>    $('#example1'</w:t>
+      </w:r>
+      <w:proofErr w:type="gramStart"/>
+      <w:r>
+        <w:rPr>
+          <w:rFonts w:ascii="Consolas" w:eastAsia="Times New Roman" w:hAnsi="Consolas" w:cs="Times New Roman"/>
+          <w:color w:val="1A1A1A" w:themeColor="background1" w:themeShade="1A"/>
+          <w:sz w:val="21"/>
+          <w:szCs w:val="21"/>
+          <w:lang w:eastAsia="en-GB"/>
+        </w:rPr>
+        <w:t>).</w:t>
+      </w:r>
+      <w:proofErr w:type="spellStart"/>
+      <w:r>
+        <w:rPr>
+          <w:rFonts w:ascii="Consolas" w:eastAsia="Times New Roman" w:hAnsi="Consolas" w:cs="Times New Roman"/>
+          <w:color w:val="1A1A1A" w:themeColor="background1" w:themeShade="1A"/>
+          <w:sz w:val="21"/>
+          <w:szCs w:val="21"/>
+          <w:lang w:eastAsia="en-GB"/>
+        </w:rPr>
+        <w:t>DataTable</w:t>
+      </w:r>
+      <w:proofErr w:type="spellEnd"/>
+      <w:proofErr w:type="gramEnd"/>
+      <w:r>
+        <w:rPr>
+          <w:rFonts w:ascii="Consolas" w:eastAsia="Times New Roman" w:hAnsi="Consolas" w:cs="Times New Roman"/>
+          <w:color w:val="1A1A1A" w:themeColor="background1" w:themeShade="1A"/>
+          <w:sz w:val="21"/>
+          <w:szCs w:val="21"/>
+          <w:lang w:eastAsia="en-GB"/>
+        </w:rPr>
+        <w:t>()</w:t>
+      </w:r>
+    </w:p>
+    <w:p>
+      <w:pPr>
+        <w:spacing w:after="0" w:line="285" w:lineRule="atLeast"/>
+        <w:rPr>
+          <w:rFonts w:ascii="Consolas" w:eastAsia="Times New Roman" w:hAnsi="Consolas" w:cs="Times New Roman"/>
+          <w:color w:val="1A1A1A" w:themeColor="background1" w:themeShade="1A"/>
+          <w:sz w:val="21"/>
+          <w:szCs w:val="21"/>
+          <w:lang w:eastAsia="en-GB"/>
+        </w:rPr>
+      </w:pPr>
+      <w:r>
+        <w:rPr>
+          <w:rFonts w:ascii="Consolas" w:eastAsia="Times New Roman" w:hAnsi="Consolas" w:cs="Times New Roman"/>
+          <w:color w:val="1A1A1A" w:themeColor="background1" w:themeShade="1A"/>
+          <w:sz w:val="21"/>
+          <w:szCs w:val="21"/>
+          <w:lang w:eastAsia="en-GB"/>
+        </w:rPr>
+        <w:t>    $('#example2'</w:t>
+      </w:r>
+      <w:proofErr w:type="gramStart"/>
+      <w:r>
+        <w:rPr>
+          <w:rFonts w:ascii="Consolas" w:eastAsia="Times New Roman" w:hAnsi="Consolas" w:cs="Times New Roman"/>
+          <w:color w:val="1A1A1A" w:themeColor="background1" w:themeShade="1A"/>
+          <w:sz w:val="21"/>
+          <w:szCs w:val="21"/>
+          <w:lang w:eastAsia="en-GB"/>
+        </w:rPr>
+        <w:t>).</w:t>
+      </w:r>
+      <w:proofErr w:type="spellStart"/>
+      <w:r>
+        <w:rPr>
+          <w:rFonts w:ascii="Consolas" w:eastAsia="Times New Roman" w:hAnsi="Consolas" w:cs="Times New Roman"/>
+          <w:color w:val="1A1A1A" w:themeColor="background1" w:themeShade="1A"/>
+          <w:sz w:val="21"/>
+          <w:szCs w:val="21"/>
+          <w:lang w:eastAsia="en-GB"/>
+        </w:rPr>
+        <w:t>DataTable</w:t>
+      </w:r>
+      <w:proofErr w:type="spellEnd"/>
+      <w:proofErr w:type="gramEnd"/>
+      <w:r>
+        <w:rPr>
+          <w:rFonts w:ascii="Consolas" w:eastAsia="Times New Roman" w:hAnsi="Consolas" w:cs="Times New Roman"/>
+          <w:color w:val="1A1A1A" w:themeColor="background1" w:themeShade="1A"/>
+          <w:sz w:val="21"/>
+          <w:szCs w:val="21"/>
+          <w:lang w:eastAsia="en-GB"/>
+        </w:rPr>
         <w:t>({</w:t>
       </w:r>
     </w:p>
@@ -42266,19 +41575,9 @@
           <w:szCs w:val="21"/>
           <w:lang w:eastAsia="en-GB"/>
         </w:rPr>
-        <w:t>function(</w:t>
+        <w:t>function(){</w:t>
       </w:r>
       <w:proofErr w:type="gramEnd"/>
-      <w:r>
-        <w:rPr>
-          <w:rFonts w:ascii="Consolas" w:eastAsia="Times New Roman" w:hAnsi="Consolas" w:cs="Times New Roman"/>
-          <w:color w:val="1A1A1A" w:themeColor="background1" w:themeShade="1A"/>
-          <w:sz w:val="21"/>
-          <w:szCs w:val="21"/>
-          <w:lang w:eastAsia="en-GB"/>
-        </w:rPr>
-        <w:t>){</w:t>
-      </w:r>
     </w:p>
     <w:p>
       <w:pPr>
@@ -42790,7 +42089,7 @@
 </file>
 
 <file path=word/endnotes.xml><?xml version="1.0" encoding="utf-8"?>
-<w:endnotes xmlns:wpc="http://schemas.microsoft.com/office/word/2010/wordprocessingCanvas" xmlns:cx="http://schemas.microsoft.com/office/drawing/2014/chartex" xmlns:cx1="http://schemas.microsoft.com/office/drawing/2015/9/8/chartex" xmlns:cx2="http://schemas.microsoft.com/office/drawing/2015/10/21/chartex" xmlns:cx3="http://schemas.microsoft.com/office/drawing/2016/5/9/chartex" xmlns:cx4="http://schemas.microsoft.com/office/drawing/2016/5/10/chartex" xmlns:cx5="http://schemas.microsoft.com/office/drawing/2016/5/11/chartex" xmlns:cx6="http://schemas.microsoft.com/office/drawing/2016/5/12/chartex" xmlns:cx7="http://schemas.microsoft.com/office/drawing/2016/5/13/chartex" xmlns:cx8="http://schemas.microsoft.com/office/drawing/2016/5/14/chartex" xmlns:mc="http://schemas.openxmlformats.org/markup-compatibility/2006" xmlns:aink="http://schemas.microsoft.com/office/drawing/2016/ink" xmlns:am3d="http://schemas.microsoft.com/office/drawing/2017/model3d" xmlns:o="urn:schemas-microsoft-com:office:office" xmlns:r="http://schemas.openxmlformats.org/officeDocument/2006/relationships" xmlns:m="http://schemas.openxmlformats.org/officeDocument/2006/math" xmlns:v="urn:schemas-microsoft-com:vml" xmlns:wp14="http://schemas.microsoft.com/office/word/2010/wordprocessingDrawing" xmlns:wp="http://schemas.openxmlformats.org/drawingml/2006/wordprocessingDrawing" xmlns:w10="urn:schemas-microsoft-com:office:word" xmlns:w="http://schemas.openxmlformats.org/wordprocessingml/2006/main" xmlns:w14="http://schemas.microsoft.com/office/word/2010/wordml" xmlns:w15="http://schemas.microsoft.com/office/word/2012/wordml" xmlns:w16cid="http://schemas.microsoft.com/office/word/2016/wordml/cid" xmlns:w16se="http://schemas.microsoft.com/office/word/2015/wordml/symex" xmlns:wpg="http://schemas.microsoft.com/office/word/2010/wordprocessingGroup" xmlns:wpi="http://schemas.microsoft.com/office/word/2010/wordprocessingInk" xmlns:wne="http://schemas.microsoft.com/office/word/2006/wordml" xmlns:wps="http://schemas.microsoft.com/office/word/2010/wordprocessingShape" mc:Ignorable="w14 w15 w16se w16cid wp14">
+<w:endnotes xmlns:wpc="http://schemas.microsoft.com/office/word/2010/wordprocessingCanvas" xmlns:cx="http://schemas.microsoft.com/office/drawing/2014/chartex" xmlns:cx1="http://schemas.microsoft.com/office/drawing/2015/9/8/chartex" xmlns:cx2="http://schemas.microsoft.com/office/drawing/2015/10/21/chartex" xmlns:cx3="http://schemas.microsoft.com/office/drawing/2016/5/9/chartex" xmlns:cx4="http://schemas.microsoft.com/office/drawing/2016/5/10/chartex" xmlns:cx5="http://schemas.microsoft.com/office/drawing/2016/5/11/chartex" xmlns:cx6="http://schemas.microsoft.com/office/drawing/2016/5/12/chartex" xmlns:cx7="http://schemas.microsoft.com/office/drawing/2016/5/13/chartex" xmlns:cx8="http://schemas.microsoft.com/office/drawing/2016/5/14/chartex" xmlns:mc="http://schemas.openxmlformats.org/markup-compatibility/2006" xmlns:aink="http://schemas.microsoft.com/office/drawing/2016/ink" xmlns:am3d="http://schemas.microsoft.com/office/drawing/2017/model3d" xmlns:o="urn:schemas-microsoft-com:office:office" xmlns:oel="http://schemas.microsoft.com/office/2019/extlst" xmlns:r="http://schemas.openxmlformats.org/officeDocument/2006/relationships" xmlns:m="http://schemas.openxmlformats.org/officeDocument/2006/math" xmlns:v="urn:schemas-microsoft-com:vml" xmlns:wp14="http://schemas.microsoft.com/office/word/2010/wordprocessingDrawing" xmlns:wp="http://schemas.openxmlformats.org/drawingml/2006/wordprocessingDrawing" xmlns:w10="urn:schemas-microsoft-com:office:word" xmlns:w="http://schemas.openxmlformats.org/wordprocessingml/2006/main" xmlns:w14="http://schemas.microsoft.com/office/word/2010/wordml" xmlns:w15="http://schemas.microsoft.com/office/word/2012/wordml" xmlns:w16cei="http://schemas.microsoft.com/office/word/2026/wordml/cei" xmlns:w16cex="http://schemas.microsoft.com/office/word/2018/wordml/cex" xmlns:w16cid="http://schemas.microsoft.com/office/word/2016/wordml/cid" xmlns:w16="http://schemas.microsoft.com/office/word/2018/wordml" xmlns:w16du="http://schemas.microsoft.com/office/word/2023/wordml/word16du" xmlns:w16sdtdh="http://schemas.microsoft.com/office/word/2020/wordml/sdtdatahash" xmlns:w16sdtfl="http://schemas.microsoft.com/office/word/2024/wordml/sdtformatlock" xmlns:w16se="http://schemas.microsoft.com/office/word/2015/wordml/symex" xmlns:wpg="http://schemas.microsoft.com/office/word/2010/wordprocessingGroup" xmlns:wpi="http://schemas.microsoft.com/office/word/2010/wordprocessingInk" xmlns:wne="http://schemas.microsoft.com/office/word/2006/wordml" xmlns:wps="http://schemas.microsoft.com/office/word/2010/wordprocessingShape" mc:Ignorable="w14 w15 w16se w16cid w16 w16cex w16sdtdh w16sdtfl w16du wp14">
   <w:endnote w:type="separator" w:id="-1">
     <w:p>
       <w:pPr>
@@ -42815,7 +42114,7 @@
 </file>
 
 <file path=word/footer1.xml><?xml version="1.0" encoding="utf-8"?>
-<w:ftr xmlns:wpc="http://schemas.microsoft.com/office/word/2010/wordprocessingCanvas" xmlns:cx="http://schemas.microsoft.com/office/drawing/2014/chartex" xmlns:cx1="http://schemas.microsoft.com/office/drawing/2015/9/8/chartex" xmlns:cx2="http://schemas.microsoft.com/office/drawing/2015/10/21/chartex" xmlns:cx3="http://schemas.microsoft.com/office/drawing/2016/5/9/chartex" xmlns:cx4="http://schemas.microsoft.com/office/drawing/2016/5/10/chartex" xmlns:cx5="http://schemas.microsoft.com/office/drawing/2016/5/11/chartex" xmlns:cx6="http://schemas.microsoft.com/office/drawing/2016/5/12/chartex" xmlns:cx7="http://schemas.microsoft.com/office/drawing/2016/5/13/chartex" xmlns:cx8="http://schemas.microsoft.com/office/drawing/2016/5/14/chartex" xmlns:mc="http://schemas.openxmlformats.org/markup-compatibility/2006" xmlns:aink="http://schemas.microsoft.com/office/drawing/2016/ink" xmlns:am3d="http://schemas.microsoft.com/office/drawing/2017/model3d" xmlns:o="urn:schemas-microsoft-com:office:office" xmlns:r="http://schemas.openxmlformats.org/officeDocument/2006/relationships" xmlns:m="http://schemas.openxmlformats.org/officeDocument/2006/math" xmlns:v="urn:schemas-microsoft-com:vml" xmlns:wp14="http://schemas.microsoft.com/office/word/2010/wordprocessingDrawing" xmlns:wp="http://schemas.openxmlformats.org/drawingml/2006/wordprocessingDrawing" xmlns:w10="urn:schemas-microsoft-com:office:word" xmlns:w="http://schemas.openxmlformats.org/wordprocessingml/2006/main" xmlns:w14="http://schemas.microsoft.com/office/word/2010/wordml" xmlns:w15="http://schemas.microsoft.com/office/word/2012/wordml" xmlns:w16cid="http://schemas.microsoft.com/office/word/2016/wordml/cid" xmlns:w16se="http://schemas.microsoft.com/office/word/2015/wordml/symex" xmlns:wpg="http://schemas.microsoft.com/office/word/2010/wordprocessingGroup" xmlns:wpi="http://schemas.microsoft.com/office/word/2010/wordprocessingInk" xmlns:wne="http://schemas.microsoft.com/office/word/2006/wordml" xmlns:wps="http://schemas.microsoft.com/office/word/2010/wordprocessingShape" mc:Ignorable="w14 w15 w16se w16cid wp14">
+<w:ftr xmlns:wpc="http://schemas.microsoft.com/office/word/2010/wordprocessingCanvas" xmlns:cx="http://schemas.microsoft.com/office/drawing/2014/chartex" xmlns:cx1="http://schemas.microsoft.com/office/drawing/2015/9/8/chartex" xmlns:cx2="http://schemas.microsoft.com/office/drawing/2015/10/21/chartex" xmlns:cx3="http://schemas.microsoft.com/office/drawing/2016/5/9/chartex" xmlns:cx4="http://schemas.microsoft.com/office/drawing/2016/5/10/chartex" xmlns:cx5="http://schemas.microsoft.com/office/drawing/2016/5/11/chartex" xmlns:cx6="http://schemas.microsoft.com/office/drawing/2016/5/12/chartex" xmlns:cx7="http://schemas.microsoft.com/office/drawing/2016/5/13/chartex" xmlns:cx8="http://schemas.microsoft.com/office/drawing/2016/5/14/chartex" xmlns:mc="http://schemas.openxmlformats.org/markup-compatibility/2006" xmlns:aink="http://schemas.microsoft.com/office/drawing/2016/ink" xmlns:am3d="http://schemas.microsoft.com/office/drawing/2017/model3d" xmlns:o="urn:schemas-microsoft-com:office:office" xmlns:oel="http://schemas.microsoft.com/office/2019/extlst" xmlns:r="http://schemas.openxmlformats.org/officeDocument/2006/relationships" xmlns:m="http://schemas.openxmlformats.org/officeDocument/2006/math" xmlns:v="urn:schemas-microsoft-com:vml" xmlns:wp14="http://schemas.microsoft.com/office/word/2010/wordprocessingDrawing" xmlns:wp="http://schemas.openxmlformats.org/drawingml/2006/wordprocessingDrawing" xmlns:w10="urn:schemas-microsoft-com:office:word" xmlns:w="http://schemas.openxmlformats.org/wordprocessingml/2006/main" xmlns:w14="http://schemas.microsoft.com/office/word/2010/wordml" xmlns:w15="http://schemas.microsoft.com/office/word/2012/wordml" xmlns:w16cei="http://schemas.microsoft.com/office/word/2026/wordml/cei" xmlns:w16cex="http://schemas.microsoft.com/office/word/2018/wordml/cex" xmlns:w16cid="http://schemas.microsoft.com/office/word/2016/wordml/cid" xmlns:w16="http://schemas.microsoft.com/office/word/2018/wordml" xmlns:w16du="http://schemas.microsoft.com/office/word/2023/wordml/word16du" xmlns:w16sdtdh="http://schemas.microsoft.com/office/word/2020/wordml/sdtdatahash" xmlns:w16sdtfl="http://schemas.microsoft.com/office/word/2024/wordml/sdtformatlock" xmlns:w16se="http://schemas.microsoft.com/office/word/2015/wordml/symex" xmlns:wpg="http://schemas.microsoft.com/office/word/2010/wordprocessingGroup" xmlns:wpi="http://schemas.microsoft.com/office/word/2010/wordprocessingInk" xmlns:wne="http://schemas.microsoft.com/office/word/2006/wordml" xmlns:wps="http://schemas.microsoft.com/office/word/2010/wordprocessingShape" mc:Ignorable="w14 w15 w16se w16cid w16 w16cex w16sdtdh w16sdtfl w16du wp14">
   <w:sdt>
     <w:sdtPr>
       <w:id w:val="484432806"/>
@@ -42868,7 +42167,7 @@
 </file>
 
 <file path=word/footnotes.xml><?xml version="1.0" encoding="utf-8"?>
-<w:footnotes xmlns:wpc="http://schemas.microsoft.com/office/word/2010/wordprocessingCanvas" xmlns:cx="http://schemas.microsoft.com/office/drawing/2014/chartex" xmlns:cx1="http://schemas.microsoft.com/office/drawing/2015/9/8/chartex" xmlns:cx2="http://schemas.microsoft.com/office/drawing/2015/10/21/chartex" xmlns:cx3="http://schemas.microsoft.com/office/drawing/2016/5/9/chartex" xmlns:cx4="http://schemas.microsoft.com/office/drawing/2016/5/10/chartex" xmlns:cx5="http://schemas.microsoft.com/office/drawing/2016/5/11/chartex" xmlns:cx6="http://schemas.microsoft.com/office/drawing/2016/5/12/chartex" xmlns:cx7="http://schemas.microsoft.com/office/drawing/2016/5/13/chartex" xmlns:cx8="http://schemas.microsoft.com/office/drawing/2016/5/14/chartex" xmlns:mc="http://schemas.openxmlformats.org/markup-compatibility/2006" xmlns:aink="http://schemas.microsoft.com/office/drawing/2016/ink" xmlns:am3d="http://schemas.microsoft.com/office/drawing/2017/model3d" xmlns:o="urn:schemas-microsoft-com:office:office" xmlns:r="http://schemas.openxmlformats.org/officeDocument/2006/relationships" xmlns:m="http://schemas.openxmlformats.org/officeDocument/2006/math" xmlns:v="urn:schemas-microsoft-com:vml" xmlns:wp14="http://schemas.microsoft.com/office/word/2010/wordprocessingDrawing" xmlns:wp="http://schemas.openxmlformats.org/drawingml/2006/wordprocessingDrawing" xmlns:w10="urn:schemas-microsoft-com:office:word" xmlns:w="http://schemas.openxmlformats.org/wordprocessingml/2006/main" xmlns:w14="http://schemas.microsoft.com/office/word/2010/wordml" xmlns:w15="http://schemas.microsoft.com/office/word/2012/wordml" xmlns:w16cid="http://schemas.microsoft.com/office/word/2016/wordml/cid" xmlns:w16se="http://schemas.microsoft.com/office/word/2015/wordml/symex" xmlns:wpg="http://schemas.microsoft.com/office/word/2010/wordprocessingGroup" xmlns:wpi="http://schemas.microsoft.com/office/word/2010/wordprocessingInk" xmlns:wne="http://schemas.microsoft.com/office/word/2006/wordml" xmlns:wps="http://schemas.microsoft.com/office/word/2010/wordprocessingShape" mc:Ignorable="w14 w15 w16se w16cid wp14">
+<w:footnotes xmlns:wpc="http://schemas.microsoft.com/office/word/2010/wordprocessingCanvas" xmlns:cx="http://schemas.microsoft.com/office/drawing/2014/chartex" xmlns:cx1="http://schemas.microsoft.com/office/drawing/2015/9/8/chartex" xmlns:cx2="http://schemas.microsoft.com/office/drawing/2015/10/21/chartex" xmlns:cx3="http://schemas.microsoft.com/office/drawing/2016/5/9/chartex" xmlns:cx4="http://schemas.microsoft.com/office/drawing/2016/5/10/chartex" xmlns:cx5="http://schemas.microsoft.com/office/drawing/2016/5/11/chartex" xmlns:cx6="http://schemas.microsoft.com/office/drawing/2016/5/12/chartex" xmlns:cx7="http://schemas.microsoft.com/office/drawing/2016/5/13/chartex" xmlns:cx8="http://schemas.microsoft.com/office/drawing/2016/5/14/chartex" xmlns:mc="http://schemas.openxmlformats.org/markup-compatibility/2006" xmlns:aink="http://schemas.microsoft.com/office/drawing/2016/ink" xmlns:am3d="http://schemas.microsoft.com/office/drawing/2017/model3d" xmlns:o="urn:schemas-microsoft-com:office:office" xmlns:oel="http://schemas.microsoft.com/office/2019/extlst" xmlns:r="http://schemas.openxmlformats.org/officeDocument/2006/relationships" xmlns:m="http://schemas.openxmlformats.org/officeDocument/2006/math" xmlns:v="urn:schemas-microsoft-com:vml" xmlns:wp14="http://schemas.microsoft.com/office/word/2010/wordprocessingDrawing" xmlns:wp="http://schemas.openxmlformats.org/drawingml/2006/wordprocessingDrawing" xmlns:w10="urn:schemas-microsoft-com:office:word" xmlns:w="http://schemas.openxmlformats.org/wordprocessingml/2006/main" xmlns:w14="http://schemas.microsoft.com/office/word/2010/wordml" xmlns:w15="http://schemas.microsoft.com/office/word/2012/wordml" xmlns:w16cei="http://schemas.microsoft.com/office/word/2026/wordml/cei" xmlns:w16cex="http://schemas.microsoft.com/office/word/2018/wordml/cex" xmlns:w16cid="http://schemas.microsoft.com/office/word/2016/wordml/cid" xmlns:w16="http://schemas.microsoft.com/office/word/2018/wordml" xmlns:w16du="http://schemas.microsoft.com/office/word/2023/wordml/word16du" xmlns:w16sdtdh="http://schemas.microsoft.com/office/word/2020/wordml/sdtdatahash" xmlns:w16sdtfl="http://schemas.microsoft.com/office/word/2024/wordml/sdtformatlock" xmlns:w16se="http://schemas.microsoft.com/office/word/2015/wordml/symex" xmlns:wpg="http://schemas.microsoft.com/office/word/2010/wordprocessingGroup" xmlns:wpi="http://schemas.microsoft.com/office/word/2010/wordprocessingInk" xmlns:wne="http://schemas.microsoft.com/office/word/2006/wordml" xmlns:wps="http://schemas.microsoft.com/office/word/2010/wordprocessingShape" mc:Ignorable="w14 w15 w16se w16cid w16 w16cex w16sdtdh w16sdtfl w16du wp14">
   <w:footnote w:type="separator" w:id="-1">
     <w:p>
       <w:pPr>
@@ -42893,7 +42192,7 @@
 </file>
 
 <file path=word/numbering.xml><?xml version="1.0" encoding="utf-8"?>
-<w:numbering xmlns:wpc="http://schemas.microsoft.com/office/word/2010/wordprocessingCanvas" xmlns:cx="http://schemas.microsoft.com/office/drawing/2014/chartex" xmlns:cx1="http://schemas.microsoft.com/office/drawing/2015/9/8/chartex" xmlns:cx2="http://schemas.microsoft.com/office/drawing/2015/10/21/chartex" xmlns:cx3="http://schemas.microsoft.com/office/drawing/2016/5/9/chartex" xmlns:cx4="http://schemas.microsoft.com/office/drawing/2016/5/10/chartex" xmlns:cx5="http://schemas.microsoft.com/office/drawing/2016/5/11/chartex" xmlns:cx6="http://schemas.microsoft.com/office/drawing/2016/5/12/chartex" xmlns:cx7="http://schemas.microsoft.com/office/drawing/2016/5/13/chartex" xmlns:cx8="http://schemas.microsoft.com/office/drawing/2016/5/14/chartex" xmlns:mc="http://schemas.openxmlformats.org/markup-compatibility/2006" xmlns:aink="http://schemas.microsoft.com/office/drawing/2016/ink" xmlns:am3d="http://schemas.microsoft.com/office/drawing/2017/model3d" xmlns:o="urn:schemas-microsoft-com:office:office" xmlns:r="http://schemas.openxmlformats.org/officeDocument/2006/relationships" xmlns:m="http://schemas.openxmlformats.org/officeDocument/2006/math" xmlns:v="urn:schemas-microsoft-com:vml" xmlns:wp14="http://schemas.microsoft.com/office/word/2010/wordprocessingDrawing" xmlns:wp="http://schemas.openxmlformats.org/drawingml/2006/wordprocessingDrawing" xmlns:w10="urn:schemas-microsoft-com:office:word" xmlns:w="http://schemas.openxmlformats.org/wordprocessingml/2006/main" xmlns:w14="http://schemas.microsoft.com/office/word/2010/wordml" xmlns:w15="http://schemas.microsoft.com/office/word/2012/wordml" xmlns:w16cid="http://schemas.microsoft.com/office/word/2016/wordml/cid" xmlns:w16se="http://schemas.microsoft.com/office/word/2015/wordml/symex" xmlns:wpg="http://schemas.microsoft.com/office/word/2010/wordprocessingGroup" xmlns:wpi="http://schemas.microsoft.com/office/word/2010/wordprocessingInk" xmlns:wne="http://schemas.microsoft.com/office/word/2006/wordml" xmlns:wps="http://schemas.microsoft.com/office/word/2010/wordprocessingShape" mc:Ignorable="w14 w15 w16se w16cid wp14">
+<w:numbering xmlns:wpc="http://schemas.microsoft.com/office/word/2010/wordprocessingCanvas" xmlns:cx="http://schemas.microsoft.com/office/drawing/2014/chartex" xmlns:cx1="http://schemas.microsoft.com/office/drawing/2015/9/8/chartex" xmlns:cx2="http://schemas.microsoft.com/office/drawing/2015/10/21/chartex" xmlns:cx3="http://schemas.microsoft.com/office/drawing/2016/5/9/chartex" xmlns:cx4="http://schemas.microsoft.com/office/drawing/2016/5/10/chartex" xmlns:cx5="http://schemas.microsoft.com/office/drawing/2016/5/11/chartex" xmlns:cx6="http://schemas.microsoft.com/office/drawing/2016/5/12/chartex" xmlns:cx7="http://schemas.microsoft.com/office/drawing/2016/5/13/chartex" xmlns:cx8="http://schemas.microsoft.com/office/drawing/2016/5/14/chartex" xmlns:mc="http://schemas.openxmlformats.org/markup-compatibility/2006" xmlns:aink="http://schemas.microsoft.com/office/drawing/2016/ink" xmlns:am3d="http://schemas.microsoft.com/office/drawing/2017/model3d" xmlns:o="urn:schemas-microsoft-com:office:office" xmlns:oel="http://schemas.microsoft.com/office/2019/extlst" xmlns:r="http://schemas.openxmlformats.org/officeDocument/2006/relationships" xmlns:m="http://schemas.openxmlformats.org/officeDocument/2006/math" xmlns:v="urn:schemas-microsoft-com:vml" xmlns:wp14="http://schemas.microsoft.com/office/word/2010/wordprocessingDrawing" xmlns:wp="http://schemas.openxmlformats.org/drawingml/2006/wordprocessingDrawing" xmlns:w10="urn:schemas-microsoft-com:office:word" xmlns:w="http://schemas.openxmlformats.org/wordprocessingml/2006/main" xmlns:w14="http://schemas.microsoft.com/office/word/2010/wordml" xmlns:w15="http://schemas.microsoft.com/office/word/2012/wordml" xmlns:w16cei="http://schemas.microsoft.com/office/word/2026/wordml/cei" xmlns:w16cex="http://schemas.microsoft.com/office/word/2018/wordml/cex" xmlns:w16cid="http://schemas.microsoft.com/office/word/2016/wordml/cid" xmlns:w16="http://schemas.microsoft.com/office/word/2018/wordml" xmlns:w16du="http://schemas.microsoft.com/office/word/2023/wordml/word16du" xmlns:w16sdtdh="http://schemas.microsoft.com/office/word/2020/wordml/sdtdatahash" xmlns:w16sdtfl="http://schemas.microsoft.com/office/word/2024/wordml/sdtformatlock" xmlns:w16se="http://schemas.microsoft.com/office/word/2015/wordml/symex" xmlns:wpg="http://schemas.microsoft.com/office/word/2010/wordprocessingGroup" xmlns:wpi="http://schemas.microsoft.com/office/word/2010/wordprocessingInk" xmlns:wne="http://schemas.microsoft.com/office/word/2006/wordml" xmlns:wps="http://schemas.microsoft.com/office/word/2010/wordprocessingShape" mc:Ignorable="w14 w15 w16se w16cid w16 w16cex w16sdtdh w16sdtfl w16du wp14">
   <w:abstractNum w:abstractNumId="0" w15:restartNumberingAfterBreak="0">
     <w:nsid w:val="049F65C2"/>
     <w:multiLevelType w:val="hybridMultilevel"/>
@@ -44381,46 +43680,46 @@
       </w:pPr>
     </w:lvl>
   </w:abstractNum>
-  <w:num w:numId="1">
+  <w:num w:numId="1" w16cid:durableId="163932552">
     <w:abstractNumId w:val="12"/>
   </w:num>
-  <w:num w:numId="2">
+  <w:num w:numId="2" w16cid:durableId="425226998">
     <w:abstractNumId w:val="13"/>
   </w:num>
-  <w:num w:numId="3">
+  <w:num w:numId="3" w16cid:durableId="1731881510">
     <w:abstractNumId w:val="15"/>
   </w:num>
-  <w:num w:numId="4">
+  <w:num w:numId="4" w16cid:durableId="1225095932">
     <w:abstractNumId w:val="11"/>
   </w:num>
-  <w:num w:numId="5">
+  <w:num w:numId="5" w16cid:durableId="1086994193">
     <w:abstractNumId w:val="7"/>
   </w:num>
-  <w:num w:numId="6">
+  <w:num w:numId="6" w16cid:durableId="1606310374">
     <w:abstractNumId w:val="2"/>
   </w:num>
-  <w:num w:numId="7">
+  <w:num w:numId="7" w16cid:durableId="111826097">
     <w:abstractNumId w:val="10"/>
   </w:num>
-  <w:num w:numId="8">
+  <w:num w:numId="8" w16cid:durableId="124856319">
     <w:abstractNumId w:val="6"/>
   </w:num>
-  <w:num w:numId="9">
+  <w:num w:numId="9" w16cid:durableId="1222445093">
     <w:abstractNumId w:val="14"/>
   </w:num>
-  <w:num w:numId="10">
+  <w:num w:numId="10" w16cid:durableId="779841941">
     <w:abstractNumId w:val="8"/>
   </w:num>
-  <w:num w:numId="11">
+  <w:num w:numId="11" w16cid:durableId="1172527755">
     <w:abstractNumId w:val="5"/>
   </w:num>
-  <w:num w:numId="12">
+  <w:num w:numId="12" w16cid:durableId="626081982">
     <w:abstractNumId w:val="9"/>
   </w:num>
-  <w:num w:numId="13">
+  <w:num w:numId="13" w16cid:durableId="213931818">
     <w:abstractNumId w:val="1"/>
   </w:num>
-  <w:num w:numId="14">
+  <w:num w:numId="14" w16cid:durableId="1923568275">
     <w:abstractNumId w:val="3"/>
     <w:lvlOverride w:ilvl="0">
       <w:startOverride w:val="1"/>
@@ -44450,10 +43749,10 @@
       <w:startOverride w:val="1"/>
     </w:lvlOverride>
   </w:num>
-  <w:num w:numId="15">
+  <w:num w:numId="15" w16cid:durableId="1893232113">
     <w:abstractNumId w:val="4"/>
   </w:num>
-  <w:num w:numId="16">
+  <w:num w:numId="16" w16cid:durableId="1114642059">
     <w:abstractNumId w:val="0"/>
   </w:num>
   <w:numIdMacAtCleanup w:val="16"/>
@@ -44461,7 +43760,7 @@
 </file>
 
 <file path=word/styles.xml><?xml version="1.0" encoding="utf-8"?>
-<w:styles xmlns:mc="http://schemas.openxmlformats.org/markup-compatibility/2006" xmlns:r="http://schemas.openxmlformats.org/officeDocument/2006/relationships" xmlns:w="http://schemas.openxmlformats.org/wordprocessingml/2006/main" xmlns:w14="http://schemas.microsoft.com/office/word/2010/wordml" xmlns:w15="http://schemas.microsoft.com/office/word/2012/wordml" xmlns:w16cid="http://schemas.microsoft.com/office/word/2016/wordml/cid" xmlns:w16se="http://schemas.microsoft.com/office/word/2015/wordml/symex" mc:Ignorable="w14 w15 w16se w16cid">
+<w:styles xmlns:mc="http://schemas.openxmlformats.org/markup-compatibility/2006" xmlns:r="http://schemas.openxmlformats.org/officeDocument/2006/relationships" xmlns:w="http://schemas.openxmlformats.org/wordprocessingml/2006/main" xmlns:w14="http://schemas.microsoft.com/office/word/2010/wordml" xmlns:w15="http://schemas.microsoft.com/office/word/2012/wordml" xmlns:w16cex="http://schemas.microsoft.com/office/word/2018/wordml/cex" xmlns:w16cid="http://schemas.microsoft.com/office/word/2016/wordml/cid" xmlns:w16="http://schemas.microsoft.com/office/word/2018/wordml" xmlns:w16du="http://schemas.microsoft.com/office/word/2023/wordml/word16du" xmlns:w16sdtdh="http://schemas.microsoft.com/office/word/2020/wordml/sdtdatahash" xmlns:w16sdtfl="http://schemas.microsoft.com/office/word/2024/wordml/sdtformatlock" xmlns:w16se="http://schemas.microsoft.com/office/word/2015/wordml/symex" mc:Ignorable="w14 w15 w16se w16cid w16 w16cex w16sdtdh w16sdtfl w16du">
   <w:docDefaults>
     <w:rPrDefault>
       <w:rPr>
